--- a/prototype/docs/智慧园区小程序PRD.docx
+++ b/prototype/docs/智慧园区小程序PRD.docx
@@ -12,12 +12,12 @@
     </w:p>
     <w:p>
       <w:r>
-        <w:t>文档版本：V1.0</w:t>
-      </w:r>
-    </w:p>
-    <w:p>
-      <w:r>
-        <w:t>编写依据：prototype/ 交互原型源码（index.html、js/app.js、css/*）</w:t>
+        <w:t>文档版本：V1.1</w:t>
+      </w:r>
+    </w:p>
+    <w:p>
+      <w:r>
+        <w:t>编写依据：prototype/ 交互原型源码（index.html、js/app.js、css/*）及 dp/js/public-warehouse-data.js</w:t>
       </w:r>
     </w:p>
     <w:p>
@@ -97,7 +97,7 @@
         </w:numPr>
       </w:pPr>
       <w:r>
-        <w:t>样式文件：style.css（主布局）、auth.css（认证及数据子页）、xiaoyu.css（小禹模块）、icons.css。</w:t>
+        <w:t>公物仓统计数据引用 dp/js/public-warehouse-data.js（PUBLIC_WAREHOUSE_DATA），与中台、大屏共享同一数据源。</w:t>
       </w:r>
     </w:p>
     <w:p>
@@ -109,20 +109,7 @@
         </w:numPr>
       </w:pPr>
       <w:r>
-        <w:t>原型外壳 index.html 含侧边栏调试快捷入口及跨系统链接（大屏、中台、小程序、底座）。</w:t>
-      </w:r>
-    </w:p>
-    <w:p>
-      <w:pPr>
-        <w:pStyle w:val="4"/>
-      </w:pPr>
-      <w:r>
-        <w:t>1.3 信息架构总览</w:t>
-      </w:r>
-    </w:p>
-    <w:p>
-      <w:r>
-        <w:t>应用分为四个阶段/层级：</w:t>
+        <w:t>样式文件：style.css（主布局）、auth.css（认证及数据子页，含公物仓 gw-* 样式）、xiaoyu.css（小禹模块）、icons.css。</w:t>
       </w:r>
     </w:p>
     <w:p>
@@ -134,7 +121,20 @@
         </w:numPr>
       </w:pPr>
       <w:r>
-        <w:t>认证阶段：登录 → 选项目 → 进入应用</w:t>
+        <w:t>原型外壳 index.html 含侧边栏调试快捷入口及跨系统链接（大屏、中台、小程序、底座）。</w:t>
+      </w:r>
+    </w:p>
+    <w:p>
+      <w:pPr>
+        <w:pStyle w:val="4"/>
+      </w:pPr>
+      <w:r>
+        <w:t>1.3 信息架构总览</w:t>
+      </w:r>
+    </w:p>
+    <w:p>
+      <w:r>
+        <w:t>应用分为四个阶段/层级：</w:t>
       </w:r>
     </w:p>
     <w:p>
@@ -146,7 +146,7 @@
         </w:numPr>
       </w:pPr>
       <w:r>
-        <w:t>主 Tab 导航：首页、协作、数据、我的</w:t>
+        <w:t>认证阶段：登录 → 选项目 → 进入应用</w:t>
       </w:r>
     </w:p>
     <w:p>
@@ -158,7 +158,7 @@
         </w:numPr>
       </w:pPr>
       <w:r>
-        <w:t>子页面：由首页/协作/我的及 FAB 入口打开的二级页面</w:t>
+        <w:t>主 Tab 导航：首页、协作、数据、我的</w:t>
       </w:r>
     </w:p>
     <w:p>
@@ -170,6 +170,18 @@
         </w:numPr>
       </w:pPr>
       <w:r>
+        <w:t>子页面：由首页/协作/我的及 FAB 入口打开的二级页面</w:t>
+      </w:r>
+    </w:p>
+    <w:p>
+      <w:pPr>
+        <w:pStyle w:val="7"/>
+        <w:numPr>
+          <w:ilvl w:val="0"/>
+          <w:numId w:val="1"/>
+        </w:numPr>
+      </w:pPr>
+      <w:r>
         <w:t>小禹模块：独立子页，内含智能体选择、对话、通知、个人中心等子阶段</w:t>
       </w:r>
     </w:p>
@@ -192,7 +204,7 @@
     <w:tbl>
       <w:tblPr>
         <w:tblStyle w:val="5"/>
-        <w:tblW w:w="0" w:type="auto"/>
+        <w:tblW w:w="9503" w:type="dxa"/>
         <w:tblInd w:w="0" w:type="dxa"/>
         <w:tblBorders>
           <w:top w:val="single" w:color="auto" w:sz="4" w:space="0"/>
@@ -211,10 +223,10 @@
         </w:tblCellMar>
       </w:tblPr>
       <w:tblGrid>
-        <w:gridCol w:w="2246"/>
-        <w:gridCol w:w="2277"/>
-        <w:gridCol w:w="2270"/>
-        <w:gridCol w:w="2253"/>
+        <w:gridCol w:w="1897"/>
+        <w:gridCol w:w="1523"/>
+        <w:gridCol w:w="2917"/>
+        <w:gridCol w:w="3166"/>
       </w:tblGrid>
       <w:tr>
         <w:tblPrEx>
@@ -235,7 +247,7 @@
         </w:tblPrEx>
         <w:tc>
           <w:tcPr>
-            <w:tcW w:w="2400" w:type="dxa"/>
+            <w:tcW w:w="1897" w:type="dxa"/>
           </w:tcPr>
           <w:p>
             <w:r>
@@ -248,7 +260,7 @@
         </w:tc>
         <w:tc>
           <w:tcPr>
-            <w:tcW w:w="2400" w:type="dxa"/>
+            <w:tcW w:w="1523" w:type="dxa"/>
           </w:tcPr>
           <w:p>
             <w:r>
@@ -261,7 +273,7 @@
         </w:tc>
         <w:tc>
           <w:tcPr>
-            <w:tcW w:w="2400" w:type="dxa"/>
+            <w:tcW w:w="2917" w:type="dxa"/>
           </w:tcPr>
           <w:p>
             <w:r>
@@ -274,7 +286,7 @@
         </w:tc>
         <w:tc>
           <w:tcPr>
-            <w:tcW w:w="2400" w:type="dxa"/>
+            <w:tcW w:w="3166" w:type="dxa"/>
           </w:tcPr>
           <w:p>
             <w:r>
@@ -305,7 +317,7 @@
         </w:tblPrEx>
         <w:tc>
           <w:tcPr>
-            <w:tcW w:w="2400" w:type="dxa"/>
+            <w:tcW w:w="1897" w:type="dxa"/>
           </w:tcPr>
           <w:p>
             <w:r>
@@ -315,7 +327,7 @@
         </w:tc>
         <w:tc>
           <w:tcPr>
-            <w:tcW w:w="2400" w:type="dxa"/>
+            <w:tcW w:w="1523" w:type="dxa"/>
           </w:tcPr>
           <w:p>
             <w:r>
@@ -325,7 +337,7 @@
         </w:tc>
         <w:tc>
           <w:tcPr>
-            <w:tcW w:w="2400" w:type="dxa"/>
+            <w:tcW w:w="2917" w:type="dxa"/>
           </w:tcPr>
           <w:p>
             <w:r>
@@ -335,7 +347,7 @@
         </w:tc>
         <w:tc>
           <w:tcPr>
-            <w:tcW w:w="2400" w:type="dxa"/>
+            <w:tcW w:w="3166" w:type="dxa"/>
           </w:tcPr>
           <w:p>
             <w:r>
@@ -363,7 +375,7 @@
         </w:tblPrEx>
         <w:tc>
           <w:tcPr>
-            <w:tcW w:w="2400" w:type="dxa"/>
+            <w:tcW w:w="1897" w:type="dxa"/>
           </w:tcPr>
           <w:p>
             <w:r>
@@ -373,7 +385,7 @@
         </w:tc>
         <w:tc>
           <w:tcPr>
-            <w:tcW w:w="2400" w:type="dxa"/>
+            <w:tcW w:w="1523" w:type="dxa"/>
           </w:tcPr>
           <w:p>
             <w:r>
@@ -383,7 +395,7 @@
         </w:tc>
         <w:tc>
           <w:tcPr>
-            <w:tcW w:w="2400" w:type="dxa"/>
+            <w:tcW w:w="2917" w:type="dxa"/>
           </w:tcPr>
           <w:p>
             <w:r>
@@ -393,7 +405,7 @@
         </w:tc>
         <w:tc>
           <w:tcPr>
-            <w:tcW w:w="2400" w:type="dxa"/>
+            <w:tcW w:w="3166" w:type="dxa"/>
           </w:tcPr>
           <w:p>
             <w:r>
@@ -421,7 +433,7 @@
         </w:tblPrEx>
         <w:tc>
           <w:tcPr>
-            <w:tcW w:w="2400" w:type="dxa"/>
+            <w:tcW w:w="1897" w:type="dxa"/>
           </w:tcPr>
           <w:p>
             <w:r>
@@ -431,7 +443,7 @@
         </w:tc>
         <w:tc>
           <w:tcPr>
-            <w:tcW w:w="2400" w:type="dxa"/>
+            <w:tcW w:w="1523" w:type="dxa"/>
           </w:tcPr>
           <w:p>
             <w:r>
@@ -441,7 +453,7 @@
         </w:tc>
         <w:tc>
           <w:tcPr>
-            <w:tcW w:w="2400" w:type="dxa"/>
+            <w:tcW w:w="2917" w:type="dxa"/>
           </w:tcPr>
           <w:p>
             <w:r>
@@ -451,7 +463,7 @@
         </w:tc>
         <w:tc>
           <w:tcPr>
-            <w:tcW w:w="2400" w:type="dxa"/>
+            <w:tcW w:w="3166" w:type="dxa"/>
           </w:tcPr>
           <w:p>
             <w:r>
@@ -479,7 +491,7 @@
         </w:tblPrEx>
         <w:tc>
           <w:tcPr>
-            <w:tcW w:w="2400" w:type="dxa"/>
+            <w:tcW w:w="1897" w:type="dxa"/>
           </w:tcPr>
           <w:p>
             <w:r>
@@ -489,7 +501,7 @@
         </w:tc>
         <w:tc>
           <w:tcPr>
-            <w:tcW w:w="2400" w:type="dxa"/>
+            <w:tcW w:w="1523" w:type="dxa"/>
           </w:tcPr>
           <w:p>
             <w:r>
@@ -499,7 +511,7 @@
         </w:tc>
         <w:tc>
           <w:tcPr>
-            <w:tcW w:w="2400" w:type="dxa"/>
+            <w:tcW w:w="2917" w:type="dxa"/>
           </w:tcPr>
           <w:p>
             <w:r>
@@ -509,7 +521,7 @@
         </w:tc>
         <w:tc>
           <w:tcPr>
-            <w:tcW w:w="2400" w:type="dxa"/>
+            <w:tcW w:w="3166" w:type="dxa"/>
           </w:tcPr>
           <w:p>
             <w:r>
@@ -537,7 +549,7 @@
         </w:tblPrEx>
         <w:tc>
           <w:tcPr>
-            <w:tcW w:w="2400" w:type="dxa"/>
+            <w:tcW w:w="1897" w:type="dxa"/>
           </w:tcPr>
           <w:p>
             <w:r>
@@ -547,7 +559,7 @@
         </w:tc>
         <w:tc>
           <w:tcPr>
-            <w:tcW w:w="2400" w:type="dxa"/>
+            <w:tcW w:w="1523" w:type="dxa"/>
           </w:tcPr>
           <w:p>
             <w:r>
@@ -557,7 +569,7 @@
         </w:tc>
         <w:tc>
           <w:tcPr>
-            <w:tcW w:w="2400" w:type="dxa"/>
+            <w:tcW w:w="2917" w:type="dxa"/>
           </w:tcPr>
           <w:p>
             <w:r>
@@ -567,7 +579,7 @@
         </w:tc>
         <w:tc>
           <w:tcPr>
-            <w:tcW w:w="2400" w:type="dxa"/>
+            <w:tcW w:w="3166" w:type="dxa"/>
           </w:tcPr>
           <w:p>
             <w:r>
@@ -621,7 +633,7 @@
     <w:tbl>
       <w:tblPr>
         <w:tblStyle w:val="5"/>
-        <w:tblW w:w="0" w:type="auto"/>
+        <w:tblW w:w="9346" w:type="dxa"/>
         <w:tblInd w:w="0" w:type="dxa"/>
         <w:tblBorders>
           <w:top w:val="single" w:color="auto" w:sz="4" w:space="0"/>
@@ -642,7 +654,7 @@
       <w:tblGrid>
         <w:gridCol w:w="2400"/>
         <w:gridCol w:w="2400"/>
-        <w:gridCol w:w="2400"/>
+        <w:gridCol w:w="4546"/>
       </w:tblGrid>
       <w:tr>
         <w:tblPrEx>
@@ -654,12 +666,6 @@
             <w:insideH w:val="single" w:color="auto" w:sz="4" w:space="0"/>
             <w:insideV w:val="single" w:color="auto" w:sz="4" w:space="0"/>
           </w:tblBorders>
-          <w:tblCellMar>
-            <w:top w:w="0" w:type="dxa"/>
-            <w:left w:w="10" w:type="dxa"/>
-            <w:bottom w:w="0" w:type="dxa"/>
-            <w:right w:w="10" w:type="dxa"/>
-          </w:tblCellMar>
         </w:tblPrEx>
         <w:tc>
           <w:tcPr>
@@ -689,7 +695,7 @@
         </w:tc>
         <w:tc>
           <w:tcPr>
-            <w:tcW w:w="2400" w:type="dxa"/>
+            <w:tcW w:w="4546" w:type="dxa"/>
           </w:tcPr>
           <w:p>
             <w:r>
@@ -740,7 +746,7 @@
         </w:tc>
         <w:tc>
           <w:tcPr>
-            <w:tcW w:w="2400" w:type="dxa"/>
+            <w:tcW w:w="4546" w:type="dxa"/>
           </w:tcPr>
           <w:p>
             <w:r>
@@ -788,7 +794,7 @@
         </w:tc>
         <w:tc>
           <w:tcPr>
-            <w:tcW w:w="2400" w:type="dxa"/>
+            <w:tcW w:w="4546" w:type="dxa"/>
           </w:tcPr>
           <w:p>
             <w:r>
@@ -836,7 +842,7 @@
         </w:tc>
         <w:tc>
           <w:tcPr>
-            <w:tcW w:w="2400" w:type="dxa"/>
+            <w:tcW w:w="4546" w:type="dxa"/>
           </w:tcPr>
           <w:p>
             <w:r>
@@ -884,7 +890,7 @@
         </w:tc>
         <w:tc>
           <w:tcPr>
-            <w:tcW w:w="2400" w:type="dxa"/>
+            <w:tcW w:w="4546" w:type="dxa"/>
           </w:tcPr>
           <w:p>
             <w:r>
@@ -965,11 +971,6 @@
     <w:p>
       <w:r>
         <w:t>操作：登录 → doLogin() → Toast「登录成功」→ authPhase=selectProject；切换登录方式 → toggleLoginMode()。</w:t>
-      </w:r>
-    </w:p>
-    <w:p>
-      <w:r>
-        <w:t>原型说明：不做真实账号校验。</w:t>
       </w:r>
     </w:p>
     <w:p>
@@ -1767,14 +1768,6 @@
       </w:tr>
       <w:tr>
         <w:tblPrEx>
-          <w:tblBorders>
-            <w:top w:val="single" w:color="auto" w:sz="4" w:space="0"/>
-            <w:left w:val="single" w:color="auto" w:sz="4" w:space="0"/>
-            <w:bottom w:val="single" w:color="auto" w:sz="4" w:space="0"/>
-            <w:right w:val="single" w:color="auto" w:sz="4" w:space="0"/>
-            <w:insideH w:val="single" w:color="auto" w:sz="4" w:space="0"/>
-            <w:insideV w:val="single" w:color="auto" w:sz="4" w:space="0"/>
-          </w:tblBorders>
           <w:tblCellMar>
             <w:top w:w="0" w:type="dxa"/>
             <w:left w:w="10" w:type="dxa"/>
@@ -1868,6 +1861,236 @@
       </w:pPr>
       <w:r>
         <w:t>5.4 资产管理入口</w:t>
+      </w:r>
+    </w:p>
+    <w:tbl>
+      <w:tblPr>
+        <w:tblStyle w:val="5"/>
+        <w:tblW w:w="9070" w:type="dxa"/>
+        <w:tblInd w:w="0" w:type="dxa"/>
+        <w:tblBorders>
+          <w:top w:val="single" w:color="auto" w:sz="4" w:space="0"/>
+          <w:left w:val="single" w:color="auto" w:sz="4" w:space="0"/>
+          <w:bottom w:val="single" w:color="auto" w:sz="4" w:space="0"/>
+          <w:right w:val="single" w:color="auto" w:sz="4" w:space="0"/>
+          <w:insideH w:val="single" w:color="auto" w:sz="4" w:space="0"/>
+          <w:insideV w:val="single" w:color="auto" w:sz="4" w:space="0"/>
+        </w:tblBorders>
+        <w:tblLayout w:type="autofit"/>
+        <w:tblCellMar>
+          <w:top w:w="0" w:type="dxa"/>
+          <w:left w:w="10" w:type="dxa"/>
+          <w:bottom w:w="0" w:type="dxa"/>
+          <w:right w:w="10" w:type="dxa"/>
+        </w:tblCellMar>
+      </w:tblPr>
+      <w:tblGrid>
+        <w:gridCol w:w="2400"/>
+        <w:gridCol w:w="6670"/>
+      </w:tblGrid>
+      <w:tr>
+        <w:tblPrEx>
+          <w:tblBorders>
+            <w:top w:val="single" w:color="auto" w:sz="4" w:space="0"/>
+            <w:left w:val="single" w:color="auto" w:sz="4" w:space="0"/>
+            <w:bottom w:val="single" w:color="auto" w:sz="4" w:space="0"/>
+            <w:right w:val="single" w:color="auto" w:sz="4" w:space="0"/>
+            <w:insideH w:val="single" w:color="auto" w:sz="4" w:space="0"/>
+            <w:insideV w:val="single" w:color="auto" w:sz="4" w:space="0"/>
+          </w:tblBorders>
+          <w:tblCellMar>
+            <w:top w:w="0" w:type="dxa"/>
+            <w:left w:w="10" w:type="dxa"/>
+            <w:bottom w:w="0" w:type="dxa"/>
+            <w:right w:w="10" w:type="dxa"/>
+          </w:tblCellMar>
+        </w:tblPrEx>
+        <w:tc>
+          <w:tcPr>
+            <w:tcW w:w="2400" w:type="dxa"/>
+          </w:tcPr>
+          <w:p>
+            <w:r>
+              <w:rPr>
+                <w:b/>
+              </w:rPr>
+              <w:t>入口</w:t>
+            </w:r>
+          </w:p>
+        </w:tc>
+        <w:tc>
+          <w:tcPr>
+            <w:tcW w:w="6670" w:type="dxa"/>
+          </w:tcPr>
+          <w:p>
+            <w:r>
+              <w:rPr>
+                <w:b/>
+              </w:rPr>
+              <w:t>点击行为</w:t>
+            </w:r>
+          </w:p>
+        </w:tc>
+      </w:tr>
+      <w:tr>
+        <w:tblPrEx>
+          <w:tblBorders>
+            <w:top w:val="single" w:color="auto" w:sz="4" w:space="0"/>
+            <w:left w:val="single" w:color="auto" w:sz="4" w:space="0"/>
+            <w:bottom w:val="single" w:color="auto" w:sz="4" w:space="0"/>
+            <w:right w:val="single" w:color="auto" w:sz="4" w:space="0"/>
+            <w:insideH w:val="single" w:color="auto" w:sz="4" w:space="0"/>
+            <w:insideV w:val="single" w:color="auto" w:sz="4" w:space="0"/>
+          </w:tblBorders>
+          <w:tblCellMar>
+            <w:top w:w="0" w:type="dxa"/>
+            <w:left w:w="10" w:type="dxa"/>
+            <w:bottom w:w="0" w:type="dxa"/>
+            <w:right w:w="10" w:type="dxa"/>
+          </w:tblCellMar>
+        </w:tblPrEx>
+        <w:tc>
+          <w:tcPr>
+            <w:tcW w:w="2400" w:type="dxa"/>
+          </w:tcPr>
+          <w:p>
+            <w:r>
+              <w:t>空间</w:t>
+            </w:r>
+          </w:p>
+        </w:tc>
+        <w:tc>
+          <w:tcPr>
+            <w:tcW w:w="6670" w:type="dxa"/>
+          </w:tcPr>
+          <w:p>
+            <w:r>
+              <w:t>goToAssetSection('asset-type','space') → 资产数据总览并滚动至类型区</w:t>
+            </w:r>
+          </w:p>
+        </w:tc>
+      </w:tr>
+      <w:tr>
+        <w:tblPrEx>
+          <w:tblBorders>
+            <w:top w:val="single" w:color="auto" w:sz="4" w:space="0"/>
+            <w:left w:val="single" w:color="auto" w:sz="4" w:space="0"/>
+            <w:bottom w:val="single" w:color="auto" w:sz="4" w:space="0"/>
+            <w:right w:val="single" w:color="auto" w:sz="4" w:space="0"/>
+            <w:insideH w:val="single" w:color="auto" w:sz="4" w:space="0"/>
+            <w:insideV w:val="single" w:color="auto" w:sz="4" w:space="0"/>
+          </w:tblBorders>
+          <w:tblCellMar>
+            <w:top w:w="0" w:type="dxa"/>
+            <w:left w:w="10" w:type="dxa"/>
+            <w:bottom w:w="0" w:type="dxa"/>
+            <w:right w:w="10" w:type="dxa"/>
+          </w:tblCellMar>
+        </w:tblPrEx>
+        <w:tc>
+          <w:tcPr>
+            <w:tcW w:w="2400" w:type="dxa"/>
+          </w:tcPr>
+          <w:p>
+            <w:r>
+              <w:t>设备</w:t>
+            </w:r>
+          </w:p>
+        </w:tc>
+        <w:tc>
+          <w:tcPr>
+            <w:tcW w:w="6670" w:type="dxa"/>
+          </w:tcPr>
+          <w:p>
+            <w:r>
+              <w:t>goToAssetSection('asset-type','equipment') → 资产数据总览并滚动至类型区</w:t>
+            </w:r>
+          </w:p>
+        </w:tc>
+      </w:tr>
+      <w:tr>
+        <w:tblPrEx>
+          <w:tblBorders>
+            <w:top w:val="single" w:color="auto" w:sz="4" w:space="0"/>
+            <w:left w:val="single" w:color="auto" w:sz="4" w:space="0"/>
+            <w:bottom w:val="single" w:color="auto" w:sz="4" w:space="0"/>
+            <w:right w:val="single" w:color="auto" w:sz="4" w:space="0"/>
+            <w:insideH w:val="single" w:color="auto" w:sz="4" w:space="0"/>
+            <w:insideV w:val="single" w:color="auto" w:sz="4" w:space="0"/>
+          </w:tblBorders>
+          <w:tblCellMar>
+            <w:top w:w="0" w:type="dxa"/>
+            <w:left w:w="10" w:type="dxa"/>
+            <w:bottom w:w="0" w:type="dxa"/>
+            <w:right w:w="10" w:type="dxa"/>
+          </w:tblCellMar>
+        </w:tblPrEx>
+        <w:tc>
+          <w:tcPr>
+            <w:tcW w:w="2400" w:type="dxa"/>
+          </w:tcPr>
+          <w:p>
+            <w:r>
+              <w:t>公物仓</w:t>
+            </w:r>
+          </w:p>
+        </w:tc>
+        <w:tc>
+          <w:tcPr>
+            <w:tcW w:w="6670" w:type="dxa"/>
+          </w:tcPr>
+          <w:p>
+            <w:r>
+              <w:t>goToAssetSection('asset-warehouse') → 滚动至公物仓区</w:t>
+            </w:r>
+          </w:p>
+        </w:tc>
+      </w:tr>
+      <w:tr>
+        <w:tblPrEx>
+          <w:tblBorders>
+            <w:top w:val="single" w:color="auto" w:sz="4" w:space="0"/>
+            <w:left w:val="single" w:color="auto" w:sz="4" w:space="0"/>
+            <w:bottom w:val="single" w:color="auto" w:sz="4" w:space="0"/>
+            <w:right w:val="single" w:color="auto" w:sz="4" w:space="0"/>
+            <w:insideH w:val="single" w:color="auto" w:sz="4" w:space="0"/>
+            <w:insideV w:val="single" w:color="auto" w:sz="4" w:space="0"/>
+          </w:tblBorders>
+          <w:tblCellMar>
+            <w:top w:w="0" w:type="dxa"/>
+            <w:left w:w="10" w:type="dxa"/>
+            <w:bottom w:w="0" w:type="dxa"/>
+            <w:right w:w="10" w:type="dxa"/>
+          </w:tblCellMar>
+        </w:tblPrEx>
+        <w:tc>
+          <w:tcPr>
+            <w:tcW w:w="2400" w:type="dxa"/>
+          </w:tcPr>
+          <w:p>
+            <w:r>
+              <w:t>查看更多</w:t>
+            </w:r>
+          </w:p>
+        </w:tc>
+        <w:tc>
+          <w:tcPr>
+            <w:tcW w:w="6670" w:type="dxa"/>
+          </w:tcPr>
+          <w:p>
+            <w:r>
+              <w:t>openAssetData('space')</w:t>
+            </w:r>
+          </w:p>
+        </w:tc>
+      </w:tr>
+    </w:tbl>
+    <w:p>
+      <w:pPr>
+        <w:pStyle w:val="4"/>
+      </w:pPr>
+      <w:r>
+        <w:t>5.5 物业管理入口</w:t>
       </w:r>
     </w:p>
     <w:tbl>
@@ -1892,238 +2115,8 @@
         </w:tblCellMar>
       </w:tblPr>
       <w:tblGrid>
-        <w:gridCol w:w="2400"/>
-        <w:gridCol w:w="2400"/>
-      </w:tblGrid>
-      <w:tr>
-        <w:tblPrEx>
-          <w:tblBorders>
-            <w:top w:val="single" w:color="auto" w:sz="4" w:space="0"/>
-            <w:left w:val="single" w:color="auto" w:sz="4" w:space="0"/>
-            <w:bottom w:val="single" w:color="auto" w:sz="4" w:space="0"/>
-            <w:right w:val="single" w:color="auto" w:sz="4" w:space="0"/>
-            <w:insideH w:val="single" w:color="auto" w:sz="4" w:space="0"/>
-            <w:insideV w:val="single" w:color="auto" w:sz="4" w:space="0"/>
-          </w:tblBorders>
-          <w:tblCellMar>
-            <w:top w:w="0" w:type="dxa"/>
-            <w:left w:w="10" w:type="dxa"/>
-            <w:bottom w:w="0" w:type="dxa"/>
-            <w:right w:w="10" w:type="dxa"/>
-          </w:tblCellMar>
-        </w:tblPrEx>
-        <w:tc>
-          <w:tcPr>
-            <w:tcW w:w="2400" w:type="dxa"/>
-          </w:tcPr>
-          <w:p>
-            <w:r>
-              <w:rPr>
-                <w:b/>
-              </w:rPr>
-              <w:t>入口</w:t>
-            </w:r>
-          </w:p>
-        </w:tc>
-        <w:tc>
-          <w:tcPr>
-            <w:tcW w:w="2400" w:type="dxa"/>
-          </w:tcPr>
-          <w:p>
-            <w:r>
-              <w:rPr>
-                <w:b/>
-              </w:rPr>
-              <w:t>点击行为</w:t>
-            </w:r>
-          </w:p>
-        </w:tc>
-      </w:tr>
-      <w:tr>
-        <w:tblPrEx>
-          <w:tblBorders>
-            <w:top w:val="single" w:color="auto" w:sz="4" w:space="0"/>
-            <w:left w:val="single" w:color="auto" w:sz="4" w:space="0"/>
-            <w:bottom w:val="single" w:color="auto" w:sz="4" w:space="0"/>
-            <w:right w:val="single" w:color="auto" w:sz="4" w:space="0"/>
-            <w:insideH w:val="single" w:color="auto" w:sz="4" w:space="0"/>
-            <w:insideV w:val="single" w:color="auto" w:sz="4" w:space="0"/>
-          </w:tblBorders>
-          <w:tblCellMar>
-            <w:top w:w="0" w:type="dxa"/>
-            <w:left w:w="10" w:type="dxa"/>
-            <w:bottom w:w="0" w:type="dxa"/>
-            <w:right w:w="10" w:type="dxa"/>
-          </w:tblCellMar>
-        </w:tblPrEx>
-        <w:tc>
-          <w:tcPr>
-            <w:tcW w:w="2400" w:type="dxa"/>
-          </w:tcPr>
-          <w:p>
-            <w:r>
-              <w:t>空间</w:t>
-            </w:r>
-          </w:p>
-        </w:tc>
-        <w:tc>
-          <w:tcPr>
-            <w:tcW w:w="2400" w:type="dxa"/>
-          </w:tcPr>
-          <w:p>
-            <w:r>
-              <w:t>goToAssetSection('asset-type','space') → 资产数据总览并滚动至类型区</w:t>
-            </w:r>
-          </w:p>
-        </w:tc>
-      </w:tr>
-      <w:tr>
-        <w:tblPrEx>
-          <w:tblBorders>
-            <w:top w:val="single" w:color="auto" w:sz="4" w:space="0"/>
-            <w:left w:val="single" w:color="auto" w:sz="4" w:space="0"/>
-            <w:bottom w:val="single" w:color="auto" w:sz="4" w:space="0"/>
-            <w:right w:val="single" w:color="auto" w:sz="4" w:space="0"/>
-            <w:insideH w:val="single" w:color="auto" w:sz="4" w:space="0"/>
-            <w:insideV w:val="single" w:color="auto" w:sz="4" w:space="0"/>
-          </w:tblBorders>
-          <w:tblCellMar>
-            <w:top w:w="0" w:type="dxa"/>
-            <w:left w:w="10" w:type="dxa"/>
-            <w:bottom w:w="0" w:type="dxa"/>
-            <w:right w:w="10" w:type="dxa"/>
-          </w:tblCellMar>
-        </w:tblPrEx>
-        <w:tc>
-          <w:tcPr>
-            <w:tcW w:w="2400" w:type="dxa"/>
-          </w:tcPr>
-          <w:p>
-            <w:r>
-              <w:t>设备</w:t>
-            </w:r>
-          </w:p>
-        </w:tc>
-        <w:tc>
-          <w:tcPr>
-            <w:tcW w:w="2400" w:type="dxa"/>
-          </w:tcPr>
-          <w:p>
-            <w:r>
-              <w:t>goToAssetSection('asset-type','equipment') → 资产数据总览并滚动至类型区</w:t>
-            </w:r>
-          </w:p>
-        </w:tc>
-      </w:tr>
-      <w:tr>
-        <w:tblPrEx>
-          <w:tblBorders>
-            <w:top w:val="single" w:color="auto" w:sz="4" w:space="0"/>
-            <w:left w:val="single" w:color="auto" w:sz="4" w:space="0"/>
-            <w:bottom w:val="single" w:color="auto" w:sz="4" w:space="0"/>
-            <w:right w:val="single" w:color="auto" w:sz="4" w:space="0"/>
-            <w:insideH w:val="single" w:color="auto" w:sz="4" w:space="0"/>
-            <w:insideV w:val="single" w:color="auto" w:sz="4" w:space="0"/>
-          </w:tblBorders>
-          <w:tblCellMar>
-            <w:top w:w="0" w:type="dxa"/>
-            <w:left w:w="10" w:type="dxa"/>
-            <w:bottom w:w="0" w:type="dxa"/>
-            <w:right w:w="10" w:type="dxa"/>
-          </w:tblCellMar>
-        </w:tblPrEx>
-        <w:tc>
-          <w:tcPr>
-            <w:tcW w:w="2400" w:type="dxa"/>
-          </w:tcPr>
-          <w:p>
-            <w:r>
-              <w:t>公物仓</w:t>
-            </w:r>
-          </w:p>
-        </w:tc>
-        <w:tc>
-          <w:tcPr>
-            <w:tcW w:w="2400" w:type="dxa"/>
-          </w:tcPr>
-          <w:p>
-            <w:r>
-              <w:t>goToAssetSection('asset-warehouse') → 滚动至公物仓区</w:t>
-            </w:r>
-          </w:p>
-        </w:tc>
-      </w:tr>
-      <w:tr>
-        <w:tblPrEx>
-          <w:tblBorders>
-            <w:top w:val="single" w:color="auto" w:sz="4" w:space="0"/>
-            <w:left w:val="single" w:color="auto" w:sz="4" w:space="0"/>
-            <w:bottom w:val="single" w:color="auto" w:sz="4" w:space="0"/>
-            <w:right w:val="single" w:color="auto" w:sz="4" w:space="0"/>
-            <w:insideH w:val="single" w:color="auto" w:sz="4" w:space="0"/>
-            <w:insideV w:val="single" w:color="auto" w:sz="4" w:space="0"/>
-          </w:tblBorders>
-          <w:tblCellMar>
-            <w:top w:w="0" w:type="dxa"/>
-            <w:left w:w="10" w:type="dxa"/>
-            <w:bottom w:w="0" w:type="dxa"/>
-            <w:right w:w="10" w:type="dxa"/>
-          </w:tblCellMar>
-        </w:tblPrEx>
-        <w:tc>
-          <w:tcPr>
-            <w:tcW w:w="2400" w:type="dxa"/>
-          </w:tcPr>
-          <w:p>
-            <w:r>
-              <w:t>查看更多</w:t>
-            </w:r>
-          </w:p>
-        </w:tc>
-        <w:tc>
-          <w:tcPr>
-            <w:tcW w:w="2400" w:type="dxa"/>
-          </w:tcPr>
-          <w:p>
-            <w:r>
-              <w:t>openAssetData('space')</w:t>
-            </w:r>
-          </w:p>
-        </w:tc>
-      </w:tr>
-    </w:tbl>
-    <w:p>
-      <w:pPr>
-        <w:pStyle w:val="4"/>
-      </w:pPr>
-      <w:r>
-        <w:t>5.5 物业管理入口</w:t>
-      </w:r>
-    </w:p>
-    <w:tbl>
-      <w:tblPr>
-        <w:tblStyle w:val="5"/>
-        <w:tblW w:w="0" w:type="auto"/>
-        <w:tblInd w:w="0" w:type="dxa"/>
-        <w:tblBorders>
-          <w:top w:val="single" w:color="auto" w:sz="4" w:space="0"/>
-          <w:left w:val="single" w:color="auto" w:sz="4" w:space="0"/>
-          <w:bottom w:val="single" w:color="auto" w:sz="4" w:space="0"/>
-          <w:right w:val="single" w:color="auto" w:sz="4" w:space="0"/>
-          <w:insideH w:val="single" w:color="auto" w:sz="4" w:space="0"/>
-          <w:insideV w:val="single" w:color="auto" w:sz="4" w:space="0"/>
-        </w:tblBorders>
-        <w:tblLayout w:type="autofit"/>
-        <w:tblCellMar>
-          <w:top w:w="0" w:type="dxa"/>
-          <w:left w:w="10" w:type="dxa"/>
-          <w:bottom w:w="0" w:type="dxa"/>
-          <w:right w:w="10" w:type="dxa"/>
-        </w:tblCellMar>
-      </w:tblPr>
-      <w:tblGrid>
-        <w:gridCol w:w="2123"/>
-        <w:gridCol w:w="2024"/>
+        <w:gridCol w:w="2405"/>
+        <w:gridCol w:w="1742"/>
         <w:gridCol w:w="2084"/>
         <w:gridCol w:w="2815"/>
       </w:tblGrid>
@@ -2146,7 +2139,7 @@
         </w:tblPrEx>
         <w:tc>
           <w:tcPr>
-            <w:tcW w:w="2400" w:type="dxa"/>
+            <w:tcW w:w="2405" w:type="dxa"/>
           </w:tcPr>
           <w:p>
             <w:r>
@@ -2159,7 +2152,7 @@
         </w:tc>
         <w:tc>
           <w:tcPr>
-            <w:tcW w:w="2400" w:type="dxa"/>
+            <w:tcW w:w="1742" w:type="dxa"/>
           </w:tcPr>
           <w:p>
             <w:r>
@@ -2172,7 +2165,7 @@
         </w:tc>
         <w:tc>
           <w:tcPr>
-            <w:tcW w:w="2400" w:type="dxa"/>
+            <w:tcW w:w="2084" w:type="dxa"/>
           </w:tcPr>
           <w:p>
             <w:r>
@@ -2185,7 +2178,7 @@
         </w:tc>
         <w:tc>
           <w:tcPr>
-            <w:tcW w:w="2400" w:type="dxa"/>
+            <w:tcW w:w="2815" w:type="dxa"/>
           </w:tcPr>
           <w:p>
             <w:r>
@@ -2216,7 +2209,7 @@
         </w:tblPrEx>
         <w:tc>
           <w:tcPr>
-            <w:tcW w:w="2400" w:type="dxa"/>
+            <w:tcW w:w="2405" w:type="dxa"/>
           </w:tcPr>
           <w:p>
             <w:r>
@@ -2226,7 +2219,7 @@
         </w:tc>
         <w:tc>
           <w:tcPr>
-            <w:tcW w:w="2400" w:type="dxa"/>
+            <w:tcW w:w="1742" w:type="dxa"/>
           </w:tcPr>
           <w:p>
             <w:r>
@@ -2236,7 +2229,7 @@
         </w:tc>
         <w:tc>
           <w:tcPr>
-            <w:tcW w:w="2400" w:type="dxa"/>
+            <w:tcW w:w="2084" w:type="dxa"/>
           </w:tcPr>
           <w:p>
             <w:r>
@@ -2246,7 +2239,7 @@
         </w:tc>
         <w:tc>
           <w:tcPr>
-            <w:tcW w:w="2400" w:type="dxa"/>
+            <w:tcW w:w="2815" w:type="dxa"/>
           </w:tcPr>
           <w:p>
             <w:r>
@@ -2274,7 +2267,7 @@
         </w:tblPrEx>
         <w:tc>
           <w:tcPr>
-            <w:tcW w:w="2400" w:type="dxa"/>
+            <w:tcW w:w="2405" w:type="dxa"/>
           </w:tcPr>
           <w:p>
             <w:r>
@@ -2284,7 +2277,7 @@
         </w:tc>
         <w:tc>
           <w:tcPr>
-            <w:tcW w:w="2400" w:type="dxa"/>
+            <w:tcW w:w="1742" w:type="dxa"/>
           </w:tcPr>
           <w:p>
             <w:r>
@@ -2294,7 +2287,7 @@
         </w:tc>
         <w:tc>
           <w:tcPr>
-            <w:tcW w:w="2400" w:type="dxa"/>
+            <w:tcW w:w="2084" w:type="dxa"/>
           </w:tcPr>
           <w:p>
             <w:r>
@@ -2304,7 +2297,7 @@
         </w:tc>
         <w:tc>
           <w:tcPr>
-            <w:tcW w:w="2400" w:type="dxa"/>
+            <w:tcW w:w="2815" w:type="dxa"/>
           </w:tcPr>
           <w:p>
             <w:r>
@@ -2332,7 +2325,7 @@
         </w:tblPrEx>
         <w:tc>
           <w:tcPr>
-            <w:tcW w:w="2400" w:type="dxa"/>
+            <w:tcW w:w="2405" w:type="dxa"/>
           </w:tcPr>
           <w:p>
             <w:r>
@@ -2342,7 +2335,7 @@
         </w:tc>
         <w:tc>
           <w:tcPr>
-            <w:tcW w:w="2400" w:type="dxa"/>
+            <w:tcW w:w="1742" w:type="dxa"/>
           </w:tcPr>
           <w:p>
             <w:r>
@@ -2352,7 +2345,7 @@
         </w:tc>
         <w:tc>
           <w:tcPr>
-            <w:tcW w:w="2400" w:type="dxa"/>
+            <w:tcW w:w="2084" w:type="dxa"/>
           </w:tcPr>
           <w:p>
             <w:r>
@@ -2362,7 +2355,7 @@
         </w:tc>
         <w:tc>
           <w:tcPr>
-            <w:tcW w:w="2400" w:type="dxa"/>
+            <w:tcW w:w="2815" w:type="dxa"/>
           </w:tcPr>
           <w:p>
             <w:r>
@@ -2390,7 +2383,7 @@
         </w:tblPrEx>
         <w:tc>
           <w:tcPr>
-            <w:tcW w:w="2400" w:type="dxa"/>
+            <w:tcW w:w="2405" w:type="dxa"/>
           </w:tcPr>
           <w:p>
             <w:r>
@@ -2400,7 +2393,7 @@
         </w:tc>
         <w:tc>
           <w:tcPr>
-            <w:tcW w:w="2400" w:type="dxa"/>
+            <w:tcW w:w="1742" w:type="dxa"/>
           </w:tcPr>
           <w:p>
             <w:r>
@@ -2410,7 +2403,7 @@
         </w:tc>
         <w:tc>
           <w:tcPr>
-            <w:tcW w:w="2400" w:type="dxa"/>
+            <w:tcW w:w="2084" w:type="dxa"/>
           </w:tcPr>
           <w:p>
             <w:r>
@@ -2420,7 +2413,7 @@
         </w:tc>
         <w:tc>
           <w:tcPr>
-            <w:tcW w:w="2400" w:type="dxa"/>
+            <w:tcW w:w="2815" w:type="dxa"/>
           </w:tcPr>
           <w:p>
             <w:r>
@@ -2931,7 +2924,7 @@
         </w:numPr>
       </w:pPr>
       <w:r>
-        <w:t>办公用房：5 项横向卡片（楼栋总数、房间总数、楼层数量、建筑面积、总使用面积）</w:t>
+        <w:t>办公用房：5 项横向卡片（楼栋总数 4、房间总数 1373、楼层数量 51、建筑面积 74620.44㎡、总使用面积 52739.42㎡）</w:t>
       </w:r>
     </w:p>
     <w:p>
@@ -2943,9 +2936,622 @@
         </w:numPr>
       </w:pPr>
       <w:r>
-        <w:t>公物仓：汇总 KPI（物品总数/入仓数/出仓数/暂存数）+ 各仓库堆叠条 + 分类 donut</w:t>
-      </w:r>
-    </w:p>
+        <w:t>公物仓：renderPublicWarehouseSection()，数据来自 PUBLIC_WAREHOUSE_DATA，与中台公物仓统计口径一致，分三大区块：</w:t>
+      </w:r>
+    </w:p>
+    <w:p>
+      <w:pPr>
+        <w:pStyle w:val="7"/>
+        <w:numPr>
+          <w:ilvl w:val="0"/>
+          <w:numId w:val="1"/>
+        </w:numPr>
+      </w:pPr>
+      <w:r>
+        <w:t xml:space="preserve">  ① 库存物资数：在仓 822 件（黄浦 484 / 闵行 338）、累计存放 1320 件（环比 ↑5.6%）、分仓 pie、堆叠条、累计历史表</w:t>
+      </w:r>
+    </w:p>
+    <w:p>
+      <w:pPr>
+        <w:pStyle w:val="7"/>
+        <w:numPr>
+          <w:ilvl w:val="0"/>
+          <w:numId w:val="1"/>
+        </w:numPr>
+      </w:pPr>
+      <w:r>
+        <w:t xml:space="preserve">  ② 入库：指标 Tab（次数/物资数量/固定资产价值，state.gwInboundMetric）+ 本季 KPI + 年度历史表（最近 4 年）</w:t>
+      </w:r>
+    </w:p>
+    <w:p>
+      <w:pPr>
+        <w:pStyle w:val="7"/>
+        <w:numPr>
+          <w:ilvl w:val="0"/>
+          <w:numId w:val="1"/>
+        </w:numPr>
+      </w:pPr>
+      <w:r>
+        <w:t xml:space="preserve">  ③ 出库：指标 Tab（次数/物资数量/节约资金，state.gwOutboundMetric）+ 本季 KPI + 年度历史表；出库次数指标含周转率列</w:t>
+      </w:r>
+    </w:p>
+    <w:p>
+      <w:pPr>
+        <w:pStyle w:val="4"/>
+      </w:pPr>
+      <w:r>
+        <w:t>7.1.1 公物仓模块交互细节</w:t>
+      </w:r>
+    </w:p>
+    <w:p>
+      <w:r>
+        <w:t>函数 renderPublicWarehouseSection() 在数据 Tab 与资产数据总览子页复用。</w:t>
+      </w:r>
+    </w:p>
+    <w:tbl>
+      <w:tblPr>
+        <w:tblStyle w:val="5"/>
+        <w:tblW w:w="9273" w:type="dxa"/>
+        <w:tblInd w:w="0" w:type="dxa"/>
+        <w:tblBorders>
+          <w:top w:val="single" w:color="auto" w:sz="4" w:space="0"/>
+          <w:left w:val="single" w:color="auto" w:sz="4" w:space="0"/>
+          <w:bottom w:val="single" w:color="auto" w:sz="4" w:space="0"/>
+          <w:right w:val="single" w:color="auto" w:sz="4" w:space="0"/>
+          <w:insideH w:val="single" w:color="auto" w:sz="4" w:space="0"/>
+          <w:insideV w:val="single" w:color="auto" w:sz="4" w:space="0"/>
+        </w:tblBorders>
+        <w:tblLayout w:type="autofit"/>
+        <w:tblCellMar>
+          <w:top w:w="0" w:type="dxa"/>
+          <w:left w:w="10" w:type="dxa"/>
+          <w:bottom w:w="0" w:type="dxa"/>
+          <w:right w:w="10" w:type="dxa"/>
+        </w:tblCellMar>
+      </w:tblPr>
+      <w:tblGrid>
+        <w:gridCol w:w="2400"/>
+        <w:gridCol w:w="2710"/>
+        <w:gridCol w:w="4163"/>
+      </w:tblGrid>
+      <w:tr>
+        <w:tblPrEx>
+          <w:tblBorders>
+            <w:top w:val="single" w:color="auto" w:sz="4" w:space="0"/>
+            <w:left w:val="single" w:color="auto" w:sz="4" w:space="0"/>
+            <w:bottom w:val="single" w:color="auto" w:sz="4" w:space="0"/>
+            <w:right w:val="single" w:color="auto" w:sz="4" w:space="0"/>
+            <w:insideH w:val="single" w:color="auto" w:sz="4" w:space="0"/>
+            <w:insideV w:val="single" w:color="auto" w:sz="4" w:space="0"/>
+          </w:tblBorders>
+          <w:tblCellMar>
+            <w:top w:w="0" w:type="dxa"/>
+            <w:left w:w="10" w:type="dxa"/>
+            <w:bottom w:w="0" w:type="dxa"/>
+            <w:right w:w="10" w:type="dxa"/>
+          </w:tblCellMar>
+        </w:tblPrEx>
+        <w:tc>
+          <w:tcPr>
+            <w:tcW w:w="2400" w:type="dxa"/>
+          </w:tcPr>
+          <w:p>
+            <w:r>
+              <w:rPr>
+                <w:b/>
+              </w:rPr>
+              <w:t>区块</w:t>
+            </w:r>
+          </w:p>
+        </w:tc>
+        <w:tc>
+          <w:tcPr>
+            <w:tcW w:w="2710" w:type="dxa"/>
+          </w:tcPr>
+          <w:p>
+            <w:r>
+              <w:rPr>
+                <w:b/>
+              </w:rPr>
+              <w:t>UI 元素</w:t>
+            </w:r>
+          </w:p>
+        </w:tc>
+        <w:tc>
+          <w:tcPr>
+            <w:tcW w:w="4163" w:type="dxa"/>
+          </w:tcPr>
+          <w:p>
+            <w:r>
+              <w:rPr>
+                <w:b/>
+              </w:rPr>
+              <w:t>交互</w:t>
+            </w:r>
+          </w:p>
+        </w:tc>
+      </w:tr>
+      <w:tr>
+        <w:tblPrEx>
+          <w:tblBorders>
+            <w:top w:val="single" w:color="auto" w:sz="4" w:space="0"/>
+            <w:left w:val="single" w:color="auto" w:sz="4" w:space="0"/>
+            <w:bottom w:val="single" w:color="auto" w:sz="4" w:space="0"/>
+            <w:right w:val="single" w:color="auto" w:sz="4" w:space="0"/>
+            <w:insideH w:val="single" w:color="auto" w:sz="4" w:space="0"/>
+            <w:insideV w:val="single" w:color="auto" w:sz="4" w:space="0"/>
+          </w:tblBorders>
+          <w:tblCellMar>
+            <w:top w:w="0" w:type="dxa"/>
+            <w:left w:w="10" w:type="dxa"/>
+            <w:bottom w:w="0" w:type="dxa"/>
+            <w:right w:w="10" w:type="dxa"/>
+          </w:tblCellMar>
+        </w:tblPrEx>
+        <w:tc>
+          <w:tcPr>
+            <w:tcW w:w="2400" w:type="dxa"/>
+          </w:tcPr>
+          <w:p>
+            <w:r>
+              <w:t>库存物资数</w:t>
+            </w:r>
+          </w:p>
+        </w:tc>
+        <w:tc>
+          <w:tcPr>
+            <w:tcW w:w="2710" w:type="dxa"/>
+          </w:tcPr>
+          <w:p>
+            <w:r>
+              <w:t>4 项 KPI 摘要行</w:t>
+            </w:r>
+          </w:p>
+        </w:tc>
+        <w:tc>
+          <w:tcPr>
+            <w:tcW w:w="4163" w:type="dxa"/>
+          </w:tcPr>
+          <w:p>
+            <w:r>
+              <w:t>只读展示在仓/分仓/累计</w:t>
+            </w:r>
+          </w:p>
+        </w:tc>
+      </w:tr>
+      <w:tr>
+        <w:tblPrEx>
+          <w:tblBorders>
+            <w:top w:val="single" w:color="auto" w:sz="4" w:space="0"/>
+            <w:left w:val="single" w:color="auto" w:sz="4" w:space="0"/>
+            <w:bottom w:val="single" w:color="auto" w:sz="4" w:space="0"/>
+            <w:right w:val="single" w:color="auto" w:sz="4" w:space="0"/>
+            <w:insideH w:val="single" w:color="auto" w:sz="4" w:space="0"/>
+            <w:insideV w:val="single" w:color="auto" w:sz="4" w:space="0"/>
+          </w:tblBorders>
+          <w:tblCellMar>
+            <w:top w:w="0" w:type="dxa"/>
+            <w:left w:w="10" w:type="dxa"/>
+            <w:bottom w:w="0" w:type="dxa"/>
+            <w:right w:w="10" w:type="dxa"/>
+          </w:tblCellMar>
+        </w:tblPrEx>
+        <w:tc>
+          <w:tcPr>
+            <w:tcW w:w="2400" w:type="dxa"/>
+          </w:tcPr>
+          <w:p>
+            <w:r>
+              <w:t>库存物资数</w:t>
+            </w:r>
+          </w:p>
+        </w:tc>
+        <w:tc>
+          <w:tcPr>
+            <w:tcW w:w="2710" w:type="dxa"/>
+          </w:tcPr>
+          <w:p>
+            <w:r>
+              <w:t>本季在仓物资分仓占比 pie</w:t>
+            </w:r>
+          </w:p>
+        </w:tc>
+        <w:tc>
+          <w:tcPr>
+            <w:tcW w:w="4163" w:type="dxa"/>
+          </w:tcPr>
+          <w:p>
+            <w:r>
+              <w:t>Donut 图，中心「本季总数 822」</w:t>
+            </w:r>
+          </w:p>
+        </w:tc>
+      </w:tr>
+      <w:tr>
+        <w:tblPrEx>
+          <w:tblBorders>
+            <w:top w:val="single" w:color="auto" w:sz="4" w:space="0"/>
+            <w:left w:val="single" w:color="auto" w:sz="4" w:space="0"/>
+            <w:bottom w:val="single" w:color="auto" w:sz="4" w:space="0"/>
+            <w:right w:val="single" w:color="auto" w:sz="4" w:space="0"/>
+            <w:insideH w:val="single" w:color="auto" w:sz="4" w:space="0"/>
+            <w:insideV w:val="single" w:color="auto" w:sz="4" w:space="0"/>
+          </w:tblBorders>
+          <w:tblCellMar>
+            <w:top w:w="0" w:type="dxa"/>
+            <w:left w:w="10" w:type="dxa"/>
+            <w:bottom w:w="0" w:type="dxa"/>
+            <w:right w:w="10" w:type="dxa"/>
+          </w:tblCellMar>
+        </w:tblPrEx>
+        <w:tc>
+          <w:tcPr>
+            <w:tcW w:w="2400" w:type="dxa"/>
+          </w:tcPr>
+          <w:p>
+            <w:r>
+              <w:t>库存物资数</w:t>
+            </w:r>
+          </w:p>
+        </w:tc>
+        <w:tc>
+          <w:tcPr>
+            <w:tcW w:w="2710" w:type="dxa"/>
+          </w:tcPr>
+          <w:p>
+            <w:r>
+              <w:t>各仓库在仓情况堆叠条</w:t>
+            </w:r>
+          </w:p>
+        </w:tc>
+        <w:tc>
+          <w:tcPr>
+            <w:tcW w:w="4163" w:type="dxa"/>
+          </w:tcPr>
+          <w:p>
+            <w:r>
+              <w:t>黄浦/闵行占比条 + 图例（件数+百分比）</w:t>
+            </w:r>
+          </w:p>
+        </w:tc>
+      </w:tr>
+      <w:tr>
+        <w:tblPrEx>
+          <w:tblBorders>
+            <w:top w:val="single" w:color="auto" w:sz="4" w:space="0"/>
+            <w:left w:val="single" w:color="auto" w:sz="4" w:space="0"/>
+            <w:bottom w:val="single" w:color="auto" w:sz="4" w:space="0"/>
+            <w:right w:val="single" w:color="auto" w:sz="4" w:space="0"/>
+            <w:insideH w:val="single" w:color="auto" w:sz="4" w:space="0"/>
+            <w:insideV w:val="single" w:color="auto" w:sz="4" w:space="0"/>
+          </w:tblBorders>
+          <w:tblCellMar>
+            <w:top w:w="0" w:type="dxa"/>
+            <w:left w:w="10" w:type="dxa"/>
+            <w:bottom w:w="0" w:type="dxa"/>
+            <w:right w:w="10" w:type="dxa"/>
+          </w:tblCellMar>
+        </w:tblPrEx>
+        <w:tc>
+          <w:tcPr>
+            <w:tcW w:w="2400" w:type="dxa"/>
+          </w:tcPr>
+          <w:p>
+            <w:r>
+              <w:t>库存物资数</w:t>
+            </w:r>
+          </w:p>
+        </w:tc>
+        <w:tc>
+          <w:tcPr>
+            <w:tcW w:w="2710" w:type="dxa"/>
+          </w:tcPr>
+          <w:p>
+            <w:r>
+              <w:t>累计存放历史表</w:t>
+            </w:r>
+          </w:p>
+        </w:tc>
+        <w:tc>
+          <w:tcPr>
+            <w:tcW w:w="4163" w:type="dxa"/>
+          </w:tcPr>
+          <w:p>
+            <w:r>
+              <w:t>列：周期/合计/黄浦/闵行/环比</w:t>
+            </w:r>
+          </w:p>
+        </w:tc>
+      </w:tr>
+      <w:tr>
+        <w:tblPrEx>
+          <w:tblBorders>
+            <w:top w:val="single" w:color="auto" w:sz="4" w:space="0"/>
+            <w:left w:val="single" w:color="auto" w:sz="4" w:space="0"/>
+            <w:bottom w:val="single" w:color="auto" w:sz="4" w:space="0"/>
+            <w:right w:val="single" w:color="auto" w:sz="4" w:space="0"/>
+            <w:insideH w:val="single" w:color="auto" w:sz="4" w:space="0"/>
+            <w:insideV w:val="single" w:color="auto" w:sz="4" w:space="0"/>
+          </w:tblBorders>
+          <w:tblCellMar>
+            <w:top w:w="0" w:type="dxa"/>
+            <w:left w:w="10" w:type="dxa"/>
+            <w:bottom w:w="0" w:type="dxa"/>
+            <w:right w:w="10" w:type="dxa"/>
+          </w:tblCellMar>
+        </w:tblPrEx>
+        <w:tc>
+          <w:tcPr>
+            <w:tcW w:w="2400" w:type="dxa"/>
+          </w:tcPr>
+          <w:p>
+            <w:r>
+              <w:t>入库</w:t>
+            </w:r>
+          </w:p>
+        </w:tc>
+        <w:tc>
+          <w:tcPr>
+            <w:tcW w:w="2710" w:type="dxa"/>
+          </w:tcPr>
+          <w:p>
+            <w:r>
+              <w:t>指标 Tab ×3</w:t>
+            </w:r>
+          </w:p>
+        </w:tc>
+        <w:tc>
+          <w:tcPr>
+            <w:tcW w:w="4163" w:type="dxa"/>
+          </w:tcPr>
+          <w:p>
+            <w:r>
+              <w:t>setGwInboundMetric → re-render</w:t>
+            </w:r>
+          </w:p>
+        </w:tc>
+      </w:tr>
+      <w:tr>
+        <w:tblPrEx>
+          <w:tblBorders>
+            <w:top w:val="single" w:color="auto" w:sz="4" w:space="0"/>
+            <w:left w:val="single" w:color="auto" w:sz="4" w:space="0"/>
+            <w:bottom w:val="single" w:color="auto" w:sz="4" w:space="0"/>
+            <w:right w:val="single" w:color="auto" w:sz="4" w:space="0"/>
+            <w:insideH w:val="single" w:color="auto" w:sz="4" w:space="0"/>
+            <w:insideV w:val="single" w:color="auto" w:sz="4" w:space="0"/>
+          </w:tblBorders>
+          <w:tblCellMar>
+            <w:top w:w="0" w:type="dxa"/>
+            <w:left w:w="10" w:type="dxa"/>
+            <w:bottom w:w="0" w:type="dxa"/>
+            <w:right w:w="10" w:type="dxa"/>
+          </w:tblCellMar>
+        </w:tblPrEx>
+        <w:tc>
+          <w:tcPr>
+            <w:tcW w:w="2400" w:type="dxa"/>
+          </w:tcPr>
+          <w:p>
+            <w:r>
+              <w:t>入库</w:t>
+            </w:r>
+          </w:p>
+        </w:tc>
+        <w:tc>
+          <w:tcPr>
+            <w:tcW w:w="2710" w:type="dxa"/>
+          </w:tcPr>
+          <w:p>
+            <w:r>
+              <w:t>本季 KPI 卡片</w:t>
+            </w:r>
+          </w:p>
+        </w:tc>
+        <w:tc>
+          <w:tcPr>
+            <w:tcW w:w="4163" w:type="dxa"/>
+          </w:tcPr>
+          <w:p>
+            <w:r>
+              <w:t>合计 + 环比 + 分仓明细</w:t>
+            </w:r>
+          </w:p>
+        </w:tc>
+      </w:tr>
+      <w:tr>
+        <w:tblPrEx>
+          <w:tblBorders>
+            <w:top w:val="single" w:color="auto" w:sz="4" w:space="0"/>
+            <w:left w:val="single" w:color="auto" w:sz="4" w:space="0"/>
+            <w:bottom w:val="single" w:color="auto" w:sz="4" w:space="0"/>
+            <w:right w:val="single" w:color="auto" w:sz="4" w:space="0"/>
+            <w:insideH w:val="single" w:color="auto" w:sz="4" w:space="0"/>
+            <w:insideV w:val="single" w:color="auto" w:sz="4" w:space="0"/>
+          </w:tblBorders>
+          <w:tblCellMar>
+            <w:top w:w="0" w:type="dxa"/>
+            <w:left w:w="10" w:type="dxa"/>
+            <w:bottom w:w="0" w:type="dxa"/>
+            <w:right w:w="10" w:type="dxa"/>
+          </w:tblCellMar>
+        </w:tblPrEx>
+        <w:tc>
+          <w:tcPr>
+            <w:tcW w:w="2400" w:type="dxa"/>
+          </w:tcPr>
+          <w:p>
+            <w:r>
+              <w:t>入库</w:t>
+            </w:r>
+          </w:p>
+        </w:tc>
+        <w:tc>
+          <w:tcPr>
+            <w:tcW w:w="2710" w:type="dxa"/>
+          </w:tcPr>
+          <w:p>
+            <w:r>
+              <w:t>入库历史表</w:t>
+            </w:r>
+          </w:p>
+        </w:tc>
+        <w:tc>
+          <w:tcPr>
+            <w:tcW w:w="4163" w:type="dxa"/>
+          </w:tcPr>
+          <w:p>
+            <w:r>
+              <w:t>年度数据最近 4 行，含环比</w:t>
+            </w:r>
+          </w:p>
+        </w:tc>
+      </w:tr>
+      <w:tr>
+        <w:tblPrEx>
+          <w:tblBorders>
+            <w:top w:val="single" w:color="auto" w:sz="4" w:space="0"/>
+            <w:left w:val="single" w:color="auto" w:sz="4" w:space="0"/>
+            <w:bottom w:val="single" w:color="auto" w:sz="4" w:space="0"/>
+            <w:right w:val="single" w:color="auto" w:sz="4" w:space="0"/>
+            <w:insideH w:val="single" w:color="auto" w:sz="4" w:space="0"/>
+            <w:insideV w:val="single" w:color="auto" w:sz="4" w:space="0"/>
+          </w:tblBorders>
+          <w:tblCellMar>
+            <w:top w:w="0" w:type="dxa"/>
+            <w:left w:w="10" w:type="dxa"/>
+            <w:bottom w:w="0" w:type="dxa"/>
+            <w:right w:w="10" w:type="dxa"/>
+          </w:tblCellMar>
+        </w:tblPrEx>
+        <w:tc>
+          <w:tcPr>
+            <w:tcW w:w="2400" w:type="dxa"/>
+          </w:tcPr>
+          <w:p>
+            <w:r>
+              <w:t>出库</w:t>
+            </w:r>
+          </w:p>
+        </w:tc>
+        <w:tc>
+          <w:tcPr>
+            <w:tcW w:w="2710" w:type="dxa"/>
+          </w:tcPr>
+          <w:p>
+            <w:r>
+              <w:t>指标 Tab ×3</w:t>
+            </w:r>
+          </w:p>
+        </w:tc>
+        <w:tc>
+          <w:tcPr>
+            <w:tcW w:w="4163" w:type="dxa"/>
+          </w:tcPr>
+          <w:p>
+            <w:r>
+              <w:t>setGwOutboundMetric → re-render</w:t>
+            </w:r>
+          </w:p>
+        </w:tc>
+      </w:tr>
+      <w:tr>
+        <w:tblPrEx>
+          <w:tblBorders>
+            <w:top w:val="single" w:color="auto" w:sz="4" w:space="0"/>
+            <w:left w:val="single" w:color="auto" w:sz="4" w:space="0"/>
+            <w:bottom w:val="single" w:color="auto" w:sz="4" w:space="0"/>
+            <w:right w:val="single" w:color="auto" w:sz="4" w:space="0"/>
+            <w:insideH w:val="single" w:color="auto" w:sz="4" w:space="0"/>
+            <w:insideV w:val="single" w:color="auto" w:sz="4" w:space="0"/>
+          </w:tblBorders>
+          <w:tblCellMar>
+            <w:top w:w="0" w:type="dxa"/>
+            <w:left w:w="10" w:type="dxa"/>
+            <w:bottom w:w="0" w:type="dxa"/>
+            <w:right w:w="10" w:type="dxa"/>
+          </w:tblCellMar>
+        </w:tblPrEx>
+        <w:tc>
+          <w:tcPr>
+            <w:tcW w:w="2400" w:type="dxa"/>
+          </w:tcPr>
+          <w:p>
+            <w:r>
+              <w:t>出库</w:t>
+            </w:r>
+          </w:p>
+        </w:tc>
+        <w:tc>
+          <w:tcPr>
+            <w:tcW w:w="2710" w:type="dxa"/>
+          </w:tcPr>
+          <w:p>
+            <w:r>
+              <w:t>本季 KPI 卡片</w:t>
+            </w:r>
+          </w:p>
+        </w:tc>
+        <w:tc>
+          <w:tcPr>
+            <w:tcW w:w="4163" w:type="dxa"/>
+          </w:tcPr>
+          <w:p>
+            <w:r>
+              <w:t>合计 + 环比 + 分仓明细</w:t>
+            </w:r>
+          </w:p>
+        </w:tc>
+      </w:tr>
+      <w:tr>
+        <w:tblPrEx>
+          <w:tblBorders>
+            <w:top w:val="single" w:color="auto" w:sz="4" w:space="0"/>
+            <w:left w:val="single" w:color="auto" w:sz="4" w:space="0"/>
+            <w:bottom w:val="single" w:color="auto" w:sz="4" w:space="0"/>
+            <w:right w:val="single" w:color="auto" w:sz="4" w:space="0"/>
+            <w:insideH w:val="single" w:color="auto" w:sz="4" w:space="0"/>
+            <w:insideV w:val="single" w:color="auto" w:sz="4" w:space="0"/>
+          </w:tblBorders>
+          <w:tblCellMar>
+            <w:top w:w="0" w:type="dxa"/>
+            <w:left w:w="10" w:type="dxa"/>
+            <w:bottom w:w="0" w:type="dxa"/>
+            <w:right w:w="10" w:type="dxa"/>
+          </w:tblCellMar>
+        </w:tblPrEx>
+        <w:tc>
+          <w:tcPr>
+            <w:tcW w:w="2400" w:type="dxa"/>
+          </w:tcPr>
+          <w:p>
+            <w:r>
+              <w:t>出库</w:t>
+            </w:r>
+          </w:p>
+        </w:tc>
+        <w:tc>
+          <w:tcPr>
+            <w:tcW w:w="2710" w:type="dxa"/>
+          </w:tcPr>
+          <w:p>
+            <w:r>
+              <w:t>出库历史表</w:t>
+            </w:r>
+          </w:p>
+        </w:tc>
+        <w:tc>
+          <w:tcPr>
+            <w:tcW w:w="4163" w:type="dxa"/>
+          </w:tcPr>
+          <w:p>
+            <w:r>
+              <w:t>count 指标显示周转率列；quantity/savedFunds 显示「—」</w:t>
+            </w:r>
+          </w:p>
+        </w:tc>
+      </w:tr>
+    </w:tbl>
     <w:p>
       <w:pPr>
         <w:pStyle w:val="4"/>
@@ -3275,7 +3881,7 @@
     </w:p>
     <w:p>
       <w:r>
-        <w:t>确认 → Toast「密码修改成功」+ closeSubPage（原型无真实校验）。</w:t>
+        <w:t>确认 → Toast「密码修改成功」+ closeSubPage。</w:t>
       </w:r>
     </w:p>
     <w:p>
@@ -3401,7 +4007,7 @@
       </w:tblPr>
       <w:tblGrid>
         <w:gridCol w:w="2400"/>
-        <w:gridCol w:w="2400"/>
+        <w:gridCol w:w="6633"/>
       </w:tblGrid>
       <w:tr>
         <w:tblPrEx>
@@ -3435,7 +4041,7 @@
         </w:tc>
         <w:tc>
           <w:tcPr>
-            <w:tcW w:w="2400" w:type="dxa"/>
+            <w:tcW w:w="6633" w:type="dxa"/>
           </w:tcPr>
           <w:p>
             <w:r>
@@ -3457,12 +4063,6 @@
             <w:insideH w:val="single" w:color="auto" w:sz="4" w:space="0"/>
             <w:insideV w:val="single" w:color="auto" w:sz="4" w:space="0"/>
           </w:tblBorders>
-          <w:tblCellMar>
-            <w:top w:w="0" w:type="dxa"/>
-            <w:left w:w="10" w:type="dxa"/>
-            <w:bottom w:w="0" w:type="dxa"/>
-            <w:right w:w="10" w:type="dxa"/>
-          </w:tblCellMar>
         </w:tblPrEx>
         <w:tc>
           <w:tcPr>
@@ -3476,7 +4076,7 @@
         </w:tc>
         <w:tc>
           <w:tcPr>
-            <w:tcW w:w="2400" w:type="dxa"/>
+            <w:tcW w:w="6633" w:type="dxa"/>
           </w:tcPr>
           <w:p>
             <w:r>
@@ -3514,7 +4114,7 @@
         </w:tc>
         <w:tc>
           <w:tcPr>
-            <w:tcW w:w="2400" w:type="dxa"/>
+            <w:tcW w:w="6633" w:type="dxa"/>
           </w:tcPr>
           <w:p>
             <w:r>
@@ -3552,7 +4152,7 @@
         </w:tc>
         <w:tc>
           <w:tcPr>
-            <w:tcW w:w="2400" w:type="dxa"/>
+            <w:tcW w:w="6633" w:type="dxa"/>
           </w:tcPr>
           <w:p>
             <w:r>
@@ -3590,7 +4190,7 @@
         </w:tc>
         <w:tc>
           <w:tcPr>
-            <w:tcW w:w="2400" w:type="dxa"/>
+            <w:tcW w:w="6633" w:type="dxa"/>
           </w:tcPr>
           <w:p>
             <w:r>
@@ -3885,27 +4485,27 @@
     </w:p>
     <w:p>
       <w:r>
-        <w:t>按资产类型统计：空间/设备 Toggle + 饼图 + 总面积/设备数标签。</w:t>
-      </w:r>
-    </w:p>
-    <w:p>
-      <w:r>
-        <w:t>本季在仓物资分仓占比：黄浦仓/闵行仓 pie（warehouseStock）。</w:t>
-      </w:r>
-    </w:p>
-    <w:p>
-      <w:r>
-        <w:t>办公用房卡片（officeSpace 5 项）。</w:t>
-      </w:r>
-    </w:p>
-    <w:p>
-      <w:r>
-        <w:t>公物仓完整区块（publicWarehouse）。</w:t>
+        <w:t>按资产类型统计：空间/设备 Toggle + 饼图 + 总面积/设备数标签（数据随当前项目 PROJECT_DATA.assetManagement 变化）。</w:t>
+      </w:r>
+    </w:p>
+    <w:p>
+      <w:r>
+        <w:t>办公用房卡片（MOCK.officeSpace 5 项 KPI）。</w:t>
+      </w:r>
+    </w:p>
+    <w:p>
+      <w:r>
+        <w:t>公物仓卡片：与数据 Tab 内嵌区块相同，调用 renderPublicWarehouseSection()，展示库存/入库/出库完整统计（PUBLIC_WAREHOUSE_DATA）。</w:t>
       </w:r>
     </w:p>
     <w:p>
       <w:r>
         <w:t>Deep link 滚动锚点：asset-data-type-section、asset-data-office-section、asset-data-warehouse-section。</w:t>
+      </w:r>
+    </w:p>
+    <w:p>
+      <w:r>
+        <w:t>说明：资产数据总览页不再单独展示「本季在仓物资分仓占比」卡片，分仓 pie 已并入公物仓区块的「库存物资数」部分。</w:t>
       </w:r>
     </w:p>
     <w:p>
@@ -4048,10 +4648,10 @@
         </w:tblCellMar>
       </w:tblPr>
       <w:tblGrid>
-        <w:gridCol w:w="2295"/>
-        <w:gridCol w:w="2242"/>
-        <w:gridCol w:w="2250"/>
-        <w:gridCol w:w="2259"/>
+        <w:gridCol w:w="1546"/>
+        <w:gridCol w:w="1431"/>
+        <w:gridCol w:w="1560"/>
+        <w:gridCol w:w="4509"/>
       </w:tblGrid>
       <w:tr>
         <w:tblPrEx>
@@ -4072,7 +4672,7 @@
         </w:tblPrEx>
         <w:tc>
           <w:tcPr>
-            <w:tcW w:w="2400" w:type="dxa"/>
+            <w:tcW w:w="1546" w:type="dxa"/>
           </w:tcPr>
           <w:p>
             <w:r>
@@ -4085,7 +4685,7 @@
         </w:tc>
         <w:tc>
           <w:tcPr>
-            <w:tcW w:w="2400" w:type="dxa"/>
+            <w:tcW w:w="1431" w:type="dxa"/>
           </w:tcPr>
           <w:p>
             <w:r>
@@ -4098,7 +4698,7 @@
         </w:tc>
         <w:tc>
           <w:tcPr>
-            <w:tcW w:w="2400" w:type="dxa"/>
+            <w:tcW w:w="1560" w:type="dxa"/>
           </w:tcPr>
           <w:p>
             <w:r>
@@ -4111,7 +4711,7 @@
         </w:tc>
         <w:tc>
           <w:tcPr>
-            <w:tcW w:w="2400" w:type="dxa"/>
+            <w:tcW w:w="4509" w:type="dxa"/>
           </w:tcPr>
           <w:p>
             <w:r>
@@ -4142,7 +4742,7 @@
         </w:tblPrEx>
         <w:tc>
           <w:tcPr>
-            <w:tcW w:w="2400" w:type="dxa"/>
+            <w:tcW w:w="1546" w:type="dxa"/>
           </w:tcPr>
           <w:p>
             <w:r>
@@ -4152,7 +4752,7 @@
         </w:tc>
         <w:tc>
           <w:tcPr>
-            <w:tcW w:w="2400" w:type="dxa"/>
+            <w:tcW w:w="1431" w:type="dxa"/>
           </w:tcPr>
           <w:p>
             <w:r>
@@ -4162,7 +4762,7 @@
         </w:tc>
         <w:tc>
           <w:tcPr>
-            <w:tcW w:w="2400" w:type="dxa"/>
+            <w:tcW w:w="1560" w:type="dxa"/>
           </w:tcPr>
           <w:p>
             <w:r>
@@ -4172,7 +4772,7 @@
         </w:tc>
         <w:tc>
           <w:tcPr>
-            <w:tcW w:w="2400" w:type="dxa"/>
+            <w:tcW w:w="4509" w:type="dxa"/>
           </w:tcPr>
           <w:p>
             <w:r>
@@ -4183,24 +4783,16 @@
       </w:tr>
       <w:tr>
         <w:tblPrEx>
-          <w:tblBorders>
-            <w:top w:val="single" w:color="auto" w:sz="4" w:space="0"/>
-            <w:left w:val="single" w:color="auto" w:sz="4" w:space="0"/>
-            <w:bottom w:val="single" w:color="auto" w:sz="4" w:space="0"/>
-            <w:right w:val="single" w:color="auto" w:sz="4" w:space="0"/>
-            <w:insideH w:val="single" w:color="auto" w:sz="4" w:space="0"/>
-            <w:insideV w:val="single" w:color="auto" w:sz="4" w:space="0"/>
-          </w:tblBorders>
-          <w:tblCellMar>
-            <w:top w:w="0" w:type="dxa"/>
-            <w:left w:w="10" w:type="dxa"/>
-            <w:bottom w:w="0" w:type="dxa"/>
-            <w:right w:w="10" w:type="dxa"/>
-          </w:tblCellMar>
-        </w:tblPrEx>
-        <w:tc>
-          <w:tcPr>
-            <w:tcW w:w="2400" w:type="dxa"/>
+          <w:tblCellMar>
+            <w:top w:w="0" w:type="dxa"/>
+            <w:left w:w="10" w:type="dxa"/>
+            <w:bottom w:w="0" w:type="dxa"/>
+            <w:right w:w="10" w:type="dxa"/>
+          </w:tblCellMar>
+        </w:tblPrEx>
+        <w:tc>
+          <w:tcPr>
+            <w:tcW w:w="1546" w:type="dxa"/>
           </w:tcPr>
           <w:p>
             <w:r>
@@ -4210,7 +4802,7 @@
         </w:tc>
         <w:tc>
           <w:tcPr>
-            <w:tcW w:w="2400" w:type="dxa"/>
+            <w:tcW w:w="1431" w:type="dxa"/>
           </w:tcPr>
           <w:p>
             <w:r>
@@ -4220,7 +4812,7 @@
         </w:tc>
         <w:tc>
           <w:tcPr>
-            <w:tcW w:w="2400" w:type="dxa"/>
+            <w:tcW w:w="1560" w:type="dxa"/>
           </w:tcPr>
           <w:p>
             <w:r>
@@ -4230,7 +4822,7 @@
         </w:tc>
         <w:tc>
           <w:tcPr>
-            <w:tcW w:w="2400" w:type="dxa"/>
+            <w:tcW w:w="4509" w:type="dxa"/>
           </w:tcPr>
           <w:p>
             <w:r>
@@ -4258,7 +4850,7 @@
         </w:tblPrEx>
         <w:tc>
           <w:tcPr>
-            <w:tcW w:w="2400" w:type="dxa"/>
+            <w:tcW w:w="1546" w:type="dxa"/>
           </w:tcPr>
           <w:p>
             <w:r>
@@ -4268,7 +4860,7 @@
         </w:tc>
         <w:tc>
           <w:tcPr>
-            <w:tcW w:w="2400" w:type="dxa"/>
+            <w:tcW w:w="1431" w:type="dxa"/>
           </w:tcPr>
           <w:p>
             <w:r>
@@ -4278,7 +4870,7 @@
         </w:tc>
         <w:tc>
           <w:tcPr>
-            <w:tcW w:w="2400" w:type="dxa"/>
+            <w:tcW w:w="1560" w:type="dxa"/>
           </w:tcPr>
           <w:p>
             <w:r>
@@ -4288,7 +4880,7 @@
         </w:tc>
         <w:tc>
           <w:tcPr>
-            <w:tcW w:w="2400" w:type="dxa"/>
+            <w:tcW w:w="4509" w:type="dxa"/>
           </w:tcPr>
           <w:p>
             <w:r>
@@ -4359,12 +4951,12 @@
         <w:pStyle w:val="4"/>
       </w:pPr>
       <w:r>
-        <w:t>13.5 回复逻辑（getXiaoyuReply）</w:t>
-      </w:r>
-    </w:p>
-    <w:p>
-      <w:r>
-        <w:t>基于当前 xiaoyuActiveAgentId 路由至三类回复函数，结合关键词匹配 + 当前项目 PROJECT_DATA + MOCK 数据。</w:t>
+        <w:t>13.5 回复逻辑</w:t>
+      </w:r>
+    </w:p>
+    <w:p>
+      <w:r>
+        <w:t>getXiaoyuReply(text, agentId) 按 agentId 路由至 getXiaoyuParkReply / getXiaoyuOrderReply / getXiaoyuReportReply，结合关键词匹配 + 当前项目 PROJECT_DATA + MOCK 数据。</w:t>
       </w:r>
     </w:p>
     <w:p>
@@ -4691,7 +5283,7 @@
       </w:tblPr>
       <w:tblGrid>
         <w:gridCol w:w="2400"/>
-        <w:gridCol w:w="2400"/>
+        <w:gridCol w:w="6559"/>
       </w:tblGrid>
       <w:tr>
         <w:tblPrEx>
@@ -4703,12 +5295,6 @@
             <w:insideH w:val="single" w:color="auto" w:sz="4" w:space="0"/>
             <w:insideV w:val="single" w:color="auto" w:sz="4" w:space="0"/>
           </w:tblBorders>
-          <w:tblCellMar>
-            <w:top w:w="0" w:type="dxa"/>
-            <w:left w:w="10" w:type="dxa"/>
-            <w:bottom w:w="0" w:type="dxa"/>
-            <w:right w:w="10" w:type="dxa"/>
-          </w:tblCellMar>
         </w:tblPrEx>
         <w:tc>
           <w:tcPr>
@@ -4725,7 +5311,7 @@
         </w:tc>
         <w:tc>
           <w:tcPr>
-            <w:tcW w:w="2400" w:type="dxa"/>
+            <w:tcW w:w="6559" w:type="dxa"/>
           </w:tcPr>
           <w:p>
             <w:r>
@@ -4766,7 +5352,7 @@
         </w:tc>
         <w:tc>
           <w:tcPr>
-            <w:tcW w:w="2400" w:type="dxa"/>
+            <w:tcW w:w="6559" w:type="dxa"/>
           </w:tcPr>
           <w:p>
             <w:r>
@@ -4777,14 +5363,6 @@
       </w:tr>
       <w:tr>
         <w:tblPrEx>
-          <w:tblBorders>
-            <w:top w:val="single" w:color="auto" w:sz="4" w:space="0"/>
-            <w:left w:val="single" w:color="auto" w:sz="4" w:space="0"/>
-            <w:bottom w:val="single" w:color="auto" w:sz="4" w:space="0"/>
-            <w:right w:val="single" w:color="auto" w:sz="4" w:space="0"/>
-            <w:insideH w:val="single" w:color="auto" w:sz="4" w:space="0"/>
-            <w:insideV w:val="single" w:color="auto" w:sz="4" w:space="0"/>
-          </w:tblBorders>
           <w:tblCellMar>
             <w:top w:w="0" w:type="dxa"/>
             <w:left w:w="10" w:type="dxa"/>
@@ -4804,7 +5382,7 @@
         </w:tc>
         <w:tc>
           <w:tcPr>
-            <w:tcW w:w="2400" w:type="dxa"/>
+            <w:tcW w:w="6559" w:type="dxa"/>
           </w:tcPr>
           <w:p>
             <w:r>
@@ -4842,7 +5420,7 @@
         </w:tc>
         <w:tc>
           <w:tcPr>
-            <w:tcW w:w="2400" w:type="dxa"/>
+            <w:tcW w:w="6559" w:type="dxa"/>
           </w:tcPr>
           <w:p>
             <w:r>
@@ -4880,7 +5458,7 @@
         </w:tc>
         <w:tc>
           <w:tcPr>
-            <w:tcW w:w="2400" w:type="dxa"/>
+            <w:tcW w:w="6559" w:type="dxa"/>
           </w:tcPr>
           <w:p>
             <w:r>
@@ -4918,7 +5496,7 @@
         </w:tc>
         <w:tc>
           <w:tcPr>
-            <w:tcW w:w="2400" w:type="dxa"/>
+            <w:tcW w:w="6559" w:type="dxa"/>
           </w:tcPr>
           <w:p>
             <w:r>
@@ -4956,7 +5534,7 @@
         </w:tc>
         <w:tc>
           <w:tcPr>
-            <w:tcW w:w="2400" w:type="dxa"/>
+            <w:tcW w:w="6559" w:type="dxa"/>
           </w:tcPr>
           <w:p>
             <w:r>
@@ -4994,7 +5572,7 @@
         </w:tc>
         <w:tc>
           <w:tcPr>
-            <w:tcW w:w="2400" w:type="dxa"/>
+            <w:tcW w:w="6559" w:type="dxa"/>
           </w:tcPr>
           <w:p>
             <w:r>
@@ -5032,7 +5610,7 @@
         </w:tc>
         <w:tc>
           <w:tcPr>
-            <w:tcW w:w="2400" w:type="dxa"/>
+            <w:tcW w:w="6559" w:type="dxa"/>
           </w:tcPr>
           <w:p>
             <w:r>
@@ -5043,14 +5621,74 @@
       </w:tr>
       <w:tr>
         <w:tblPrEx>
-          <w:tblBorders>
-            <w:top w:val="single" w:color="auto" w:sz="4" w:space="0"/>
-            <w:left w:val="single" w:color="auto" w:sz="4" w:space="0"/>
-            <w:bottom w:val="single" w:color="auto" w:sz="4" w:space="0"/>
-            <w:right w:val="single" w:color="auto" w:sz="4" w:space="0"/>
-            <w:insideH w:val="single" w:color="auto" w:sz="4" w:space="0"/>
-            <w:insideV w:val="single" w:color="auto" w:sz="4" w:space="0"/>
-          </w:tblBorders>
+          <w:tblCellMar>
+            <w:top w:w="0" w:type="dxa"/>
+            <w:left w:w="10" w:type="dxa"/>
+            <w:bottom w:w="0" w:type="dxa"/>
+            <w:right w:w="10" w:type="dxa"/>
+          </w:tblCellMar>
+        </w:tblPrEx>
+        <w:tc>
+          <w:tcPr>
+            <w:tcW w:w="2400" w:type="dxa"/>
+          </w:tcPr>
+          <w:p>
+            <w:r>
+              <w:t>gwInboundMetric</w:t>
+            </w:r>
+          </w:p>
+        </w:tc>
+        <w:tc>
+          <w:tcPr>
+            <w:tcW w:w="6559" w:type="dxa"/>
+          </w:tcPr>
+          <w:p>
+            <w:r>
+              <w:t>count / quantity / assetValue（公物仓入库指标 Tab）</w:t>
+            </w:r>
+          </w:p>
+        </w:tc>
+      </w:tr>
+      <w:tr>
+        <w:tblPrEx>
+          <w:tblBorders>
+            <w:top w:val="single" w:color="auto" w:sz="4" w:space="0"/>
+            <w:left w:val="single" w:color="auto" w:sz="4" w:space="0"/>
+            <w:bottom w:val="single" w:color="auto" w:sz="4" w:space="0"/>
+            <w:right w:val="single" w:color="auto" w:sz="4" w:space="0"/>
+            <w:insideH w:val="single" w:color="auto" w:sz="4" w:space="0"/>
+            <w:insideV w:val="single" w:color="auto" w:sz="4" w:space="0"/>
+          </w:tblBorders>
+          <w:tblCellMar>
+            <w:top w:w="0" w:type="dxa"/>
+            <w:left w:w="10" w:type="dxa"/>
+            <w:bottom w:w="0" w:type="dxa"/>
+            <w:right w:w="10" w:type="dxa"/>
+          </w:tblCellMar>
+        </w:tblPrEx>
+        <w:tc>
+          <w:tcPr>
+            <w:tcW w:w="2400" w:type="dxa"/>
+          </w:tcPr>
+          <w:p>
+            <w:r>
+              <w:t>gwOutboundMetric</w:t>
+            </w:r>
+          </w:p>
+        </w:tc>
+        <w:tc>
+          <w:tcPr>
+            <w:tcW w:w="6559" w:type="dxa"/>
+          </w:tcPr>
+          <w:p>
+            <w:r>
+              <w:t>count / quantity / savedFunds（公物仓出库指标 Tab）</w:t>
+            </w:r>
+          </w:p>
+        </w:tc>
+      </w:tr>
+      <w:tr>
+        <w:tblPrEx>
           <w:tblCellMar>
             <w:top w:w="0" w:type="dxa"/>
             <w:left w:w="10" w:type="dxa"/>
@@ -5070,7 +5708,7 @@
         </w:tc>
         <w:tc>
           <w:tcPr>
-            <w:tcW w:w="2400" w:type="dxa"/>
+            <w:tcW w:w="6559" w:type="dxa"/>
           </w:tcPr>
           <w:p>
             <w:r>
@@ -5081,14 +5719,6 @@
       </w:tr>
       <w:tr>
         <w:tblPrEx>
-          <w:tblBorders>
-            <w:top w:val="single" w:color="auto" w:sz="4" w:space="0"/>
-            <w:left w:val="single" w:color="auto" w:sz="4" w:space="0"/>
-            <w:bottom w:val="single" w:color="auto" w:sz="4" w:space="0"/>
-            <w:right w:val="single" w:color="auto" w:sz="4" w:space="0"/>
-            <w:insideH w:val="single" w:color="auto" w:sz="4" w:space="0"/>
-            <w:insideV w:val="single" w:color="auto" w:sz="4" w:space="0"/>
-          </w:tblBorders>
           <w:tblCellMar>
             <w:top w:w="0" w:type="dxa"/>
             <w:left w:w="10" w:type="dxa"/>
@@ -5108,7 +5738,7 @@
         </w:tc>
         <w:tc>
           <w:tcPr>
-            <w:tcW w:w="2400" w:type="dxa"/>
+            <w:tcW w:w="6559" w:type="dxa"/>
           </w:tcPr>
           <w:p>
             <w:r>
@@ -5119,14 +5749,6 @@
       </w:tr>
       <w:tr>
         <w:tblPrEx>
-          <w:tblBorders>
-            <w:top w:val="single" w:color="auto" w:sz="4" w:space="0"/>
-            <w:left w:val="single" w:color="auto" w:sz="4" w:space="0"/>
-            <w:bottom w:val="single" w:color="auto" w:sz="4" w:space="0"/>
-            <w:right w:val="single" w:color="auto" w:sz="4" w:space="0"/>
-            <w:insideH w:val="single" w:color="auto" w:sz="4" w:space="0"/>
-            <w:insideV w:val="single" w:color="auto" w:sz="4" w:space="0"/>
-          </w:tblBorders>
           <w:tblCellMar>
             <w:top w:w="0" w:type="dxa"/>
             <w:left w:w="10" w:type="dxa"/>
@@ -5146,7 +5768,7 @@
         </w:tc>
         <w:tc>
           <w:tcPr>
-            <w:tcW w:w="2400" w:type="dxa"/>
+            <w:tcW w:w="6559" w:type="dxa"/>
           </w:tcPr>
           <w:p>
             <w:r>
@@ -5157,14 +5779,6 @@
       </w:tr>
       <w:tr>
         <w:tblPrEx>
-          <w:tblBorders>
-            <w:top w:val="single" w:color="auto" w:sz="4" w:space="0"/>
-            <w:left w:val="single" w:color="auto" w:sz="4" w:space="0"/>
-            <w:bottom w:val="single" w:color="auto" w:sz="4" w:space="0"/>
-            <w:right w:val="single" w:color="auto" w:sz="4" w:space="0"/>
-            <w:insideH w:val="single" w:color="auto" w:sz="4" w:space="0"/>
-            <w:insideV w:val="single" w:color="auto" w:sz="4" w:space="0"/>
-          </w:tblBorders>
           <w:tblCellMar>
             <w:top w:w="0" w:type="dxa"/>
             <w:left w:w="10" w:type="dxa"/>
@@ -5184,7 +5798,7 @@
         </w:tc>
         <w:tc>
           <w:tcPr>
-            <w:tcW w:w="2400" w:type="dxa"/>
+            <w:tcW w:w="6559" w:type="dxa"/>
           </w:tcPr>
           <w:p>
             <w:r>
@@ -5222,7 +5836,7 @@
         </w:tc>
         <w:tc>
           <w:tcPr>
-            <w:tcW w:w="2400" w:type="dxa"/>
+            <w:tcW w:w="6559" w:type="dxa"/>
           </w:tcPr>
           <w:p>
             <w:r>
@@ -5260,7 +5874,7 @@
         </w:tc>
         <w:tc>
           <w:tcPr>
-            <w:tcW w:w="2400" w:type="dxa"/>
+            <w:tcW w:w="6559" w:type="dxa"/>
           </w:tcPr>
           <w:p>
             <w:r>
@@ -5298,7 +5912,7 @@
         </w:tc>
         <w:tc>
           <w:tcPr>
-            <w:tcW w:w="2400" w:type="dxa"/>
+            <w:tcW w:w="6559" w:type="dxa"/>
           </w:tcPr>
           <w:p>
             <w:r>
@@ -5336,7 +5950,7 @@
         </w:tc>
         <w:tc>
           <w:tcPr>
-            <w:tcW w:w="2400" w:type="dxa"/>
+            <w:tcW w:w="6559" w:type="dxa"/>
           </w:tcPr>
           <w:p>
             <w:r>
@@ -5374,7 +5988,7 @@
         </w:tc>
         <w:tc>
           <w:tcPr>
-            <w:tcW w:w="2400" w:type="dxa"/>
+            <w:tcW w:w="6559" w:type="dxa"/>
           </w:tcPr>
           <w:p>
             <w:r>
@@ -5414,8 +6028,8 @@
         </w:tblCellMar>
       </w:tblPr>
       <w:tblGrid>
-        <w:gridCol w:w="1500"/>
-        <w:gridCol w:w="1524"/>
+        <w:gridCol w:w="1731"/>
+        <w:gridCol w:w="1293"/>
         <w:gridCol w:w="1549"/>
         <w:gridCol w:w="1450"/>
         <w:gridCol w:w="1523"/>
@@ -5440,7 +6054,7 @@
         </w:tblPrEx>
         <w:tc>
           <w:tcPr>
-            <w:tcW w:w="2400" w:type="dxa"/>
+            <w:tcW w:w="1731" w:type="dxa"/>
           </w:tcPr>
           <w:p>
             <w:r>
@@ -5453,7 +6067,7 @@
         </w:tc>
         <w:tc>
           <w:tcPr>
-            <w:tcW w:w="2400" w:type="dxa"/>
+            <w:tcW w:w="1293" w:type="dxa"/>
           </w:tcPr>
           <w:p>
             <w:r>
@@ -5466,7 +6080,7 @@
         </w:tc>
         <w:tc>
           <w:tcPr>
-            <w:tcW w:w="2400" w:type="dxa"/>
+            <w:tcW w:w="1549" w:type="dxa"/>
           </w:tcPr>
           <w:p>
             <w:r>
@@ -5479,7 +6093,7 @@
         </w:tc>
         <w:tc>
           <w:tcPr>
-            <w:tcW w:w="2400" w:type="dxa"/>
+            <w:tcW w:w="1450" w:type="dxa"/>
           </w:tcPr>
           <w:p>
             <w:r>
@@ -5492,7 +6106,7 @@
         </w:tc>
         <w:tc>
           <w:tcPr>
-            <w:tcW w:w="2400" w:type="dxa"/>
+            <w:tcW w:w="1523" w:type="dxa"/>
           </w:tcPr>
           <w:p>
             <w:r>
@@ -5505,7 +6119,7 @@
         </w:tc>
         <w:tc>
           <w:tcPr>
-            <w:tcW w:w="2400" w:type="dxa"/>
+            <w:tcW w:w="1500" w:type="dxa"/>
           </w:tcPr>
           <w:p>
             <w:r>
@@ -5536,7 +6150,7 @@
         </w:tblPrEx>
         <w:tc>
           <w:tcPr>
-            <w:tcW w:w="2400" w:type="dxa"/>
+            <w:tcW w:w="1731" w:type="dxa"/>
           </w:tcPr>
           <w:p>
             <w:r>
@@ -5546,7 +6160,7 @@
         </w:tc>
         <w:tc>
           <w:tcPr>
-            <w:tcW w:w="2400" w:type="dxa"/>
+            <w:tcW w:w="1293" w:type="dxa"/>
           </w:tcPr>
           <w:p>
             <w:r>
@@ -5556,7 +6170,7 @@
         </w:tc>
         <w:tc>
           <w:tcPr>
-            <w:tcW w:w="2400" w:type="dxa"/>
+            <w:tcW w:w="1549" w:type="dxa"/>
           </w:tcPr>
           <w:p>
             <w:r>
@@ -5566,7 +6180,7 @@
         </w:tc>
         <w:tc>
           <w:tcPr>
-            <w:tcW w:w="2400" w:type="dxa"/>
+            <w:tcW w:w="1450" w:type="dxa"/>
           </w:tcPr>
           <w:p>
             <w:r>
@@ -5576,7 +6190,7 @@
         </w:tc>
         <w:tc>
           <w:tcPr>
-            <w:tcW w:w="2400" w:type="dxa"/>
+            <w:tcW w:w="1523" w:type="dxa"/>
           </w:tcPr>
           <w:p>
             <w:r>
@@ -5586,7 +6200,7 @@
         </w:tc>
         <w:tc>
           <w:tcPr>
-            <w:tcW w:w="2400" w:type="dxa"/>
+            <w:tcW w:w="1500" w:type="dxa"/>
           </w:tcPr>
           <w:p>
             <w:r>
@@ -5614,7 +6228,7 @@
         </w:tblPrEx>
         <w:tc>
           <w:tcPr>
-            <w:tcW w:w="2400" w:type="dxa"/>
+            <w:tcW w:w="1731" w:type="dxa"/>
           </w:tcPr>
           <w:p>
             <w:r>
@@ -5624,7 +6238,7 @@
         </w:tc>
         <w:tc>
           <w:tcPr>
-            <w:tcW w:w="2400" w:type="dxa"/>
+            <w:tcW w:w="1293" w:type="dxa"/>
           </w:tcPr>
           <w:p>
             <w:r>
@@ -5634,7 +6248,7 @@
         </w:tc>
         <w:tc>
           <w:tcPr>
-            <w:tcW w:w="2400" w:type="dxa"/>
+            <w:tcW w:w="1549" w:type="dxa"/>
           </w:tcPr>
           <w:p>
             <w:r>
@@ -5644,7 +6258,7 @@
         </w:tc>
         <w:tc>
           <w:tcPr>
-            <w:tcW w:w="2400" w:type="dxa"/>
+            <w:tcW w:w="1450" w:type="dxa"/>
           </w:tcPr>
           <w:p>
             <w:r>
@@ -5654,7 +6268,7 @@
         </w:tc>
         <w:tc>
           <w:tcPr>
-            <w:tcW w:w="2400" w:type="dxa"/>
+            <w:tcW w:w="1523" w:type="dxa"/>
           </w:tcPr>
           <w:p>
             <w:r>
@@ -5664,7 +6278,7 @@
         </w:tc>
         <w:tc>
           <w:tcPr>
-            <w:tcW w:w="2400" w:type="dxa"/>
+            <w:tcW w:w="1500" w:type="dxa"/>
           </w:tcPr>
           <w:p>
             <w:r>
@@ -5692,7 +6306,7 @@
         </w:tblPrEx>
         <w:tc>
           <w:tcPr>
-            <w:tcW w:w="2400" w:type="dxa"/>
+            <w:tcW w:w="1731" w:type="dxa"/>
           </w:tcPr>
           <w:p>
             <w:r>
@@ -5702,7 +6316,7 @@
         </w:tc>
         <w:tc>
           <w:tcPr>
-            <w:tcW w:w="2400" w:type="dxa"/>
+            <w:tcW w:w="1293" w:type="dxa"/>
           </w:tcPr>
           <w:p>
             <w:r>
@@ -5712,7 +6326,7 @@
         </w:tc>
         <w:tc>
           <w:tcPr>
-            <w:tcW w:w="2400" w:type="dxa"/>
+            <w:tcW w:w="1549" w:type="dxa"/>
           </w:tcPr>
           <w:p>
             <w:r>
@@ -5722,7 +6336,7 @@
         </w:tc>
         <w:tc>
           <w:tcPr>
-            <w:tcW w:w="2400" w:type="dxa"/>
+            <w:tcW w:w="1450" w:type="dxa"/>
           </w:tcPr>
           <w:p>
             <w:r>
@@ -5732,7 +6346,7 @@
         </w:tc>
         <w:tc>
           <w:tcPr>
-            <w:tcW w:w="2400" w:type="dxa"/>
+            <w:tcW w:w="1523" w:type="dxa"/>
           </w:tcPr>
           <w:p>
             <w:r>
@@ -5742,7 +6356,7 @@
         </w:tc>
         <w:tc>
           <w:tcPr>
-            <w:tcW w:w="2400" w:type="dxa"/>
+            <w:tcW w:w="1500" w:type="dxa"/>
           </w:tcPr>
           <w:p>
             <w:r>
@@ -5770,7 +6384,7 @@
         </w:tblPrEx>
         <w:tc>
           <w:tcPr>
-            <w:tcW w:w="2400" w:type="dxa"/>
+            <w:tcW w:w="1731" w:type="dxa"/>
           </w:tcPr>
           <w:p>
             <w:r>
@@ -5780,7 +6394,7 @@
         </w:tc>
         <w:tc>
           <w:tcPr>
-            <w:tcW w:w="2400" w:type="dxa"/>
+            <w:tcW w:w="1293" w:type="dxa"/>
           </w:tcPr>
           <w:p>
             <w:r>
@@ -5790,7 +6404,7 @@
         </w:tc>
         <w:tc>
           <w:tcPr>
-            <w:tcW w:w="2400" w:type="dxa"/>
+            <w:tcW w:w="1549" w:type="dxa"/>
           </w:tcPr>
           <w:p>
             <w:r>
@@ -5800,7 +6414,7 @@
         </w:tc>
         <w:tc>
           <w:tcPr>
-            <w:tcW w:w="2400" w:type="dxa"/>
+            <w:tcW w:w="1450" w:type="dxa"/>
           </w:tcPr>
           <w:p>
             <w:r>
@@ -5810,7 +6424,7 @@
         </w:tc>
         <w:tc>
           <w:tcPr>
-            <w:tcW w:w="2400" w:type="dxa"/>
+            <w:tcW w:w="1523" w:type="dxa"/>
           </w:tcPr>
           <w:p>
             <w:r>
@@ -5820,7 +6434,7 @@
         </w:tc>
         <w:tc>
           <w:tcPr>
-            <w:tcW w:w="2400" w:type="dxa"/>
+            <w:tcW w:w="1500" w:type="dxa"/>
           </w:tcPr>
           <w:p>
             <w:r>
@@ -5847,8 +6461,39 @@
       </w:r>
     </w:p>
     <w:p>
-      <w:r>
-        <w:t>办公空间(1200)、公共空间(980)、设备空间(850)、研发生产(720)、弱电系统(480)。</w:t>
+      <w:pPr>
+        <w:rPr>
+          <w:rFonts w:hint="eastAsia" w:eastAsia="宋体"/>
+          <w:color w:val="FF0000"/>
+          <w:lang w:eastAsia="zh-CN"/>
+        </w:rPr>
+      </w:pPr>
+      <w:r>
+        <w:t>办公空间、公共空间、设备空间、研发生产、弱电系统。</w:t>
+      </w:r>
+      <w:r>
+        <w:rPr>
+          <w:rFonts w:hint="eastAsia"/>
+          <w:color w:val="FF0000"/>
+          <w:lang w:eastAsia="zh-CN"/>
+        </w:rPr>
+        <w:t>（</w:t>
+      </w:r>
+      <w:r>
+        <w:rPr>
+          <w:rFonts w:hint="eastAsia"/>
+          <w:color w:val="FF0000"/>
+          <w:lang w:val="en-US" w:eastAsia="zh-CN"/>
+        </w:rPr>
+        <w:t>此处仅为原型中的示例数据，实际数据根据接口信息来做</w:t>
+      </w:r>
+      <w:r>
+        <w:rPr>
+          <w:rFonts w:hint="eastAsia"/>
+          <w:color w:val="FF0000"/>
+          <w:lang w:eastAsia="zh-CN"/>
+        </w:rPr>
+        <w:t>）</w:t>
       </w:r>
     </w:p>
     <w:p>
@@ -5863,6 +6508,30 @@
       <w:r>
         <w:t>办公空间风处理系统、电系统、弱电系统、消防设施、水处理系统、仪表阀门类、建筑构件、动力系统等 8 类。</w:t>
       </w:r>
+      <w:r>
+        <w:rPr>
+          <w:rFonts w:hint="eastAsia"/>
+          <w:color w:val="FF0000"/>
+          <w:lang w:eastAsia="zh-CN"/>
+        </w:rPr>
+        <w:t>（</w:t>
+      </w:r>
+      <w:r>
+        <w:rPr>
+          <w:rFonts w:hint="eastAsia"/>
+          <w:color w:val="FF0000"/>
+          <w:lang w:val="en-US" w:eastAsia="zh-CN"/>
+        </w:rPr>
+        <w:t>此处仅为原型中的示例数据，实际数据根据接口信息来做</w:t>
+      </w:r>
+      <w:r>
+        <w:rPr>
+          <w:rFonts w:hint="eastAsia"/>
+          <w:color w:val="FF0000"/>
+          <w:lang w:eastAsia="zh-CN"/>
+        </w:rPr>
+        <w:t>）</w:t>
+      </w:r>
     </w:p>
     <w:p>
       <w:pPr>
@@ -5876,6 +6545,30 @@
       <w:r>
         <w:t>办公用电、空调用电、车间用电、泵房用电、冰箱间用电、餐厅用电，含用量与占比。</w:t>
       </w:r>
+      <w:r>
+        <w:rPr>
+          <w:rFonts w:hint="eastAsia"/>
+          <w:color w:val="FF0000"/>
+          <w:lang w:eastAsia="zh-CN"/>
+        </w:rPr>
+        <w:t>（</w:t>
+      </w:r>
+      <w:r>
+        <w:rPr>
+          <w:rFonts w:hint="eastAsia"/>
+          <w:color w:val="FF0000"/>
+          <w:lang w:val="en-US" w:eastAsia="zh-CN"/>
+        </w:rPr>
+        <w:t>此处仅为原型中的示例数据，实际数据根据接口信息来做</w:t>
+      </w:r>
+      <w:r>
+        <w:rPr>
+          <w:rFonts w:hint="eastAsia"/>
+          <w:color w:val="FF0000"/>
+          <w:lang w:eastAsia="zh-CN"/>
+        </w:rPr>
+        <w:t>）</w:t>
+      </w:r>
     </w:p>
     <w:p>
       <w:pPr>
@@ -5889,28 +6582,1259 @@
       <w:r>
         <w:t>生活用水、绿化用水、消防用水，含用量与占比。</w:t>
       </w:r>
+      <w:r>
+        <w:rPr>
+          <w:rFonts w:hint="eastAsia"/>
+          <w:color w:val="FF0000"/>
+          <w:lang w:eastAsia="zh-CN"/>
+        </w:rPr>
+        <w:t>（</w:t>
+      </w:r>
+      <w:r>
+        <w:rPr>
+          <w:rFonts w:hint="eastAsia"/>
+          <w:color w:val="FF0000"/>
+          <w:lang w:val="en-US" w:eastAsia="zh-CN"/>
+        </w:rPr>
+        <w:t>此处仅为原型中的示例数据，实际数据根据接口信息来做</w:t>
+      </w:r>
+      <w:r>
+        <w:rPr>
+          <w:rFonts w:hint="eastAsia"/>
+          <w:color w:val="FF0000"/>
+          <w:lang w:eastAsia="zh-CN"/>
+        </w:rPr>
+        <w:t>）</w:t>
+      </w:r>
     </w:p>
     <w:p>
       <w:pPr>
         <w:pStyle w:val="4"/>
       </w:pPr>
       <w:r>
-        <w:t>17.5 公物仓（publicWarehouse）</w:t>
-      </w:r>
-    </w:p>
-    <w:p>
-      <w:r>
-        <w:t>汇总：物品总数 822、入仓 249、出仓 573、暂存 0。</w:t>
-      </w:r>
-    </w:p>
-    <w:p>
-      <w:r>
-        <w:t>仓库：中仓（莲岸家园）184 件、外仓（尚海湾）226 件、近仓（1号楼B2）163 件。</w:t>
-      </w:r>
-    </w:p>
-    <w:p>
-      <w:r>
-        <w:t>分类：会务用品 28%、办公家具 65%、装饰品 8%。</w:t>
+        <w:t>17.5 公物仓（PUBLIC_WAREHOUSE_DATA）</w:t>
+      </w:r>
+    </w:p>
+    <w:p>
+      <w:r>
+        <w:t>数据源：dp/js/public-warehouse-data.js，与中台 MIDDLE_PLATFORM_DATA.publicWarehouse、大屏右栏公物仓图表共用。</w:t>
+      </w:r>
+    </w:p>
+    <w:p>
+      <w:r>
+        <w:t>双仓定义：</w:t>
+      </w:r>
+    </w:p>
+    <w:tbl>
+      <w:tblPr>
+        <w:tblStyle w:val="5"/>
+        <w:tblW w:w="0" w:type="auto"/>
+        <w:tblInd w:w="0" w:type="dxa"/>
+        <w:tblBorders>
+          <w:top w:val="single" w:color="auto" w:sz="4" w:space="0"/>
+          <w:left w:val="single" w:color="auto" w:sz="4" w:space="0"/>
+          <w:bottom w:val="single" w:color="auto" w:sz="4" w:space="0"/>
+          <w:right w:val="single" w:color="auto" w:sz="4" w:space="0"/>
+          <w:insideH w:val="single" w:color="auto" w:sz="4" w:space="0"/>
+          <w:insideV w:val="single" w:color="auto" w:sz="4" w:space="0"/>
+        </w:tblBorders>
+        <w:tblLayout w:type="autofit"/>
+        <w:tblCellMar>
+          <w:top w:w="0" w:type="dxa"/>
+          <w:left w:w="10" w:type="dxa"/>
+          <w:bottom w:w="0" w:type="dxa"/>
+          <w:right w:w="10" w:type="dxa"/>
+        </w:tblCellMar>
+      </w:tblPr>
+      <w:tblGrid>
+        <w:gridCol w:w="2252"/>
+        <w:gridCol w:w="1861"/>
+        <w:gridCol w:w="2651"/>
+        <w:gridCol w:w="2282"/>
+      </w:tblGrid>
+      <w:tr>
+        <w:tblPrEx>
+          <w:tblBorders>
+            <w:top w:val="single" w:color="auto" w:sz="4" w:space="0"/>
+            <w:left w:val="single" w:color="auto" w:sz="4" w:space="0"/>
+            <w:bottom w:val="single" w:color="auto" w:sz="4" w:space="0"/>
+            <w:right w:val="single" w:color="auto" w:sz="4" w:space="0"/>
+            <w:insideH w:val="single" w:color="auto" w:sz="4" w:space="0"/>
+            <w:insideV w:val="single" w:color="auto" w:sz="4" w:space="0"/>
+          </w:tblBorders>
+          <w:tblCellMar>
+            <w:top w:w="0" w:type="dxa"/>
+            <w:left w:w="10" w:type="dxa"/>
+            <w:bottom w:w="0" w:type="dxa"/>
+            <w:right w:w="10" w:type="dxa"/>
+          </w:tblCellMar>
+        </w:tblPrEx>
+        <w:tc>
+          <w:tcPr>
+            <w:tcW w:w="2252" w:type="dxa"/>
+          </w:tcPr>
+          <w:p>
+            <w:r>
+              <w:rPr>
+                <w:b/>
+              </w:rPr>
+              <w:t>ID</w:t>
+            </w:r>
+          </w:p>
+        </w:tc>
+        <w:tc>
+          <w:tcPr>
+            <w:tcW w:w="1861" w:type="dxa"/>
+          </w:tcPr>
+          <w:p>
+            <w:r>
+              <w:rPr>
+                <w:b/>
+              </w:rPr>
+              <w:t>简称</w:t>
+            </w:r>
+          </w:p>
+        </w:tc>
+        <w:tc>
+          <w:tcPr>
+            <w:tcW w:w="2651" w:type="dxa"/>
+          </w:tcPr>
+          <w:p>
+            <w:r>
+              <w:rPr>
+                <w:b/>
+              </w:rPr>
+              <w:t>全称</w:t>
+            </w:r>
+          </w:p>
+        </w:tc>
+        <w:tc>
+          <w:tcPr>
+            <w:tcW w:w="2282" w:type="dxa"/>
+          </w:tcPr>
+          <w:p>
+            <w:r>
+              <w:rPr>
+                <w:b/>
+              </w:rPr>
+              <w:t>颜色</w:t>
+            </w:r>
+          </w:p>
+        </w:tc>
+      </w:tr>
+      <w:tr>
+        <w:tblPrEx>
+          <w:tblBorders>
+            <w:top w:val="single" w:color="auto" w:sz="4" w:space="0"/>
+            <w:left w:val="single" w:color="auto" w:sz="4" w:space="0"/>
+            <w:bottom w:val="single" w:color="auto" w:sz="4" w:space="0"/>
+            <w:right w:val="single" w:color="auto" w:sz="4" w:space="0"/>
+            <w:insideH w:val="single" w:color="auto" w:sz="4" w:space="0"/>
+            <w:insideV w:val="single" w:color="auto" w:sz="4" w:space="0"/>
+          </w:tblBorders>
+          <w:tblCellMar>
+            <w:top w:w="0" w:type="dxa"/>
+            <w:left w:w="10" w:type="dxa"/>
+            <w:bottom w:w="0" w:type="dxa"/>
+            <w:right w:w="10" w:type="dxa"/>
+          </w:tblCellMar>
+        </w:tblPrEx>
+        <w:tc>
+          <w:tcPr>
+            <w:tcW w:w="2252" w:type="dxa"/>
+          </w:tcPr>
+          <w:p>
+            <w:r>
+              <w:t>w1</w:t>
+            </w:r>
+          </w:p>
+        </w:tc>
+        <w:tc>
+          <w:tcPr>
+            <w:tcW w:w="1861" w:type="dxa"/>
+          </w:tcPr>
+          <w:p>
+            <w:r>
+              <w:t>黄浦仓</w:t>
+            </w:r>
+          </w:p>
+        </w:tc>
+        <w:tc>
+          <w:tcPr>
+            <w:tcW w:w="2651" w:type="dxa"/>
+          </w:tcPr>
+          <w:p>
+            <w:r>
+              <w:t>黄浦仓（国货路371号）</w:t>
+            </w:r>
+          </w:p>
+        </w:tc>
+        <w:tc>
+          <w:tcPr>
+            <w:tcW w:w="2282" w:type="dxa"/>
+          </w:tcPr>
+          <w:p>
+            <w:r>
+              <w:t>#1890ff</w:t>
+            </w:r>
+          </w:p>
+        </w:tc>
+      </w:tr>
+      <w:tr>
+        <w:tblPrEx>
+          <w:tblBorders>
+            <w:top w:val="single" w:color="auto" w:sz="4" w:space="0"/>
+            <w:left w:val="single" w:color="auto" w:sz="4" w:space="0"/>
+            <w:bottom w:val="single" w:color="auto" w:sz="4" w:space="0"/>
+            <w:right w:val="single" w:color="auto" w:sz="4" w:space="0"/>
+            <w:insideH w:val="single" w:color="auto" w:sz="4" w:space="0"/>
+            <w:insideV w:val="single" w:color="auto" w:sz="4" w:space="0"/>
+          </w:tblBorders>
+          <w:tblCellMar>
+            <w:top w:w="0" w:type="dxa"/>
+            <w:left w:w="10" w:type="dxa"/>
+            <w:bottom w:w="0" w:type="dxa"/>
+            <w:right w:w="10" w:type="dxa"/>
+          </w:tblCellMar>
+        </w:tblPrEx>
+        <w:tc>
+          <w:tcPr>
+            <w:tcW w:w="2252" w:type="dxa"/>
+          </w:tcPr>
+          <w:p>
+            <w:r>
+              <w:t>w2</w:t>
+            </w:r>
+          </w:p>
+        </w:tc>
+        <w:tc>
+          <w:tcPr>
+            <w:tcW w:w="1861" w:type="dxa"/>
+          </w:tcPr>
+          <w:p>
+            <w:r>
+              <w:t>闵行仓</w:t>
+            </w:r>
+          </w:p>
+        </w:tc>
+        <w:tc>
+          <w:tcPr>
+            <w:tcW w:w="2651" w:type="dxa"/>
+          </w:tcPr>
+          <w:p>
+            <w:r>
+              <w:t>闵行仓（立跃路1758号）</w:t>
+            </w:r>
+          </w:p>
+        </w:tc>
+        <w:tc>
+          <w:tcPr>
+            <w:tcW w:w="2282" w:type="dxa"/>
+          </w:tcPr>
+          <w:p>
+            <w:r>
+              <w:t>#69c0ff</w:t>
+            </w:r>
+          </w:p>
+        </w:tc>
+      </w:tr>
+    </w:tbl>
+    <w:p>
+      <w:r>
+        <w:t>库存物资数（本季度）：</w:t>
+      </w:r>
+    </w:p>
+    <w:tbl>
+      <w:tblPr>
+        <w:tblStyle w:val="5"/>
+        <w:tblW w:w="0" w:type="auto"/>
+        <w:tblInd w:w="0" w:type="dxa"/>
+        <w:tblBorders>
+          <w:top w:val="single" w:color="auto" w:sz="4" w:space="0"/>
+          <w:left w:val="single" w:color="auto" w:sz="4" w:space="0"/>
+          <w:bottom w:val="single" w:color="auto" w:sz="4" w:space="0"/>
+          <w:right w:val="single" w:color="auto" w:sz="4" w:space="0"/>
+          <w:insideH w:val="single" w:color="auto" w:sz="4" w:space="0"/>
+          <w:insideV w:val="single" w:color="auto" w:sz="4" w:space="0"/>
+        </w:tblBorders>
+        <w:tblLayout w:type="autofit"/>
+        <w:tblCellMar>
+          <w:top w:w="0" w:type="dxa"/>
+          <w:left w:w="10" w:type="dxa"/>
+          <w:bottom w:w="0" w:type="dxa"/>
+          <w:right w:w="10" w:type="dxa"/>
+        </w:tblCellMar>
+      </w:tblPr>
+      <w:tblGrid>
+        <w:gridCol w:w="1722"/>
+        <w:gridCol w:w="1793"/>
+        <w:gridCol w:w="1759"/>
+        <w:gridCol w:w="1759"/>
+        <w:gridCol w:w="2013"/>
+      </w:tblGrid>
+      <w:tr>
+        <w:tblPrEx>
+          <w:tblBorders>
+            <w:top w:val="single" w:color="auto" w:sz="4" w:space="0"/>
+            <w:left w:val="single" w:color="auto" w:sz="4" w:space="0"/>
+            <w:bottom w:val="single" w:color="auto" w:sz="4" w:space="0"/>
+            <w:right w:val="single" w:color="auto" w:sz="4" w:space="0"/>
+            <w:insideH w:val="single" w:color="auto" w:sz="4" w:space="0"/>
+            <w:insideV w:val="single" w:color="auto" w:sz="4" w:space="0"/>
+          </w:tblBorders>
+          <w:tblCellMar>
+            <w:top w:w="0" w:type="dxa"/>
+            <w:left w:w="10" w:type="dxa"/>
+            <w:bottom w:w="0" w:type="dxa"/>
+            <w:right w:w="10" w:type="dxa"/>
+          </w:tblCellMar>
+        </w:tblPrEx>
+        <w:tc>
+          <w:tcPr>
+            <w:tcW w:w="2400" w:type="dxa"/>
+          </w:tcPr>
+          <w:p>
+            <w:r>
+              <w:rPr>
+                <w:b/>
+              </w:rPr>
+              <w:t>指标</w:t>
+            </w:r>
+          </w:p>
+        </w:tc>
+        <w:tc>
+          <w:tcPr>
+            <w:tcW w:w="2400" w:type="dxa"/>
+          </w:tcPr>
+          <w:p>
+            <w:r>
+              <w:rPr>
+                <w:b/>
+              </w:rPr>
+              <w:t>合计</w:t>
+            </w:r>
+          </w:p>
+        </w:tc>
+        <w:tc>
+          <w:tcPr>
+            <w:tcW w:w="2400" w:type="dxa"/>
+          </w:tcPr>
+          <w:p>
+            <w:r>
+              <w:rPr>
+                <w:b/>
+              </w:rPr>
+              <w:t>黄浦仓</w:t>
+            </w:r>
+          </w:p>
+        </w:tc>
+        <w:tc>
+          <w:tcPr>
+            <w:tcW w:w="2400" w:type="dxa"/>
+          </w:tcPr>
+          <w:p>
+            <w:r>
+              <w:rPr>
+                <w:b/>
+              </w:rPr>
+              <w:t>闵行仓</w:t>
+            </w:r>
+          </w:p>
+        </w:tc>
+        <w:tc>
+          <w:tcPr>
+            <w:tcW w:w="2400" w:type="dxa"/>
+          </w:tcPr>
+          <w:p>
+            <w:r>
+              <w:rPr>
+                <w:b/>
+              </w:rPr>
+              <w:t>备注</w:t>
+            </w:r>
+          </w:p>
+        </w:tc>
+      </w:tr>
+      <w:tr>
+        <w:tblPrEx>
+          <w:tblBorders>
+            <w:top w:val="single" w:color="auto" w:sz="4" w:space="0"/>
+            <w:left w:val="single" w:color="auto" w:sz="4" w:space="0"/>
+            <w:bottom w:val="single" w:color="auto" w:sz="4" w:space="0"/>
+            <w:right w:val="single" w:color="auto" w:sz="4" w:space="0"/>
+            <w:insideH w:val="single" w:color="auto" w:sz="4" w:space="0"/>
+            <w:insideV w:val="single" w:color="auto" w:sz="4" w:space="0"/>
+          </w:tblBorders>
+          <w:tblCellMar>
+            <w:top w:w="0" w:type="dxa"/>
+            <w:left w:w="10" w:type="dxa"/>
+            <w:bottom w:w="0" w:type="dxa"/>
+            <w:right w:w="10" w:type="dxa"/>
+          </w:tblCellMar>
+        </w:tblPrEx>
+        <w:tc>
+          <w:tcPr>
+            <w:tcW w:w="2400" w:type="dxa"/>
+          </w:tcPr>
+          <w:p>
+            <w:r>
+              <w:t>在仓物资</w:t>
+            </w:r>
+          </w:p>
+        </w:tc>
+        <w:tc>
+          <w:tcPr>
+            <w:tcW w:w="2400" w:type="dxa"/>
+          </w:tcPr>
+          <w:p>
+            <w:r>
+              <w:t>822 件</w:t>
+            </w:r>
+          </w:p>
+        </w:tc>
+        <w:tc>
+          <w:tcPr>
+            <w:tcW w:w="2400" w:type="dxa"/>
+          </w:tcPr>
+          <w:p>
+            <w:r>
+              <w:t>484</w:t>
+            </w:r>
+          </w:p>
+        </w:tc>
+        <w:tc>
+          <w:tcPr>
+            <w:tcW w:w="2400" w:type="dxa"/>
+          </w:tcPr>
+          <w:p>
+            <w:r>
+              <w:t>338</w:t>
+            </w:r>
+          </w:p>
+        </w:tc>
+        <w:tc>
+          <w:tcPr>
+            <w:tcW w:w="2400" w:type="dxa"/>
+          </w:tcPr>
+          <w:p>
+            <w:r>
+              <w:t>currentStock</w:t>
+            </w:r>
+          </w:p>
+        </w:tc>
+      </w:tr>
+      <w:tr>
+        <w:tblPrEx>
+          <w:tblBorders>
+            <w:top w:val="single" w:color="auto" w:sz="4" w:space="0"/>
+            <w:left w:val="single" w:color="auto" w:sz="4" w:space="0"/>
+            <w:bottom w:val="single" w:color="auto" w:sz="4" w:space="0"/>
+            <w:right w:val="single" w:color="auto" w:sz="4" w:space="0"/>
+            <w:insideH w:val="single" w:color="auto" w:sz="4" w:space="0"/>
+            <w:insideV w:val="single" w:color="auto" w:sz="4" w:space="0"/>
+          </w:tblBorders>
+          <w:tblCellMar>
+            <w:top w:w="0" w:type="dxa"/>
+            <w:left w:w="10" w:type="dxa"/>
+            <w:bottom w:w="0" w:type="dxa"/>
+            <w:right w:w="10" w:type="dxa"/>
+          </w:tblCellMar>
+        </w:tblPrEx>
+        <w:tc>
+          <w:tcPr>
+            <w:tcW w:w="2400" w:type="dxa"/>
+          </w:tcPr>
+          <w:p>
+            <w:r>
+              <w:t>累计存放</w:t>
+            </w:r>
+          </w:p>
+        </w:tc>
+        <w:tc>
+          <w:tcPr>
+            <w:tcW w:w="2400" w:type="dxa"/>
+          </w:tcPr>
+          <w:p>
+            <w:r>
+              <w:t>1320 件</w:t>
+            </w:r>
+          </w:p>
+        </w:tc>
+        <w:tc>
+          <w:tcPr>
+            <w:tcW w:w="2400" w:type="dxa"/>
+          </w:tcPr>
+          <w:p>
+            <w:r>
+              <w:t>758</w:t>
+            </w:r>
+          </w:p>
+        </w:tc>
+        <w:tc>
+          <w:tcPr>
+            <w:tcW w:w="2400" w:type="dxa"/>
+          </w:tcPr>
+          <w:p>
+            <w:r>
+              <w:t>562</w:t>
+            </w:r>
+          </w:p>
+        </w:tc>
+        <w:tc>
+          <w:tcPr>
+            <w:tcW w:w="2400" w:type="dxa"/>
+          </w:tcPr>
+          <w:p>
+            <w:r>
+              <w:t>环比 ↑5.6%</w:t>
+            </w:r>
+          </w:p>
+        </w:tc>
+      </w:tr>
+    </w:tbl>
+    <w:p>
+      <w:r>
+        <w:t>入库本季度 KPI（currentQuarter）：</w:t>
+      </w:r>
+    </w:p>
+    <w:tbl>
+      <w:tblPr>
+        <w:tblStyle w:val="5"/>
+        <w:tblW w:w="0" w:type="auto"/>
+        <w:tblInd w:w="0" w:type="dxa"/>
+        <w:tblBorders>
+          <w:top w:val="single" w:color="auto" w:sz="4" w:space="0"/>
+          <w:left w:val="single" w:color="auto" w:sz="4" w:space="0"/>
+          <w:bottom w:val="single" w:color="auto" w:sz="4" w:space="0"/>
+          <w:right w:val="single" w:color="auto" w:sz="4" w:space="0"/>
+          <w:insideH w:val="single" w:color="auto" w:sz="4" w:space="0"/>
+          <w:insideV w:val="single" w:color="auto" w:sz="4" w:space="0"/>
+        </w:tblBorders>
+        <w:tblLayout w:type="autofit"/>
+        <w:tblCellMar>
+          <w:top w:w="0" w:type="dxa"/>
+          <w:left w:w="10" w:type="dxa"/>
+          <w:bottom w:w="0" w:type="dxa"/>
+          <w:right w:w="10" w:type="dxa"/>
+        </w:tblCellMar>
+      </w:tblPr>
+      <w:tblGrid>
+        <w:gridCol w:w="1446"/>
+        <w:gridCol w:w="1496"/>
+        <w:gridCol w:w="1496"/>
+        <w:gridCol w:w="1496"/>
+        <w:gridCol w:w="1541"/>
+        <w:gridCol w:w="1571"/>
+      </w:tblGrid>
+      <w:tr>
+        <w:tblPrEx>
+          <w:tblBorders>
+            <w:top w:val="single" w:color="auto" w:sz="4" w:space="0"/>
+            <w:left w:val="single" w:color="auto" w:sz="4" w:space="0"/>
+            <w:bottom w:val="single" w:color="auto" w:sz="4" w:space="0"/>
+            <w:right w:val="single" w:color="auto" w:sz="4" w:space="0"/>
+            <w:insideH w:val="single" w:color="auto" w:sz="4" w:space="0"/>
+            <w:insideV w:val="single" w:color="auto" w:sz="4" w:space="0"/>
+          </w:tblBorders>
+          <w:tblCellMar>
+            <w:top w:w="0" w:type="dxa"/>
+            <w:left w:w="10" w:type="dxa"/>
+            <w:bottom w:w="0" w:type="dxa"/>
+            <w:right w:w="10" w:type="dxa"/>
+          </w:tblCellMar>
+        </w:tblPrEx>
+        <w:tc>
+          <w:tcPr>
+            <w:tcW w:w="2400" w:type="dxa"/>
+          </w:tcPr>
+          <w:p>
+            <w:r>
+              <w:rPr>
+                <w:b/>
+              </w:rPr>
+              <w:t>指标</w:t>
+            </w:r>
+          </w:p>
+        </w:tc>
+        <w:tc>
+          <w:tcPr>
+            <w:tcW w:w="2400" w:type="dxa"/>
+          </w:tcPr>
+          <w:p>
+            <w:r>
+              <w:rPr>
+                <w:b/>
+              </w:rPr>
+              <w:t>合计</w:t>
+            </w:r>
+          </w:p>
+        </w:tc>
+        <w:tc>
+          <w:tcPr>
+            <w:tcW w:w="2400" w:type="dxa"/>
+          </w:tcPr>
+          <w:p>
+            <w:r>
+              <w:rPr>
+                <w:b/>
+              </w:rPr>
+              <w:t>黄浦</w:t>
+            </w:r>
+          </w:p>
+        </w:tc>
+        <w:tc>
+          <w:tcPr>
+            <w:tcW w:w="2400" w:type="dxa"/>
+          </w:tcPr>
+          <w:p>
+            <w:r>
+              <w:rPr>
+                <w:b/>
+              </w:rPr>
+              <w:t>闵行</w:t>
+            </w:r>
+          </w:p>
+        </w:tc>
+        <w:tc>
+          <w:tcPr>
+            <w:tcW w:w="2400" w:type="dxa"/>
+          </w:tcPr>
+          <w:p>
+            <w:r>
+              <w:rPr>
+                <w:b/>
+              </w:rPr>
+              <w:t>环比</w:t>
+            </w:r>
+          </w:p>
+        </w:tc>
+        <w:tc>
+          <w:tcPr>
+            <w:tcW w:w="2400" w:type="dxa"/>
+          </w:tcPr>
+          <w:p>
+            <w:r>
+              <w:rPr>
+                <w:b/>
+              </w:rPr>
+              <w:t>趋势</w:t>
+            </w:r>
+          </w:p>
+        </w:tc>
+      </w:tr>
+      <w:tr>
+        <w:tblPrEx>
+          <w:tblBorders>
+            <w:top w:val="single" w:color="auto" w:sz="4" w:space="0"/>
+            <w:left w:val="single" w:color="auto" w:sz="4" w:space="0"/>
+            <w:bottom w:val="single" w:color="auto" w:sz="4" w:space="0"/>
+            <w:right w:val="single" w:color="auto" w:sz="4" w:space="0"/>
+            <w:insideH w:val="single" w:color="auto" w:sz="4" w:space="0"/>
+            <w:insideV w:val="single" w:color="auto" w:sz="4" w:space="0"/>
+          </w:tblBorders>
+          <w:tblCellMar>
+            <w:top w:w="0" w:type="dxa"/>
+            <w:left w:w="10" w:type="dxa"/>
+            <w:bottom w:w="0" w:type="dxa"/>
+            <w:right w:w="10" w:type="dxa"/>
+          </w:tblCellMar>
+        </w:tblPrEx>
+        <w:tc>
+          <w:tcPr>
+            <w:tcW w:w="2400" w:type="dxa"/>
+          </w:tcPr>
+          <w:p>
+            <w:r>
+              <w:t>入库次数</w:t>
+            </w:r>
+          </w:p>
+        </w:tc>
+        <w:tc>
+          <w:tcPr>
+            <w:tcW w:w="2400" w:type="dxa"/>
+          </w:tcPr>
+          <w:p>
+            <w:r>
+              <w:t>86 次</w:t>
+            </w:r>
+          </w:p>
+        </w:tc>
+        <w:tc>
+          <w:tcPr>
+            <w:tcW w:w="2400" w:type="dxa"/>
+          </w:tcPr>
+          <w:p>
+            <w:r>
+              <w:t>52</w:t>
+            </w:r>
+          </w:p>
+        </w:tc>
+        <w:tc>
+          <w:tcPr>
+            <w:tcW w:w="2400" w:type="dxa"/>
+          </w:tcPr>
+          <w:p>
+            <w:r>
+              <w:t>34</w:t>
+            </w:r>
+          </w:p>
+        </w:tc>
+        <w:tc>
+          <w:tcPr>
+            <w:tcW w:w="2400" w:type="dxa"/>
+          </w:tcPr>
+          <w:p>
+            <w:r>
+              <w:t>8.2%</w:t>
+            </w:r>
+          </w:p>
+        </w:tc>
+        <w:tc>
+          <w:tcPr>
+            <w:tcW w:w="2400" w:type="dxa"/>
+          </w:tcPr>
+          <w:p>
+            <w:r>
+              <w:t>up</w:t>
+            </w:r>
+          </w:p>
+        </w:tc>
+      </w:tr>
+      <w:tr>
+        <w:tblPrEx>
+          <w:tblBorders>
+            <w:top w:val="single" w:color="auto" w:sz="4" w:space="0"/>
+            <w:left w:val="single" w:color="auto" w:sz="4" w:space="0"/>
+            <w:bottom w:val="single" w:color="auto" w:sz="4" w:space="0"/>
+            <w:right w:val="single" w:color="auto" w:sz="4" w:space="0"/>
+            <w:insideH w:val="single" w:color="auto" w:sz="4" w:space="0"/>
+            <w:insideV w:val="single" w:color="auto" w:sz="4" w:space="0"/>
+          </w:tblBorders>
+          <w:tblCellMar>
+            <w:top w:w="0" w:type="dxa"/>
+            <w:left w:w="10" w:type="dxa"/>
+            <w:bottom w:w="0" w:type="dxa"/>
+            <w:right w:w="10" w:type="dxa"/>
+          </w:tblCellMar>
+        </w:tblPrEx>
+        <w:tc>
+          <w:tcPr>
+            <w:tcW w:w="2400" w:type="dxa"/>
+          </w:tcPr>
+          <w:p>
+            <w:r>
+              <w:t>入库物资数量</w:t>
+            </w:r>
+          </w:p>
+        </w:tc>
+        <w:tc>
+          <w:tcPr>
+            <w:tcW w:w="2400" w:type="dxa"/>
+          </w:tcPr>
+          <w:p>
+            <w:r>
+              <w:t>423 件</w:t>
+            </w:r>
+          </w:p>
+        </w:tc>
+        <w:tc>
+          <w:tcPr>
+            <w:tcW w:w="2400" w:type="dxa"/>
+          </w:tcPr>
+          <w:p>
+            <w:r>
+              <w:t>256</w:t>
+            </w:r>
+          </w:p>
+        </w:tc>
+        <w:tc>
+          <w:tcPr>
+            <w:tcW w:w="2400" w:type="dxa"/>
+          </w:tcPr>
+          <w:p>
+            <w:r>
+              <w:t>167</w:t>
+            </w:r>
+          </w:p>
+        </w:tc>
+        <w:tc>
+          <w:tcPr>
+            <w:tcW w:w="2400" w:type="dxa"/>
+          </w:tcPr>
+          <w:p>
+            <w:r>
+              <w:t>6.5%</w:t>
+            </w:r>
+          </w:p>
+        </w:tc>
+        <w:tc>
+          <w:tcPr>
+            <w:tcW w:w="2400" w:type="dxa"/>
+          </w:tcPr>
+          <w:p>
+            <w:r>
+              <w:t>up</w:t>
+            </w:r>
+          </w:p>
+        </w:tc>
+      </w:tr>
+      <w:tr>
+        <w:tblPrEx>
+          <w:tblBorders>
+            <w:top w:val="single" w:color="auto" w:sz="4" w:space="0"/>
+            <w:left w:val="single" w:color="auto" w:sz="4" w:space="0"/>
+            <w:bottom w:val="single" w:color="auto" w:sz="4" w:space="0"/>
+            <w:right w:val="single" w:color="auto" w:sz="4" w:space="0"/>
+            <w:insideH w:val="single" w:color="auto" w:sz="4" w:space="0"/>
+            <w:insideV w:val="single" w:color="auto" w:sz="4" w:space="0"/>
+          </w:tblBorders>
+          <w:tblCellMar>
+            <w:top w:w="0" w:type="dxa"/>
+            <w:left w:w="10" w:type="dxa"/>
+            <w:bottom w:w="0" w:type="dxa"/>
+            <w:right w:w="10" w:type="dxa"/>
+          </w:tblCellMar>
+        </w:tblPrEx>
+        <w:tc>
+          <w:tcPr>
+            <w:tcW w:w="2400" w:type="dxa"/>
+          </w:tcPr>
+          <w:p>
+            <w:r>
+              <w:t>入库固定资产价值</w:t>
+            </w:r>
+          </w:p>
+        </w:tc>
+        <w:tc>
+          <w:tcPr>
+            <w:tcW w:w="2400" w:type="dxa"/>
+          </w:tcPr>
+          <w:p>
+            <w:r>
+              <w:t>573 万元</w:t>
+            </w:r>
+          </w:p>
+        </w:tc>
+        <w:tc>
+          <w:tcPr>
+            <w:tcW w:w="2400" w:type="dxa"/>
+          </w:tcPr>
+          <w:p>
+            <w:r>
+              <w:t>348</w:t>
+            </w:r>
+          </w:p>
+        </w:tc>
+        <w:tc>
+          <w:tcPr>
+            <w:tcW w:w="2400" w:type="dxa"/>
+          </w:tcPr>
+          <w:p>
+            <w:r>
+              <w:t>225</w:t>
+            </w:r>
+          </w:p>
+        </w:tc>
+        <w:tc>
+          <w:tcPr>
+            <w:tcW w:w="2400" w:type="dxa"/>
+          </w:tcPr>
+          <w:p>
+            <w:r>
+              <w:t>3.1%</w:t>
+            </w:r>
+          </w:p>
+        </w:tc>
+        <w:tc>
+          <w:tcPr>
+            <w:tcW w:w="2400" w:type="dxa"/>
+          </w:tcPr>
+          <w:p>
+            <w:r>
+              <w:t>down</w:t>
+            </w:r>
+          </w:p>
+        </w:tc>
+      </w:tr>
+    </w:tbl>
+    <w:p>
+      <w:r>
+        <w:t>出库本季度 KPI：</w:t>
+      </w:r>
+    </w:p>
+    <w:tbl>
+      <w:tblPr>
+        <w:tblStyle w:val="5"/>
+        <w:tblW w:w="0" w:type="auto"/>
+        <w:tblInd w:w="0" w:type="dxa"/>
+        <w:tblBorders>
+          <w:top w:val="single" w:color="auto" w:sz="4" w:space="0"/>
+          <w:left w:val="single" w:color="auto" w:sz="4" w:space="0"/>
+          <w:bottom w:val="single" w:color="auto" w:sz="4" w:space="0"/>
+          <w:right w:val="single" w:color="auto" w:sz="4" w:space="0"/>
+          <w:insideH w:val="single" w:color="auto" w:sz="4" w:space="0"/>
+          <w:insideV w:val="single" w:color="auto" w:sz="4" w:space="0"/>
+        </w:tblBorders>
+        <w:tblLayout w:type="autofit"/>
+        <w:tblCellMar>
+          <w:top w:w="0" w:type="dxa"/>
+          <w:left w:w="10" w:type="dxa"/>
+          <w:bottom w:w="0" w:type="dxa"/>
+          <w:right w:w="10" w:type="dxa"/>
+        </w:tblCellMar>
+      </w:tblPr>
+      <w:tblGrid>
+        <w:gridCol w:w="1458"/>
+        <w:gridCol w:w="1508"/>
+        <w:gridCol w:w="1508"/>
+        <w:gridCol w:w="1508"/>
+        <w:gridCol w:w="1601"/>
+        <w:gridCol w:w="1463"/>
+      </w:tblGrid>
+      <w:tr>
+        <w:tblPrEx>
+          <w:tblBorders>
+            <w:top w:val="single" w:color="auto" w:sz="4" w:space="0"/>
+            <w:left w:val="single" w:color="auto" w:sz="4" w:space="0"/>
+            <w:bottom w:val="single" w:color="auto" w:sz="4" w:space="0"/>
+            <w:right w:val="single" w:color="auto" w:sz="4" w:space="0"/>
+            <w:insideH w:val="single" w:color="auto" w:sz="4" w:space="0"/>
+            <w:insideV w:val="single" w:color="auto" w:sz="4" w:space="0"/>
+          </w:tblBorders>
+          <w:tblCellMar>
+            <w:top w:w="0" w:type="dxa"/>
+            <w:left w:w="10" w:type="dxa"/>
+            <w:bottom w:w="0" w:type="dxa"/>
+            <w:right w:w="10" w:type="dxa"/>
+          </w:tblCellMar>
+        </w:tblPrEx>
+        <w:tc>
+          <w:tcPr>
+            <w:tcW w:w="2400" w:type="dxa"/>
+          </w:tcPr>
+          <w:p>
+            <w:r>
+              <w:rPr>
+                <w:b/>
+              </w:rPr>
+              <w:t>指标</w:t>
+            </w:r>
+          </w:p>
+        </w:tc>
+        <w:tc>
+          <w:tcPr>
+            <w:tcW w:w="2400" w:type="dxa"/>
+          </w:tcPr>
+          <w:p>
+            <w:r>
+              <w:rPr>
+                <w:b/>
+              </w:rPr>
+              <w:t>合计</w:t>
+            </w:r>
+          </w:p>
+        </w:tc>
+        <w:tc>
+          <w:tcPr>
+            <w:tcW w:w="2400" w:type="dxa"/>
+          </w:tcPr>
+          <w:p>
+            <w:r>
+              <w:rPr>
+                <w:b/>
+              </w:rPr>
+              <w:t>黄浦</w:t>
+            </w:r>
+          </w:p>
+        </w:tc>
+        <w:tc>
+          <w:tcPr>
+            <w:tcW w:w="2400" w:type="dxa"/>
+          </w:tcPr>
+          <w:p>
+            <w:r>
+              <w:rPr>
+                <w:b/>
+              </w:rPr>
+              <w:t>闵行</w:t>
+            </w:r>
+          </w:p>
+        </w:tc>
+        <w:tc>
+          <w:tcPr>
+            <w:tcW w:w="2400" w:type="dxa"/>
+          </w:tcPr>
+          <w:p>
+            <w:r>
+              <w:rPr>
+                <w:b/>
+              </w:rPr>
+              <w:t>环比</w:t>
+            </w:r>
+          </w:p>
+        </w:tc>
+        <w:tc>
+          <w:tcPr>
+            <w:tcW w:w="2400" w:type="dxa"/>
+          </w:tcPr>
+          <w:p>
+            <w:r>
+              <w:rPr>
+                <w:b/>
+              </w:rPr>
+              <w:t>趋势</w:t>
+            </w:r>
+          </w:p>
+        </w:tc>
+      </w:tr>
+      <w:tr>
+        <w:tblPrEx>
+          <w:tblBorders>
+            <w:top w:val="single" w:color="auto" w:sz="4" w:space="0"/>
+            <w:left w:val="single" w:color="auto" w:sz="4" w:space="0"/>
+            <w:bottom w:val="single" w:color="auto" w:sz="4" w:space="0"/>
+            <w:right w:val="single" w:color="auto" w:sz="4" w:space="0"/>
+            <w:insideH w:val="single" w:color="auto" w:sz="4" w:space="0"/>
+            <w:insideV w:val="single" w:color="auto" w:sz="4" w:space="0"/>
+          </w:tblBorders>
+          <w:tblCellMar>
+            <w:top w:w="0" w:type="dxa"/>
+            <w:left w:w="10" w:type="dxa"/>
+            <w:bottom w:w="0" w:type="dxa"/>
+            <w:right w:w="10" w:type="dxa"/>
+          </w:tblCellMar>
+        </w:tblPrEx>
+        <w:tc>
+          <w:tcPr>
+            <w:tcW w:w="2400" w:type="dxa"/>
+          </w:tcPr>
+          <w:p>
+            <w:r>
+              <w:t>出库次数</w:t>
+            </w:r>
+          </w:p>
+        </w:tc>
+        <w:tc>
+          <w:tcPr>
+            <w:tcW w:w="2400" w:type="dxa"/>
+          </w:tcPr>
+          <w:p>
+            <w:r>
+              <w:t>79 次</w:t>
+            </w:r>
+          </w:p>
+        </w:tc>
+        <w:tc>
+          <w:tcPr>
+            <w:tcW w:w="2400" w:type="dxa"/>
+          </w:tcPr>
+          <w:p>
+            <w:r>
+              <w:t>48</w:t>
+            </w:r>
+          </w:p>
+        </w:tc>
+        <w:tc>
+          <w:tcPr>
+            <w:tcW w:w="2400" w:type="dxa"/>
+          </w:tcPr>
+          <w:p>
+            <w:r>
+              <w:t>31</w:t>
+            </w:r>
+          </w:p>
+        </w:tc>
+        <w:tc>
+          <w:tcPr>
+            <w:tcW w:w="2400" w:type="dxa"/>
+          </w:tcPr>
+          <w:p>
+            <w:r>
+              <w:t>4.0%</w:t>
+            </w:r>
+          </w:p>
+        </w:tc>
+        <w:tc>
+          <w:tcPr>
+            <w:tcW w:w="2400" w:type="dxa"/>
+          </w:tcPr>
+          <w:p>
+            <w:r>
+              <w:t>up</w:t>
+            </w:r>
+          </w:p>
+        </w:tc>
+      </w:tr>
+      <w:tr>
+        <w:tblPrEx>
+          <w:tblBorders>
+            <w:top w:val="single" w:color="auto" w:sz="4" w:space="0"/>
+            <w:left w:val="single" w:color="auto" w:sz="4" w:space="0"/>
+            <w:bottom w:val="single" w:color="auto" w:sz="4" w:space="0"/>
+            <w:right w:val="single" w:color="auto" w:sz="4" w:space="0"/>
+            <w:insideH w:val="single" w:color="auto" w:sz="4" w:space="0"/>
+            <w:insideV w:val="single" w:color="auto" w:sz="4" w:space="0"/>
+          </w:tblBorders>
+          <w:tblCellMar>
+            <w:top w:w="0" w:type="dxa"/>
+            <w:left w:w="10" w:type="dxa"/>
+            <w:bottom w:w="0" w:type="dxa"/>
+            <w:right w:w="10" w:type="dxa"/>
+          </w:tblCellMar>
+        </w:tblPrEx>
+        <w:tc>
+          <w:tcPr>
+            <w:tcW w:w="2400" w:type="dxa"/>
+          </w:tcPr>
+          <w:p>
+            <w:r>
+              <w:t>出库物资数量</w:t>
+            </w:r>
+          </w:p>
+        </w:tc>
+        <w:tc>
+          <w:tcPr>
+            <w:tcW w:w="2400" w:type="dxa"/>
+          </w:tcPr>
+          <w:p>
+            <w:r>
+              <w:t>423 件</w:t>
+            </w:r>
+          </w:p>
+        </w:tc>
+        <w:tc>
+          <w:tcPr>
+            <w:tcW w:w="2400" w:type="dxa"/>
+          </w:tcPr>
+          <w:p>
+            <w:r>
+              <w:t>257</w:t>
+            </w:r>
+          </w:p>
+        </w:tc>
+        <w:tc>
+          <w:tcPr>
+            <w:tcW w:w="2400" w:type="dxa"/>
+          </w:tcPr>
+          <w:p>
+            <w:r>
+              <w:t>166</w:t>
+            </w:r>
+          </w:p>
+        </w:tc>
+        <w:tc>
+          <w:tcPr>
+            <w:tcW w:w="2400" w:type="dxa"/>
+          </w:tcPr>
+          <w:p>
+            <w:r>
+              <w:t>5.8%</w:t>
+            </w:r>
+          </w:p>
+        </w:tc>
+        <w:tc>
+          <w:tcPr>
+            <w:tcW w:w="2400" w:type="dxa"/>
+          </w:tcPr>
+          <w:p>
+            <w:r>
+              <w:t>up</w:t>
+            </w:r>
+          </w:p>
+        </w:tc>
+      </w:tr>
+      <w:tr>
+        <w:tblPrEx>
+          <w:tblBorders>
+            <w:top w:val="single" w:color="auto" w:sz="4" w:space="0"/>
+            <w:left w:val="single" w:color="auto" w:sz="4" w:space="0"/>
+            <w:bottom w:val="single" w:color="auto" w:sz="4" w:space="0"/>
+            <w:right w:val="single" w:color="auto" w:sz="4" w:space="0"/>
+            <w:insideH w:val="single" w:color="auto" w:sz="4" w:space="0"/>
+            <w:insideV w:val="single" w:color="auto" w:sz="4" w:space="0"/>
+          </w:tblBorders>
+          <w:tblCellMar>
+            <w:top w:w="0" w:type="dxa"/>
+            <w:left w:w="10" w:type="dxa"/>
+            <w:bottom w:w="0" w:type="dxa"/>
+            <w:right w:w="10" w:type="dxa"/>
+          </w:tblCellMar>
+        </w:tblPrEx>
+        <w:tc>
+          <w:tcPr>
+            <w:tcW w:w="2400" w:type="dxa"/>
+          </w:tcPr>
+          <w:p>
+            <w:r>
+              <w:t>节约资金</w:t>
+            </w:r>
+          </w:p>
+        </w:tc>
+        <w:tc>
+          <w:tcPr>
+            <w:tcW w:w="2400" w:type="dxa"/>
+          </w:tcPr>
+          <w:p>
+            <w:r>
+              <w:t>128 万元</w:t>
+            </w:r>
+          </w:p>
+        </w:tc>
+        <w:tc>
+          <w:tcPr>
+            <w:tcW w:w="2400" w:type="dxa"/>
+          </w:tcPr>
+          <w:p>
+            <w:r>
+              <w:t>78</w:t>
+            </w:r>
+          </w:p>
+        </w:tc>
+        <w:tc>
+          <w:tcPr>
+            <w:tcW w:w="2400" w:type="dxa"/>
+          </w:tcPr>
+          <w:p>
+            <w:r>
+              <w:t>50</w:t>
+            </w:r>
+          </w:p>
+        </w:tc>
+        <w:tc>
+          <w:tcPr>
+            <w:tcW w:w="2400" w:type="dxa"/>
+          </w:tcPr>
+          <w:p>
+            <w:r>
+              <w:t>12.3%</w:t>
+            </w:r>
+          </w:p>
+        </w:tc>
+        <w:tc>
+          <w:tcPr>
+            <w:tcW w:w="2400" w:type="dxa"/>
+          </w:tcPr>
+          <w:p>
+            <w:r>
+              <w:t>up</w:t>
+            </w:r>
+          </w:p>
+        </w:tc>
+      </w:tr>
+    </w:tbl>
+    <w:p>
+      <w:r>
+        <w:t>周转率公式（出库历史，仅 count 指标）：出库次数 ÷ ((年初在库 + 年末在库) / 2)，数据来自 yearlyInventory。</w:t>
+      </w:r>
+    </w:p>
+    <w:p>
+      <w:r>
+        <w:t>交互：App.setGwInboundMetric(key) / App.setGwOutboundMetric(key) 切换指标 Tab 后 re-render。</w:t>
+      </w:r>
+    </w:p>
+    <w:p>
+      <w:r>
+        <w:t>渲染函数：renderPublicWarehouseSection() → renderWarehouseStockPieSection() + renderWarehouseStackedBar() + renderGwMetricTabs() + renderGwFlowKpi() + renderGwHistoryTable()。</w:t>
       </w:r>
     </w:p>
     <w:p>
@@ -5923,7 +7847,7 @@
     </w:p>
     <w:p>
       <w:r>
-        <w:t>楼栋总数 4 个、房间总数 1373 间、楼层数量 51 个、建筑面积 74620.44㎡、总使用面积 52739.42㎡。</w:t>
+        <w:t>楼栋总数、房间总数、楼层数量、建筑面积、总使用面积。</w:t>
       </w:r>
     </w:p>
     <w:p>
@@ -5940,6 +7864,1149 @@
       </w:pPr>
       <w:r>
         <w:t>18.1 智慧问答（park）</w:t>
+      </w:r>
+    </w:p>
+    <w:tbl>
+      <w:tblPr>
+        <w:tblStyle w:val="5"/>
+        <w:tblW w:w="9498" w:type="dxa"/>
+        <w:tblInd w:w="-161" w:type="dxa"/>
+        <w:tblBorders>
+          <w:top w:val="single" w:color="auto" w:sz="4" w:space="0"/>
+          <w:left w:val="single" w:color="auto" w:sz="4" w:space="0"/>
+          <w:bottom w:val="single" w:color="auto" w:sz="4" w:space="0"/>
+          <w:right w:val="single" w:color="auto" w:sz="4" w:space="0"/>
+          <w:insideH w:val="single" w:color="auto" w:sz="4" w:space="0"/>
+          <w:insideV w:val="single" w:color="auto" w:sz="4" w:space="0"/>
+        </w:tblBorders>
+        <w:tblLayout w:type="autofit"/>
+        <w:tblCellMar>
+          <w:top w:w="0" w:type="dxa"/>
+          <w:left w:w="10" w:type="dxa"/>
+          <w:bottom w:w="0" w:type="dxa"/>
+          <w:right w:w="10" w:type="dxa"/>
+        </w:tblCellMar>
+      </w:tblPr>
+      <w:tblGrid>
+        <w:gridCol w:w="4246"/>
+        <w:gridCol w:w="5252"/>
+      </w:tblGrid>
+      <w:tr>
+        <w:tblPrEx>
+          <w:tblBorders>
+            <w:top w:val="single" w:color="auto" w:sz="4" w:space="0"/>
+            <w:left w:val="single" w:color="auto" w:sz="4" w:space="0"/>
+            <w:bottom w:val="single" w:color="auto" w:sz="4" w:space="0"/>
+            <w:right w:val="single" w:color="auto" w:sz="4" w:space="0"/>
+            <w:insideH w:val="single" w:color="auto" w:sz="4" w:space="0"/>
+            <w:insideV w:val="single" w:color="auto" w:sz="4" w:space="0"/>
+          </w:tblBorders>
+          <w:tblCellMar>
+            <w:top w:w="0" w:type="dxa"/>
+            <w:left w:w="10" w:type="dxa"/>
+            <w:bottom w:w="0" w:type="dxa"/>
+            <w:right w:w="10" w:type="dxa"/>
+          </w:tblCellMar>
+        </w:tblPrEx>
+        <w:tc>
+          <w:tcPr>
+            <w:tcW w:w="4246" w:type="dxa"/>
+          </w:tcPr>
+          <w:p>
+            <w:r>
+              <w:rPr>
+                <w:b/>
+              </w:rPr>
+              <w:t>关键词</w:t>
+            </w:r>
+          </w:p>
+        </w:tc>
+        <w:tc>
+          <w:tcPr>
+            <w:tcW w:w="5252" w:type="dxa"/>
+          </w:tcPr>
+          <w:p>
+            <w:r>
+              <w:rPr>
+                <w:b/>
+              </w:rPr>
+              <w:t>回复内容</w:t>
+            </w:r>
+          </w:p>
+        </w:tc>
+      </w:tr>
+      <w:tr>
+        <w:tblPrEx>
+          <w:tblBorders>
+            <w:top w:val="single" w:color="auto" w:sz="4" w:space="0"/>
+            <w:left w:val="single" w:color="auto" w:sz="4" w:space="0"/>
+            <w:bottom w:val="single" w:color="auto" w:sz="4" w:space="0"/>
+            <w:right w:val="single" w:color="auto" w:sz="4" w:space="0"/>
+            <w:insideH w:val="single" w:color="auto" w:sz="4" w:space="0"/>
+            <w:insideV w:val="single" w:color="auto" w:sz="4" w:space="0"/>
+          </w:tblBorders>
+          <w:tblCellMar>
+            <w:top w:w="0" w:type="dxa"/>
+            <w:left w:w="10" w:type="dxa"/>
+            <w:bottom w:w="0" w:type="dxa"/>
+            <w:right w:w="10" w:type="dxa"/>
+          </w:tblCellMar>
+        </w:tblPrEx>
+        <w:tc>
+          <w:tcPr>
+            <w:tcW w:w="4246" w:type="dxa"/>
+          </w:tcPr>
+          <w:p>
+            <w:r>
+              <w:t>工单/报修/维保/巡检/派单/关单</w:t>
+            </w:r>
+          </w:p>
+        </w:tc>
+        <w:tc>
+          <w:tcPr>
+            <w:tcW w:w="5252" w:type="dxa"/>
+          </w:tcPr>
+          <w:p>
+            <w:r>
+              <w:t>引导切换「智能工单」</w:t>
+            </w:r>
+          </w:p>
+        </w:tc>
+      </w:tr>
+      <w:tr>
+        <w:tblPrEx>
+          <w:tblBorders>
+            <w:top w:val="single" w:color="auto" w:sz="4" w:space="0"/>
+            <w:left w:val="single" w:color="auto" w:sz="4" w:space="0"/>
+            <w:bottom w:val="single" w:color="auto" w:sz="4" w:space="0"/>
+            <w:right w:val="single" w:color="auto" w:sz="4" w:space="0"/>
+            <w:insideH w:val="single" w:color="auto" w:sz="4" w:space="0"/>
+            <w:insideV w:val="single" w:color="auto" w:sz="4" w:space="0"/>
+          </w:tblBorders>
+          <w:tblCellMar>
+            <w:top w:w="0" w:type="dxa"/>
+            <w:left w:w="10" w:type="dxa"/>
+            <w:bottom w:w="0" w:type="dxa"/>
+            <w:right w:w="10" w:type="dxa"/>
+          </w:tblCellMar>
+        </w:tblPrEx>
+        <w:trPr>
+          <w:trHeight w:val="366" w:hRule="atLeast"/>
+        </w:trPr>
+        <w:tc>
+          <w:tcPr>
+            <w:tcW w:w="4246" w:type="dxa"/>
+          </w:tcPr>
+          <w:p>
+            <w:r>
+              <w:t>数据/统计/总览/报表/能耗/资产/趋势</w:t>
+            </w:r>
+          </w:p>
+        </w:tc>
+        <w:tc>
+          <w:tcPr>
+            <w:tcW w:w="5252" w:type="dxa"/>
+          </w:tcPr>
+          <w:p>
+            <w:r>
+              <w:t>引导切换「智能报表」</w:t>
+            </w:r>
+          </w:p>
+        </w:tc>
+      </w:tr>
+      <w:tr>
+        <w:tblPrEx>
+          <w:tblBorders>
+            <w:top w:val="single" w:color="auto" w:sz="4" w:space="0"/>
+            <w:left w:val="single" w:color="auto" w:sz="4" w:space="0"/>
+            <w:bottom w:val="single" w:color="auto" w:sz="4" w:space="0"/>
+            <w:right w:val="single" w:color="auto" w:sz="4" w:space="0"/>
+            <w:insideH w:val="single" w:color="auto" w:sz="4" w:space="0"/>
+            <w:insideV w:val="single" w:color="auto" w:sz="4" w:space="0"/>
+          </w:tblBorders>
+          <w:tblCellMar>
+            <w:top w:w="0" w:type="dxa"/>
+            <w:left w:w="10" w:type="dxa"/>
+            <w:bottom w:w="0" w:type="dxa"/>
+            <w:right w:w="10" w:type="dxa"/>
+          </w:tblCellMar>
+        </w:tblPrEx>
+        <w:tc>
+          <w:tcPr>
+            <w:tcW w:w="4246" w:type="dxa"/>
+          </w:tcPr>
+          <w:p>
+            <w:r>
+              <w:t>介绍/概况/基本/地址/位置/园区</w:t>
+            </w:r>
+          </w:p>
+        </w:tc>
+        <w:tc>
+          <w:tcPr>
+            <w:tcW w:w="5252" w:type="dxa"/>
+          </w:tcPr>
+          <w:p>
+            <w:r>
+              <w:t>园区基本情况（项目名+建筑面积+设备+成员+服务）</w:t>
+            </w:r>
+          </w:p>
+        </w:tc>
+      </w:tr>
+      <w:tr>
+        <w:tblPrEx>
+          <w:tblBorders>
+            <w:top w:val="single" w:color="auto" w:sz="4" w:space="0"/>
+            <w:left w:val="single" w:color="auto" w:sz="4" w:space="0"/>
+            <w:bottom w:val="single" w:color="auto" w:sz="4" w:space="0"/>
+            <w:right w:val="single" w:color="auto" w:sz="4" w:space="0"/>
+            <w:insideH w:val="single" w:color="auto" w:sz="4" w:space="0"/>
+            <w:insideV w:val="single" w:color="auto" w:sz="4" w:space="0"/>
+          </w:tblBorders>
+          <w:tblCellMar>
+            <w:top w:w="0" w:type="dxa"/>
+            <w:left w:w="10" w:type="dxa"/>
+            <w:bottom w:w="0" w:type="dxa"/>
+            <w:right w:w="10" w:type="dxa"/>
+          </w:tblCellMar>
+        </w:tblPrEx>
+        <w:tc>
+          <w:tcPr>
+            <w:tcW w:w="4246" w:type="dxa"/>
+          </w:tcPr>
+          <w:p>
+            <w:r>
+              <w:t>食堂/菜单/菜谱/吃饭/餐饮/预定</w:t>
+            </w:r>
+          </w:p>
+        </w:tc>
+        <w:tc>
+          <w:tcPr>
+            <w:tcW w:w="5252" w:type="dxa"/>
+          </w:tcPr>
+          <w:p>
+            <w:r>
+              <w:t>今日食堂推荐+预定数据</w:t>
+            </w:r>
+          </w:p>
+        </w:tc>
+      </w:tr>
+      <w:tr>
+        <w:tblPrEx>
+          <w:tblBorders>
+            <w:top w:val="single" w:color="auto" w:sz="4" w:space="0"/>
+            <w:left w:val="single" w:color="auto" w:sz="4" w:space="0"/>
+            <w:bottom w:val="single" w:color="auto" w:sz="4" w:space="0"/>
+            <w:right w:val="single" w:color="auto" w:sz="4" w:space="0"/>
+            <w:insideH w:val="single" w:color="auto" w:sz="4" w:space="0"/>
+            <w:insideV w:val="single" w:color="auto" w:sz="4" w:space="0"/>
+          </w:tblBorders>
+          <w:tblCellMar>
+            <w:top w:w="0" w:type="dxa"/>
+            <w:left w:w="10" w:type="dxa"/>
+            <w:bottom w:w="0" w:type="dxa"/>
+            <w:right w:w="10" w:type="dxa"/>
+          </w:tblCellMar>
+        </w:tblPrEx>
+        <w:tc>
+          <w:tcPr>
+            <w:tcW w:w="4246" w:type="dxa"/>
+          </w:tcPr>
+          <w:p>
+            <w:r>
+              <w:t>公告/通知/消息</w:t>
+            </w:r>
+          </w:p>
+        </w:tc>
+        <w:tc>
+          <w:tcPr>
+            <w:tcW w:w="5252" w:type="dxa"/>
+          </w:tcPr>
+          <w:p>
+            <w:r>
+              <w:t>最新公告内容</w:t>
+            </w:r>
+          </w:p>
+        </w:tc>
+      </w:tr>
+      <w:tr>
+        <w:tblPrEx>
+          <w:tblBorders>
+            <w:top w:val="single" w:color="auto" w:sz="4" w:space="0"/>
+            <w:left w:val="single" w:color="auto" w:sz="4" w:space="0"/>
+            <w:bottom w:val="single" w:color="auto" w:sz="4" w:space="0"/>
+            <w:right w:val="single" w:color="auto" w:sz="4" w:space="0"/>
+            <w:insideH w:val="single" w:color="auto" w:sz="4" w:space="0"/>
+            <w:insideV w:val="single" w:color="auto" w:sz="4" w:space="0"/>
+          </w:tblBorders>
+          <w:tblCellMar>
+            <w:top w:w="0" w:type="dxa"/>
+            <w:left w:w="10" w:type="dxa"/>
+            <w:bottom w:w="0" w:type="dxa"/>
+            <w:right w:w="10" w:type="dxa"/>
+          </w:tblCellMar>
+        </w:tblPrEx>
+        <w:tc>
+          <w:tcPr>
+            <w:tcW w:w="4246" w:type="dxa"/>
+          </w:tcPr>
+          <w:p>
+            <w:r>
+              <w:t>设施/服务/通行/停车/办公/物业/访客/门禁</w:t>
+            </w:r>
+          </w:p>
+        </w:tc>
+        <w:tc>
+          <w:tcPr>
+            <w:tcW w:w="5252" w:type="dxa"/>
+          </w:tcPr>
+          <w:p>
+            <w:r>
+              <w:t>基础服务清单</w:t>
+            </w:r>
+          </w:p>
+        </w:tc>
+      </w:tr>
+      <w:tr>
+        <w:tblPrEx>
+          <w:tblBorders>
+            <w:top w:val="single" w:color="auto" w:sz="4" w:space="0"/>
+            <w:left w:val="single" w:color="auto" w:sz="4" w:space="0"/>
+            <w:bottom w:val="single" w:color="auto" w:sz="4" w:space="0"/>
+            <w:right w:val="single" w:color="auto" w:sz="4" w:space="0"/>
+            <w:insideH w:val="single" w:color="auto" w:sz="4" w:space="0"/>
+            <w:insideV w:val="single" w:color="auto" w:sz="4" w:space="0"/>
+          </w:tblBorders>
+          <w:tblCellMar>
+            <w:top w:w="0" w:type="dxa"/>
+            <w:left w:w="10" w:type="dxa"/>
+            <w:bottom w:w="0" w:type="dxa"/>
+            <w:right w:w="10" w:type="dxa"/>
+          </w:tblCellMar>
+        </w:tblPrEx>
+        <w:tc>
+          <w:tcPr>
+            <w:tcW w:w="4246" w:type="dxa"/>
+          </w:tcPr>
+          <w:p>
+            <w:r>
+              <w:t>默认</w:t>
+            </w:r>
+          </w:p>
+        </w:tc>
+        <w:tc>
+          <w:tcPr>
+            <w:tcW w:w="5252" w:type="dxa"/>
+          </w:tcPr>
+          <w:p>
+            <w:r>
+              <w:t>智慧问答能力说明</w:t>
+            </w:r>
+          </w:p>
+        </w:tc>
+      </w:tr>
+    </w:tbl>
+    <w:p>
+      <w:pPr>
+        <w:pStyle w:val="4"/>
+      </w:pPr>
+      <w:r>
+        <w:t>18.2 智能工单（repair）</w:t>
+      </w:r>
+    </w:p>
+    <w:tbl>
+      <w:tblPr>
+        <w:tblStyle w:val="5"/>
+        <w:tblW w:w="0" w:type="auto"/>
+        <w:tblInd w:w="0" w:type="dxa"/>
+        <w:tblBorders>
+          <w:top w:val="single" w:color="auto" w:sz="4" w:space="0"/>
+          <w:left w:val="single" w:color="auto" w:sz="4" w:space="0"/>
+          <w:bottom w:val="single" w:color="auto" w:sz="4" w:space="0"/>
+          <w:right w:val="single" w:color="auto" w:sz="4" w:space="0"/>
+          <w:insideH w:val="single" w:color="auto" w:sz="4" w:space="0"/>
+          <w:insideV w:val="single" w:color="auto" w:sz="4" w:space="0"/>
+        </w:tblBorders>
+        <w:tblLayout w:type="autofit"/>
+        <w:tblCellMar>
+          <w:top w:w="0" w:type="dxa"/>
+          <w:left w:w="10" w:type="dxa"/>
+          <w:bottom w:w="0" w:type="dxa"/>
+          <w:right w:w="10" w:type="dxa"/>
+        </w:tblCellMar>
+      </w:tblPr>
+      <w:tblGrid>
+        <w:gridCol w:w="3291"/>
+        <w:gridCol w:w="5695"/>
+      </w:tblGrid>
+      <w:tr>
+        <w:tblPrEx>
+          <w:tblBorders>
+            <w:top w:val="single" w:color="auto" w:sz="4" w:space="0"/>
+            <w:left w:val="single" w:color="auto" w:sz="4" w:space="0"/>
+            <w:bottom w:val="single" w:color="auto" w:sz="4" w:space="0"/>
+            <w:right w:val="single" w:color="auto" w:sz="4" w:space="0"/>
+            <w:insideH w:val="single" w:color="auto" w:sz="4" w:space="0"/>
+            <w:insideV w:val="single" w:color="auto" w:sz="4" w:space="0"/>
+          </w:tblBorders>
+          <w:tblCellMar>
+            <w:top w:w="0" w:type="dxa"/>
+            <w:left w:w="10" w:type="dxa"/>
+            <w:bottom w:w="0" w:type="dxa"/>
+            <w:right w:w="10" w:type="dxa"/>
+          </w:tblCellMar>
+        </w:tblPrEx>
+        <w:tc>
+          <w:tcPr>
+            <w:tcW w:w="3291" w:type="dxa"/>
+          </w:tcPr>
+          <w:p>
+            <w:r>
+              <w:rPr>
+                <w:b/>
+              </w:rPr>
+              <w:t>关键词</w:t>
+            </w:r>
+          </w:p>
+        </w:tc>
+        <w:tc>
+          <w:tcPr>
+            <w:tcW w:w="5695" w:type="dxa"/>
+          </w:tcPr>
+          <w:p>
+            <w:r>
+              <w:rPr>
+                <w:b/>
+              </w:rPr>
+              <w:t>回复内容</w:t>
+            </w:r>
+          </w:p>
+        </w:tc>
+      </w:tr>
+      <w:tr>
+        <w:tblPrEx>
+          <w:tblBorders>
+            <w:top w:val="single" w:color="auto" w:sz="4" w:space="0"/>
+            <w:left w:val="single" w:color="auto" w:sz="4" w:space="0"/>
+            <w:bottom w:val="single" w:color="auto" w:sz="4" w:space="0"/>
+            <w:right w:val="single" w:color="auto" w:sz="4" w:space="0"/>
+            <w:insideH w:val="single" w:color="auto" w:sz="4" w:space="0"/>
+            <w:insideV w:val="single" w:color="auto" w:sz="4" w:space="0"/>
+          </w:tblBorders>
+          <w:tblCellMar>
+            <w:top w:w="0" w:type="dxa"/>
+            <w:left w:w="10" w:type="dxa"/>
+            <w:bottom w:w="0" w:type="dxa"/>
+            <w:right w:w="10" w:type="dxa"/>
+          </w:tblCellMar>
+        </w:tblPrEx>
+        <w:tc>
+          <w:tcPr>
+            <w:tcW w:w="3291" w:type="dxa"/>
+          </w:tcPr>
+          <w:p>
+            <w:r>
+              <w:t>数据/统计/报表/能耗/资产/趋势</w:t>
+            </w:r>
+          </w:p>
+        </w:tc>
+        <w:tc>
+          <w:tcPr>
+            <w:tcW w:w="5695" w:type="dxa"/>
+          </w:tcPr>
+          <w:p>
+            <w:r>
+              <w:t>引导切换「智能报表」</w:t>
+            </w:r>
+          </w:p>
+        </w:tc>
+      </w:tr>
+      <w:tr>
+        <w:tblPrEx>
+          <w:tblBorders>
+            <w:top w:val="single" w:color="auto" w:sz="4" w:space="0"/>
+            <w:left w:val="single" w:color="auto" w:sz="4" w:space="0"/>
+            <w:bottom w:val="single" w:color="auto" w:sz="4" w:space="0"/>
+            <w:right w:val="single" w:color="auto" w:sz="4" w:space="0"/>
+            <w:insideH w:val="single" w:color="auto" w:sz="4" w:space="0"/>
+            <w:insideV w:val="single" w:color="auto" w:sz="4" w:space="0"/>
+          </w:tblBorders>
+          <w:tblCellMar>
+            <w:top w:w="0" w:type="dxa"/>
+            <w:left w:w="10" w:type="dxa"/>
+            <w:bottom w:w="0" w:type="dxa"/>
+            <w:right w:w="10" w:type="dxa"/>
+          </w:tblCellMar>
+        </w:tblPrEx>
+        <w:tc>
+          <w:tcPr>
+            <w:tcW w:w="3291" w:type="dxa"/>
+          </w:tcPr>
+          <w:p>
+            <w:r>
+              <w:t>食堂/菜单/公告/园区介绍/设施</w:t>
+            </w:r>
+          </w:p>
+        </w:tc>
+        <w:tc>
+          <w:tcPr>
+            <w:tcW w:w="5695" w:type="dxa"/>
+          </w:tcPr>
+          <w:p>
+            <w:r>
+              <w:t>引导切换「智慧问答」</w:t>
+            </w:r>
+          </w:p>
+        </w:tc>
+      </w:tr>
+      <w:tr>
+        <w:tblPrEx>
+          <w:tblBorders>
+            <w:top w:val="single" w:color="auto" w:sz="4" w:space="0"/>
+            <w:left w:val="single" w:color="auto" w:sz="4" w:space="0"/>
+            <w:bottom w:val="single" w:color="auto" w:sz="4" w:space="0"/>
+            <w:right w:val="single" w:color="auto" w:sz="4" w:space="0"/>
+            <w:insideH w:val="single" w:color="auto" w:sz="4" w:space="0"/>
+            <w:insideV w:val="single" w:color="auto" w:sz="4" w:space="0"/>
+          </w:tblBorders>
+          <w:tblCellMar>
+            <w:top w:w="0" w:type="dxa"/>
+            <w:left w:w="10" w:type="dxa"/>
+            <w:bottom w:w="0" w:type="dxa"/>
+            <w:right w:w="10" w:type="dxa"/>
+          </w:tblCellMar>
+        </w:tblPrEx>
+        <w:tc>
+          <w:tcPr>
+            <w:tcW w:w="3291" w:type="dxa"/>
+          </w:tcPr>
+          <w:p>
+            <w:r>
+              <w:t>我的/我发起/我提交</w:t>
+            </w:r>
+          </w:p>
+        </w:tc>
+        <w:tc>
+          <w:tcPr>
+            <w:tcW w:w="5695" w:type="dxa"/>
+          </w:tcPr>
+          <w:p>
+            <w:r>
+              <w:t>myWorkOrders 进行中工单列表</w:t>
+            </w:r>
+          </w:p>
+        </w:tc>
+      </w:tr>
+      <w:tr>
+        <w:tblPrEx>
+          <w:tblBorders>
+            <w:top w:val="single" w:color="auto" w:sz="4" w:space="0"/>
+            <w:left w:val="single" w:color="auto" w:sz="4" w:space="0"/>
+            <w:bottom w:val="single" w:color="auto" w:sz="4" w:space="0"/>
+            <w:right w:val="single" w:color="auto" w:sz="4" w:space="0"/>
+            <w:insideH w:val="single" w:color="auto" w:sz="4" w:space="0"/>
+            <w:insideV w:val="single" w:color="auto" w:sz="4" w:space="0"/>
+          </w:tblBorders>
+          <w:tblCellMar>
+            <w:top w:w="0" w:type="dxa"/>
+            <w:left w:w="10" w:type="dxa"/>
+            <w:bottom w:w="0" w:type="dxa"/>
+            <w:right w:w="10" w:type="dxa"/>
+          </w:tblCellMar>
+        </w:tblPrEx>
+        <w:tc>
+          <w:tcPr>
+            <w:tcW w:w="3291" w:type="dxa"/>
+          </w:tcPr>
+          <w:p>
+            <w:r>
+              <w:t>报修</w:t>
+            </w:r>
+          </w:p>
+        </w:tc>
+        <w:tc>
+          <w:tcPr>
+            <w:tcW w:w="5695" w:type="dxa"/>
+          </w:tcPr>
+          <w:p>
+            <w:r>
+              <w:t>workOrderList 报修类工单</w:t>
+            </w:r>
+          </w:p>
+        </w:tc>
+      </w:tr>
+      <w:tr>
+        <w:tblPrEx>
+          <w:tblBorders>
+            <w:top w:val="single" w:color="auto" w:sz="4" w:space="0"/>
+            <w:left w:val="single" w:color="auto" w:sz="4" w:space="0"/>
+            <w:bottom w:val="single" w:color="auto" w:sz="4" w:space="0"/>
+            <w:right w:val="single" w:color="auto" w:sz="4" w:space="0"/>
+            <w:insideH w:val="single" w:color="auto" w:sz="4" w:space="0"/>
+            <w:insideV w:val="single" w:color="auto" w:sz="4" w:space="0"/>
+          </w:tblBorders>
+          <w:tblCellMar>
+            <w:top w:w="0" w:type="dxa"/>
+            <w:left w:w="10" w:type="dxa"/>
+            <w:bottom w:w="0" w:type="dxa"/>
+            <w:right w:w="10" w:type="dxa"/>
+          </w:tblCellMar>
+        </w:tblPrEx>
+        <w:tc>
+          <w:tcPr>
+            <w:tcW w:w="3291" w:type="dxa"/>
+          </w:tcPr>
+          <w:p>
+            <w:r>
+              <w:t>维保/巡检</w:t>
+            </w:r>
+          </w:p>
+        </w:tc>
+        <w:tc>
+          <w:tcPr>
+            <w:tcW w:w="5695" w:type="dxa"/>
+          </w:tcPr>
+          <w:p>
+            <w:r>
+              <w:t>维保与巡检工单</w:t>
+            </w:r>
+          </w:p>
+        </w:tc>
+      </w:tr>
+      <w:tr>
+        <w:tblPrEx>
+          <w:tblBorders>
+            <w:top w:val="single" w:color="auto" w:sz="4" w:space="0"/>
+            <w:left w:val="single" w:color="auto" w:sz="4" w:space="0"/>
+            <w:bottom w:val="single" w:color="auto" w:sz="4" w:space="0"/>
+            <w:right w:val="single" w:color="auto" w:sz="4" w:space="0"/>
+            <w:insideH w:val="single" w:color="auto" w:sz="4" w:space="0"/>
+            <w:insideV w:val="single" w:color="auto" w:sz="4" w:space="0"/>
+          </w:tblBorders>
+          <w:tblCellMar>
+            <w:top w:w="0" w:type="dxa"/>
+            <w:left w:w="10" w:type="dxa"/>
+            <w:bottom w:w="0" w:type="dxa"/>
+            <w:right w:w="10" w:type="dxa"/>
+          </w:tblCellMar>
+        </w:tblPrEx>
+        <w:tc>
+          <w:tcPr>
+            <w:tcW w:w="3291" w:type="dxa"/>
+          </w:tcPr>
+          <w:p>
+            <w:r>
+              <w:t>进度/状态/待处理/列表/系统</w:t>
+            </w:r>
+          </w:p>
+        </w:tc>
+        <w:tc>
+          <w:tcPr>
+            <w:tcW w:w="5695" w:type="dxa"/>
+          </w:tcPr>
+          <w:p>
+            <w:r>
+              <w:t>系统工单统计+待处理明细</w:t>
+            </w:r>
+          </w:p>
+        </w:tc>
+      </w:tr>
+      <w:tr>
+        <w:tblPrEx>
+          <w:tblCellMar>
+            <w:top w:w="0" w:type="dxa"/>
+            <w:left w:w="10" w:type="dxa"/>
+            <w:bottom w:w="0" w:type="dxa"/>
+            <w:right w:w="10" w:type="dxa"/>
+          </w:tblCellMar>
+        </w:tblPrEx>
+        <w:tc>
+          <w:tcPr>
+            <w:tcW w:w="3291" w:type="dxa"/>
+          </w:tcPr>
+          <w:p>
+            <w:r>
+              <w:t>工单</w:t>
+            </w:r>
+          </w:p>
+        </w:tc>
+        <w:tc>
+          <w:tcPr>
+            <w:tcW w:w="5695" w:type="dxa"/>
+          </w:tcPr>
+          <w:p>
+            <w:r>
+              <w:t>工单概览+最近更新</w:t>
+            </w:r>
+          </w:p>
+        </w:tc>
+      </w:tr>
+      <w:tr>
+        <w:tblPrEx>
+          <w:tblCellMar>
+            <w:top w:w="0" w:type="dxa"/>
+            <w:left w:w="10" w:type="dxa"/>
+            <w:bottom w:w="0" w:type="dxa"/>
+            <w:right w:w="10" w:type="dxa"/>
+          </w:tblCellMar>
+        </w:tblPrEx>
+        <w:tc>
+          <w:tcPr>
+            <w:tcW w:w="3291" w:type="dxa"/>
+          </w:tcPr>
+          <w:p>
+            <w:r>
+              <w:t>默认</w:t>
+            </w:r>
+          </w:p>
+        </w:tc>
+        <w:tc>
+          <w:tcPr>
+            <w:tcW w:w="5695" w:type="dxa"/>
+          </w:tcPr>
+          <w:p>
+            <w:r>
+              <w:t>智能工单能力说明</w:t>
+            </w:r>
+          </w:p>
+        </w:tc>
+      </w:tr>
+    </w:tbl>
+    <w:p>
+      <w:pPr>
+        <w:pStyle w:val="4"/>
+      </w:pPr>
+      <w:r>
+        <w:t>18.3 智能报表（workorder）</w:t>
+      </w:r>
+    </w:p>
+    <w:tbl>
+      <w:tblPr>
+        <w:tblStyle w:val="5"/>
+        <w:tblW w:w="0" w:type="auto"/>
+        <w:tblInd w:w="0" w:type="dxa"/>
+        <w:tblBorders>
+          <w:top w:val="single" w:color="auto" w:sz="4" w:space="0"/>
+          <w:left w:val="single" w:color="auto" w:sz="4" w:space="0"/>
+          <w:bottom w:val="single" w:color="auto" w:sz="4" w:space="0"/>
+          <w:right w:val="single" w:color="auto" w:sz="4" w:space="0"/>
+          <w:insideH w:val="single" w:color="auto" w:sz="4" w:space="0"/>
+          <w:insideV w:val="single" w:color="auto" w:sz="4" w:space="0"/>
+        </w:tblBorders>
+        <w:tblLayout w:type="autofit"/>
+        <w:tblCellMar>
+          <w:top w:w="0" w:type="dxa"/>
+          <w:left w:w="10" w:type="dxa"/>
+          <w:bottom w:w="0" w:type="dxa"/>
+          <w:right w:w="10" w:type="dxa"/>
+        </w:tblCellMar>
+      </w:tblPr>
+      <w:tblGrid>
+        <w:gridCol w:w="3513"/>
+        <w:gridCol w:w="5483"/>
+      </w:tblGrid>
+      <w:tr>
+        <w:tblPrEx>
+          <w:tblBorders>
+            <w:top w:val="single" w:color="auto" w:sz="4" w:space="0"/>
+            <w:left w:val="single" w:color="auto" w:sz="4" w:space="0"/>
+            <w:bottom w:val="single" w:color="auto" w:sz="4" w:space="0"/>
+            <w:right w:val="single" w:color="auto" w:sz="4" w:space="0"/>
+            <w:insideH w:val="single" w:color="auto" w:sz="4" w:space="0"/>
+            <w:insideV w:val="single" w:color="auto" w:sz="4" w:space="0"/>
+          </w:tblBorders>
+          <w:tblCellMar>
+            <w:top w:w="0" w:type="dxa"/>
+            <w:left w:w="10" w:type="dxa"/>
+            <w:bottom w:w="0" w:type="dxa"/>
+            <w:right w:w="10" w:type="dxa"/>
+          </w:tblCellMar>
+        </w:tblPrEx>
+        <w:tc>
+          <w:tcPr>
+            <w:tcW w:w="3513" w:type="dxa"/>
+          </w:tcPr>
+          <w:p>
+            <w:r>
+              <w:rPr>
+                <w:b/>
+              </w:rPr>
+              <w:t>关键词</w:t>
+            </w:r>
+          </w:p>
+        </w:tc>
+        <w:tc>
+          <w:tcPr>
+            <w:tcW w:w="5483" w:type="dxa"/>
+          </w:tcPr>
+          <w:p>
+            <w:r>
+              <w:rPr>
+                <w:b/>
+              </w:rPr>
+              <w:t>回复内容</w:t>
+            </w:r>
+          </w:p>
+        </w:tc>
+      </w:tr>
+      <w:tr>
+        <w:tblPrEx>
+          <w:tblBorders>
+            <w:top w:val="single" w:color="auto" w:sz="4" w:space="0"/>
+            <w:left w:val="single" w:color="auto" w:sz="4" w:space="0"/>
+            <w:bottom w:val="single" w:color="auto" w:sz="4" w:space="0"/>
+            <w:right w:val="single" w:color="auto" w:sz="4" w:space="0"/>
+            <w:insideH w:val="single" w:color="auto" w:sz="4" w:space="0"/>
+            <w:insideV w:val="single" w:color="auto" w:sz="4" w:space="0"/>
+          </w:tblBorders>
+          <w:tblCellMar>
+            <w:top w:w="0" w:type="dxa"/>
+            <w:left w:w="10" w:type="dxa"/>
+            <w:bottom w:w="0" w:type="dxa"/>
+            <w:right w:w="10" w:type="dxa"/>
+          </w:tblCellMar>
+        </w:tblPrEx>
+        <w:tc>
+          <w:tcPr>
+            <w:tcW w:w="3513" w:type="dxa"/>
+          </w:tcPr>
+          <w:p>
+            <w:r>
+              <w:t>进度/派单/我的工单（非统计语境）</w:t>
+            </w:r>
+          </w:p>
+        </w:tc>
+        <w:tc>
+          <w:tcPr>
+            <w:tcW w:w="5483" w:type="dxa"/>
+          </w:tcPr>
+          <w:p>
+            <w:r>
+              <w:t>引导切换「智能工单」</w:t>
+            </w:r>
+          </w:p>
+        </w:tc>
+      </w:tr>
+      <w:tr>
+        <w:tblPrEx>
+          <w:tblBorders>
+            <w:top w:val="single" w:color="auto" w:sz="4" w:space="0"/>
+            <w:left w:val="single" w:color="auto" w:sz="4" w:space="0"/>
+            <w:bottom w:val="single" w:color="auto" w:sz="4" w:space="0"/>
+            <w:right w:val="single" w:color="auto" w:sz="4" w:space="0"/>
+            <w:insideH w:val="single" w:color="auto" w:sz="4" w:space="0"/>
+            <w:insideV w:val="single" w:color="auto" w:sz="4" w:space="0"/>
+          </w:tblBorders>
+          <w:tblCellMar>
+            <w:top w:w="0" w:type="dxa"/>
+            <w:left w:w="10" w:type="dxa"/>
+            <w:bottom w:w="0" w:type="dxa"/>
+            <w:right w:w="10" w:type="dxa"/>
+          </w:tblCellMar>
+        </w:tblPrEx>
+        <w:tc>
+          <w:tcPr>
+            <w:tcW w:w="3513" w:type="dxa"/>
+          </w:tcPr>
+          <w:p>
+            <w:r>
+              <w:t>食堂有什么/菜单/公告/设施</w:t>
+            </w:r>
+          </w:p>
+        </w:tc>
+        <w:tc>
+          <w:tcPr>
+            <w:tcW w:w="5483" w:type="dxa"/>
+          </w:tcPr>
+          <w:p>
+            <w:r>
+              <w:t>引导切换「智慧问答」</w:t>
+            </w:r>
+          </w:p>
+        </w:tc>
+      </w:tr>
+      <w:tr>
+        <w:tblPrEx>
+          <w:tblBorders>
+            <w:top w:val="single" w:color="auto" w:sz="4" w:space="0"/>
+            <w:left w:val="single" w:color="auto" w:sz="4" w:space="0"/>
+            <w:bottom w:val="single" w:color="auto" w:sz="4" w:space="0"/>
+            <w:right w:val="single" w:color="auto" w:sz="4" w:space="0"/>
+            <w:insideH w:val="single" w:color="auto" w:sz="4" w:space="0"/>
+            <w:insideV w:val="single" w:color="auto" w:sz="4" w:space="0"/>
+          </w:tblBorders>
+          <w:tblCellMar>
+            <w:top w:w="0" w:type="dxa"/>
+            <w:left w:w="10" w:type="dxa"/>
+            <w:bottom w:w="0" w:type="dxa"/>
+            <w:right w:w="10" w:type="dxa"/>
+          </w:tblCellMar>
+        </w:tblPrEx>
+        <w:tc>
+          <w:tcPr>
+            <w:tcW w:w="3513" w:type="dxa"/>
+          </w:tcPr>
+          <w:p>
+            <w:r>
+              <w:t>能耗/用电/用水/能源</w:t>
+            </w:r>
+          </w:p>
+        </w:tc>
+        <w:tc>
+          <w:tcPr>
+            <w:tcW w:w="5483" w:type="dxa"/>
+          </w:tcPr>
+          <w:p>
+            <w:r>
+              <w:t>能源数据汇总</w:t>
+            </w:r>
+          </w:p>
+        </w:tc>
+      </w:tr>
+      <w:tr>
+        <w:tblPrEx>
+          <w:tblBorders>
+            <w:top w:val="single" w:color="auto" w:sz="4" w:space="0"/>
+            <w:left w:val="single" w:color="auto" w:sz="4" w:space="0"/>
+            <w:bottom w:val="single" w:color="auto" w:sz="4" w:space="0"/>
+            <w:right w:val="single" w:color="auto" w:sz="4" w:space="0"/>
+            <w:insideH w:val="single" w:color="auto" w:sz="4" w:space="0"/>
+            <w:insideV w:val="single" w:color="auto" w:sz="4" w:space="0"/>
+          </w:tblBorders>
+          <w:tblCellMar>
+            <w:top w:w="0" w:type="dxa"/>
+            <w:left w:w="10" w:type="dxa"/>
+            <w:bottom w:w="0" w:type="dxa"/>
+            <w:right w:w="10" w:type="dxa"/>
+          </w:tblCellMar>
+        </w:tblPrEx>
+        <w:tc>
+          <w:tcPr>
+            <w:tcW w:w="3513" w:type="dxa"/>
+          </w:tcPr>
+          <w:p>
+            <w:r>
+              <w:t>资产/设备/空间/面积</w:t>
+            </w:r>
+          </w:p>
+        </w:tc>
+        <w:tc>
+          <w:tcPr>
+            <w:tcW w:w="5483" w:type="dxa"/>
+          </w:tcPr>
+          <w:p>
+            <w:r>
+              <w:t>资产数据汇总</w:t>
+            </w:r>
+          </w:p>
+        </w:tc>
+      </w:tr>
+      <w:tr>
+        <w:tblPrEx>
+          <w:tblBorders>
+            <w:top w:val="single" w:color="auto" w:sz="4" w:space="0"/>
+            <w:left w:val="single" w:color="auto" w:sz="4" w:space="0"/>
+            <w:bottom w:val="single" w:color="auto" w:sz="4" w:space="0"/>
+            <w:right w:val="single" w:color="auto" w:sz="4" w:space="0"/>
+            <w:insideH w:val="single" w:color="auto" w:sz="4" w:space="0"/>
+            <w:insideV w:val="single" w:color="auto" w:sz="4" w:space="0"/>
+          </w:tblBorders>
+          <w:tblCellMar>
+            <w:top w:w="0" w:type="dxa"/>
+            <w:left w:w="10" w:type="dxa"/>
+            <w:bottom w:w="0" w:type="dxa"/>
+            <w:right w:w="10" w:type="dxa"/>
+          </w:tblCellMar>
+        </w:tblPrEx>
+        <w:tc>
+          <w:tcPr>
+            <w:tcW w:w="3513" w:type="dxa"/>
+          </w:tcPr>
+          <w:p>
+            <w:r>
+              <w:t>食堂/就餐/采购</w:t>
+            </w:r>
+          </w:p>
+        </w:tc>
+        <w:tc>
+          <w:tcPr>
+            <w:tcW w:w="5483" w:type="dxa"/>
+          </w:tcPr>
+          <w:p>
+            <w:r>
+              <w:t>食堂运营数据</w:t>
+            </w:r>
+            <w:bookmarkStart w:id="0" w:name="_GoBack"/>
+            <w:bookmarkEnd w:id="0"/>
+          </w:p>
+        </w:tc>
+      </w:tr>
+      <w:tr>
+        <w:tblPrEx>
+          <w:tblBorders>
+            <w:top w:val="single" w:color="auto" w:sz="4" w:space="0"/>
+            <w:left w:val="single" w:color="auto" w:sz="4" w:space="0"/>
+            <w:bottom w:val="single" w:color="auto" w:sz="4" w:space="0"/>
+            <w:right w:val="single" w:color="auto" w:sz="4" w:space="0"/>
+            <w:insideH w:val="single" w:color="auto" w:sz="4" w:space="0"/>
+            <w:insideV w:val="single" w:color="auto" w:sz="4" w:space="0"/>
+          </w:tblBorders>
+          <w:tblCellMar>
+            <w:top w:w="0" w:type="dxa"/>
+            <w:left w:w="10" w:type="dxa"/>
+            <w:bottom w:w="0" w:type="dxa"/>
+            <w:right w:w="10" w:type="dxa"/>
+          </w:tblCellMar>
+        </w:tblPrEx>
+        <w:tc>
+          <w:tcPr>
+            <w:tcW w:w="3513" w:type="dxa"/>
+          </w:tcPr>
+          <w:p>
+            <w:r>
+              <w:t>物业/工单</w:t>
+            </w:r>
+          </w:p>
+        </w:tc>
+        <w:tc>
+          <w:tcPr>
+            <w:tcW w:w="5483" w:type="dxa"/>
+          </w:tcPr>
+          <w:p>
+            <w:r>
+              <w:t>物业运营汇总+完成率</w:t>
+            </w:r>
+          </w:p>
+        </w:tc>
+      </w:tr>
+      <w:tr>
+        <w:tblPrEx>
+          <w:tblBorders>
+            <w:top w:val="single" w:color="auto" w:sz="4" w:space="0"/>
+            <w:left w:val="single" w:color="auto" w:sz="4" w:space="0"/>
+            <w:bottom w:val="single" w:color="auto" w:sz="4" w:space="0"/>
+            <w:right w:val="single" w:color="auto" w:sz="4" w:space="0"/>
+            <w:insideH w:val="single" w:color="auto" w:sz="4" w:space="0"/>
+            <w:insideV w:val="single" w:color="auto" w:sz="4" w:space="0"/>
+          </w:tblBorders>
+          <w:tblCellMar>
+            <w:top w:w="0" w:type="dxa"/>
+            <w:left w:w="10" w:type="dxa"/>
+            <w:bottom w:w="0" w:type="dxa"/>
+            <w:right w:w="10" w:type="dxa"/>
+          </w:tblCellMar>
+        </w:tblPrEx>
+        <w:tc>
+          <w:tcPr>
+            <w:tcW w:w="3513" w:type="dxa"/>
+          </w:tcPr>
+          <w:p>
+            <w:r>
+              <w:t>趋势/变化/近期</w:t>
+            </w:r>
+          </w:p>
+        </w:tc>
+        <w:tc>
+          <w:tcPr>
+            <w:tcW w:w="5483" w:type="dxa"/>
+          </w:tcPr>
+          <w:p>
+            <w:r>
+              <w:t>工单趋势+各模块 dataSummary</w:t>
+            </w:r>
+          </w:p>
+        </w:tc>
+      </w:tr>
+      <w:tr>
+        <w:tblPrEx>
+          <w:tblBorders>
+            <w:top w:val="single" w:color="auto" w:sz="4" w:space="0"/>
+            <w:left w:val="single" w:color="auto" w:sz="4" w:space="0"/>
+            <w:bottom w:val="single" w:color="auto" w:sz="4" w:space="0"/>
+            <w:right w:val="single" w:color="auto" w:sz="4" w:space="0"/>
+            <w:insideH w:val="single" w:color="auto" w:sz="4" w:space="0"/>
+            <w:insideV w:val="single" w:color="auto" w:sz="4" w:space="0"/>
+          </w:tblBorders>
+          <w:tblCellMar>
+            <w:top w:w="0" w:type="dxa"/>
+            <w:left w:w="10" w:type="dxa"/>
+            <w:bottom w:w="0" w:type="dxa"/>
+            <w:right w:w="10" w:type="dxa"/>
+          </w:tblCellMar>
+        </w:tblPrEx>
+        <w:tc>
+          <w:tcPr>
+            <w:tcW w:w="3513" w:type="dxa"/>
+          </w:tcPr>
+          <w:p>
+            <w:r>
+              <w:t>数据/统计/总览/报表/解读/汇总</w:t>
+            </w:r>
+          </w:p>
+        </w:tc>
+        <w:tc>
+          <w:tcPr>
+            <w:tcW w:w="5483" w:type="dxa"/>
+          </w:tcPr>
+          <w:p>
+            <w:r>
+              <w:t>数据总览</w:t>
+            </w:r>
+          </w:p>
+        </w:tc>
+      </w:tr>
+      <w:tr>
+        <w:tblPrEx>
+          <w:tblBorders>
+            <w:top w:val="single" w:color="auto" w:sz="4" w:space="0"/>
+            <w:left w:val="single" w:color="auto" w:sz="4" w:space="0"/>
+            <w:bottom w:val="single" w:color="auto" w:sz="4" w:space="0"/>
+            <w:right w:val="single" w:color="auto" w:sz="4" w:space="0"/>
+            <w:insideH w:val="single" w:color="auto" w:sz="4" w:space="0"/>
+            <w:insideV w:val="single" w:color="auto" w:sz="4" w:space="0"/>
+          </w:tblBorders>
+          <w:tblCellMar>
+            <w:top w:w="0" w:type="dxa"/>
+            <w:left w:w="10" w:type="dxa"/>
+            <w:bottom w:w="0" w:type="dxa"/>
+            <w:right w:w="10" w:type="dxa"/>
+          </w:tblCellMar>
+        </w:tblPrEx>
+        <w:tc>
+          <w:tcPr>
+            <w:tcW w:w="3513" w:type="dxa"/>
+          </w:tcPr>
+          <w:p>
+            <w:r>
+              <w:t>默认</w:t>
+            </w:r>
+          </w:p>
+        </w:tc>
+        <w:tc>
+          <w:tcPr>
+            <w:tcW w:w="5483" w:type="dxa"/>
+          </w:tcPr>
+          <w:p>
+            <w:r>
+              <w:t>智能报表能力说明</w:t>
+            </w:r>
+          </w:p>
+        </w:tc>
+      </w:tr>
+    </w:tbl>
+    <w:p>
+      <w:pPr>
+        <w:pStyle w:val="3"/>
+      </w:pPr>
+      <w:r>
+        <w:t>19. 附录 — 小禹快捷提问配置</w:t>
+      </w:r>
+    </w:p>
+    <w:p>
+      <w:pPr>
+        <w:pStyle w:val="4"/>
+      </w:pPr>
+      <w:r>
+        <w:t>19.1 首页全局快捷 Chip</w:t>
       </w:r>
     </w:p>
     <w:tbl>
@@ -5965,7 +9032,8 @@
       </w:tblPr>
       <w:tblGrid>
         <w:gridCol w:w="2400"/>
-        <w:gridCol w:w="2400"/>
+        <w:gridCol w:w="3162"/>
+        <w:gridCol w:w="3424"/>
       </w:tblGrid>
       <w:tr>
         <w:tblPrEx>
@@ -5993,668 +9061,225 @@
               <w:rPr>
                 <w:b/>
               </w:rPr>
-              <w:t>关键词</w:t>
-            </w:r>
-          </w:p>
-        </w:tc>
-        <w:tc>
-          <w:tcPr>
-            <w:tcW w:w="2400" w:type="dxa"/>
+              <w:t>按钮文案</w:t>
+            </w:r>
+          </w:p>
+        </w:tc>
+        <w:tc>
+          <w:tcPr>
+            <w:tcW w:w="3162" w:type="dxa"/>
           </w:tcPr>
           <w:p>
             <w:r>
               <w:rPr>
                 <w:b/>
               </w:rPr>
-              <w:t>回复内容</w:t>
-            </w:r>
-          </w:p>
-        </w:tc>
-      </w:tr>
-      <w:tr>
-        <w:tblPrEx>
-          <w:tblBorders>
-            <w:top w:val="single" w:color="auto" w:sz="4" w:space="0"/>
-            <w:left w:val="single" w:color="auto" w:sz="4" w:space="0"/>
-            <w:bottom w:val="single" w:color="auto" w:sz="4" w:space="0"/>
-            <w:right w:val="single" w:color="auto" w:sz="4" w:space="0"/>
-            <w:insideH w:val="single" w:color="auto" w:sz="4" w:space="0"/>
-            <w:insideV w:val="single" w:color="auto" w:sz="4" w:space="0"/>
-          </w:tblBorders>
-          <w:tblCellMar>
-            <w:top w:w="0" w:type="dxa"/>
-            <w:left w:w="10" w:type="dxa"/>
-            <w:bottom w:w="0" w:type="dxa"/>
-            <w:right w:w="10" w:type="dxa"/>
-          </w:tblCellMar>
-        </w:tblPrEx>
-        <w:tc>
-          <w:tcPr>
-            <w:tcW w:w="2400" w:type="dxa"/>
-          </w:tcPr>
-          <w:p>
-            <w:r>
-              <w:t>工单/报修/维保/巡检/派单/关单</w:t>
-            </w:r>
-          </w:p>
-        </w:tc>
-        <w:tc>
-          <w:tcPr>
-            <w:tcW w:w="2400" w:type="dxa"/>
-          </w:tcPr>
-          <w:p>
-            <w:r>
-              <w:t>引导切换「智能工单」</w:t>
-            </w:r>
-          </w:p>
-        </w:tc>
-      </w:tr>
-      <w:tr>
-        <w:tblPrEx>
-          <w:tblBorders>
-            <w:top w:val="single" w:color="auto" w:sz="4" w:space="0"/>
-            <w:left w:val="single" w:color="auto" w:sz="4" w:space="0"/>
-            <w:bottom w:val="single" w:color="auto" w:sz="4" w:space="0"/>
-            <w:right w:val="single" w:color="auto" w:sz="4" w:space="0"/>
-            <w:insideH w:val="single" w:color="auto" w:sz="4" w:space="0"/>
-            <w:insideV w:val="single" w:color="auto" w:sz="4" w:space="0"/>
-          </w:tblBorders>
-          <w:tblCellMar>
-            <w:top w:w="0" w:type="dxa"/>
-            <w:left w:w="10" w:type="dxa"/>
-            <w:bottom w:w="0" w:type="dxa"/>
-            <w:right w:w="10" w:type="dxa"/>
-          </w:tblCellMar>
-        </w:tblPrEx>
-        <w:tc>
-          <w:tcPr>
-            <w:tcW w:w="2400" w:type="dxa"/>
-          </w:tcPr>
-          <w:p>
-            <w:r>
-              <w:t>数据/统计/总览/报表/能耗/资产/趋势</w:t>
-            </w:r>
-          </w:p>
-        </w:tc>
-        <w:tc>
-          <w:tcPr>
-            <w:tcW w:w="2400" w:type="dxa"/>
-          </w:tcPr>
-          <w:p>
-            <w:r>
-              <w:t>引导切换「智能报表」</w:t>
-            </w:r>
-          </w:p>
-        </w:tc>
-      </w:tr>
-      <w:tr>
-        <w:tblPrEx>
-          <w:tblBorders>
-            <w:top w:val="single" w:color="auto" w:sz="4" w:space="0"/>
-            <w:left w:val="single" w:color="auto" w:sz="4" w:space="0"/>
-            <w:bottom w:val="single" w:color="auto" w:sz="4" w:space="0"/>
-            <w:right w:val="single" w:color="auto" w:sz="4" w:space="0"/>
-            <w:insideH w:val="single" w:color="auto" w:sz="4" w:space="0"/>
-            <w:insideV w:val="single" w:color="auto" w:sz="4" w:space="0"/>
-          </w:tblBorders>
-          <w:tblCellMar>
-            <w:top w:w="0" w:type="dxa"/>
-            <w:left w:w="10" w:type="dxa"/>
-            <w:bottom w:w="0" w:type="dxa"/>
-            <w:right w:w="10" w:type="dxa"/>
-          </w:tblCellMar>
-        </w:tblPrEx>
-        <w:tc>
-          <w:tcPr>
-            <w:tcW w:w="2400" w:type="dxa"/>
-          </w:tcPr>
-          <w:p>
-            <w:r>
-              <w:t>介绍/概况/基本/地址/位置/园区</w:t>
-            </w:r>
-          </w:p>
-        </w:tc>
-        <w:tc>
-          <w:tcPr>
-            <w:tcW w:w="2400" w:type="dxa"/>
-          </w:tcPr>
-          <w:p>
-            <w:r>
-              <w:t>园区基本情况（项目名+建筑面积+设备+成员+服务）</w:t>
-            </w:r>
-          </w:p>
-        </w:tc>
-      </w:tr>
-      <w:tr>
-        <w:tblPrEx>
-          <w:tblBorders>
-            <w:top w:val="single" w:color="auto" w:sz="4" w:space="0"/>
-            <w:left w:val="single" w:color="auto" w:sz="4" w:space="0"/>
-            <w:bottom w:val="single" w:color="auto" w:sz="4" w:space="0"/>
-            <w:right w:val="single" w:color="auto" w:sz="4" w:space="0"/>
-            <w:insideH w:val="single" w:color="auto" w:sz="4" w:space="0"/>
-            <w:insideV w:val="single" w:color="auto" w:sz="4" w:space="0"/>
-          </w:tblBorders>
-          <w:tblCellMar>
-            <w:top w:w="0" w:type="dxa"/>
-            <w:left w:w="10" w:type="dxa"/>
-            <w:bottom w:w="0" w:type="dxa"/>
-            <w:right w:w="10" w:type="dxa"/>
-          </w:tblCellMar>
-        </w:tblPrEx>
-        <w:tc>
-          <w:tcPr>
-            <w:tcW w:w="2400" w:type="dxa"/>
-          </w:tcPr>
-          <w:p>
-            <w:r>
-              <w:t>食堂/菜单/菜谱/吃饭/餐饮/预定</w:t>
-            </w:r>
-          </w:p>
-        </w:tc>
-        <w:tc>
-          <w:tcPr>
-            <w:tcW w:w="2400" w:type="dxa"/>
-          </w:tcPr>
-          <w:p>
-            <w:r>
-              <w:t>今日食堂推荐+预定数据</w:t>
-            </w:r>
-          </w:p>
-        </w:tc>
-      </w:tr>
-      <w:tr>
-        <w:tblPrEx>
-          <w:tblBorders>
-            <w:top w:val="single" w:color="auto" w:sz="4" w:space="0"/>
-            <w:left w:val="single" w:color="auto" w:sz="4" w:space="0"/>
-            <w:bottom w:val="single" w:color="auto" w:sz="4" w:space="0"/>
-            <w:right w:val="single" w:color="auto" w:sz="4" w:space="0"/>
-            <w:insideH w:val="single" w:color="auto" w:sz="4" w:space="0"/>
-            <w:insideV w:val="single" w:color="auto" w:sz="4" w:space="0"/>
-          </w:tblBorders>
-          <w:tblCellMar>
-            <w:top w:w="0" w:type="dxa"/>
-            <w:left w:w="10" w:type="dxa"/>
-            <w:bottom w:w="0" w:type="dxa"/>
-            <w:right w:w="10" w:type="dxa"/>
-          </w:tblCellMar>
-        </w:tblPrEx>
-        <w:tc>
-          <w:tcPr>
-            <w:tcW w:w="2400" w:type="dxa"/>
-          </w:tcPr>
-          <w:p>
-            <w:r>
-              <w:t>公告/通知/消息</w:t>
-            </w:r>
-          </w:p>
-        </w:tc>
-        <w:tc>
-          <w:tcPr>
-            <w:tcW w:w="2400" w:type="dxa"/>
-          </w:tcPr>
-          <w:p>
-            <w:r>
-              <w:t>最新公告内容</w:t>
-            </w:r>
-          </w:p>
-        </w:tc>
-      </w:tr>
-      <w:tr>
-        <w:tblPrEx>
-          <w:tblBorders>
-            <w:top w:val="single" w:color="auto" w:sz="4" w:space="0"/>
-            <w:left w:val="single" w:color="auto" w:sz="4" w:space="0"/>
-            <w:bottom w:val="single" w:color="auto" w:sz="4" w:space="0"/>
-            <w:right w:val="single" w:color="auto" w:sz="4" w:space="0"/>
-            <w:insideH w:val="single" w:color="auto" w:sz="4" w:space="0"/>
-            <w:insideV w:val="single" w:color="auto" w:sz="4" w:space="0"/>
-          </w:tblBorders>
-          <w:tblCellMar>
-            <w:top w:w="0" w:type="dxa"/>
-            <w:left w:w="10" w:type="dxa"/>
-            <w:bottom w:w="0" w:type="dxa"/>
-            <w:right w:w="10" w:type="dxa"/>
-          </w:tblCellMar>
-        </w:tblPrEx>
-        <w:tc>
-          <w:tcPr>
-            <w:tcW w:w="2400" w:type="dxa"/>
-          </w:tcPr>
-          <w:p>
-            <w:r>
-              <w:t>设施/服务/通行/停车/办公/物业/访客/门禁</w:t>
-            </w:r>
-          </w:p>
-        </w:tc>
-        <w:tc>
-          <w:tcPr>
-            <w:tcW w:w="2400" w:type="dxa"/>
-          </w:tcPr>
-          <w:p>
-            <w:r>
-              <w:t>基础服务清单</w:t>
-            </w:r>
-          </w:p>
-        </w:tc>
-      </w:tr>
-      <w:tr>
-        <w:tblPrEx>
-          <w:tblBorders>
-            <w:top w:val="single" w:color="auto" w:sz="4" w:space="0"/>
-            <w:left w:val="single" w:color="auto" w:sz="4" w:space="0"/>
-            <w:bottom w:val="single" w:color="auto" w:sz="4" w:space="0"/>
-            <w:right w:val="single" w:color="auto" w:sz="4" w:space="0"/>
-            <w:insideH w:val="single" w:color="auto" w:sz="4" w:space="0"/>
-            <w:insideV w:val="single" w:color="auto" w:sz="4" w:space="0"/>
-          </w:tblBorders>
-          <w:tblCellMar>
-            <w:top w:w="0" w:type="dxa"/>
-            <w:left w:w="10" w:type="dxa"/>
-            <w:bottom w:w="0" w:type="dxa"/>
-            <w:right w:w="10" w:type="dxa"/>
-          </w:tblCellMar>
-        </w:tblPrEx>
-        <w:tc>
-          <w:tcPr>
-            <w:tcW w:w="2400" w:type="dxa"/>
-          </w:tcPr>
-          <w:p>
-            <w:r>
-              <w:t>默认</w:t>
-            </w:r>
-          </w:p>
-        </w:tc>
-        <w:tc>
-          <w:tcPr>
-            <w:tcW w:w="2400" w:type="dxa"/>
-          </w:tcPr>
-          <w:p>
-            <w:r>
-              <w:t>智慧问答能力说明</w:t>
-            </w:r>
-          </w:p>
-        </w:tc>
-      </w:tr>
-    </w:tbl>
-    <w:p>
-      <w:pPr>
-        <w:pStyle w:val="4"/>
-      </w:pPr>
-      <w:r>
-        <w:t>18.2 智能工单（repair）</w:t>
-      </w:r>
-    </w:p>
-    <w:tbl>
-      <w:tblPr>
-        <w:tblStyle w:val="5"/>
-        <w:tblW w:w="0" w:type="auto"/>
-        <w:tblInd w:w="0" w:type="dxa"/>
-        <w:tblBorders>
-          <w:top w:val="single" w:color="auto" w:sz="4" w:space="0"/>
-          <w:left w:val="single" w:color="auto" w:sz="4" w:space="0"/>
-          <w:bottom w:val="single" w:color="auto" w:sz="4" w:space="0"/>
-          <w:right w:val="single" w:color="auto" w:sz="4" w:space="0"/>
-          <w:insideH w:val="single" w:color="auto" w:sz="4" w:space="0"/>
-          <w:insideV w:val="single" w:color="auto" w:sz="4" w:space="0"/>
-        </w:tblBorders>
-        <w:tblLayout w:type="autofit"/>
-        <w:tblCellMar>
-          <w:top w:w="0" w:type="dxa"/>
-          <w:left w:w="10" w:type="dxa"/>
-          <w:bottom w:w="0" w:type="dxa"/>
-          <w:right w:w="10" w:type="dxa"/>
-        </w:tblCellMar>
-      </w:tblPr>
-      <w:tblGrid>
-        <w:gridCol w:w="2400"/>
-        <w:gridCol w:w="2400"/>
-      </w:tblGrid>
-      <w:tr>
-        <w:tblPrEx>
-          <w:tblBorders>
-            <w:top w:val="single" w:color="auto" w:sz="4" w:space="0"/>
-            <w:left w:val="single" w:color="auto" w:sz="4" w:space="0"/>
-            <w:bottom w:val="single" w:color="auto" w:sz="4" w:space="0"/>
-            <w:right w:val="single" w:color="auto" w:sz="4" w:space="0"/>
-            <w:insideH w:val="single" w:color="auto" w:sz="4" w:space="0"/>
-            <w:insideV w:val="single" w:color="auto" w:sz="4" w:space="0"/>
-          </w:tblBorders>
-          <w:tblCellMar>
-            <w:top w:w="0" w:type="dxa"/>
-            <w:left w:w="10" w:type="dxa"/>
-            <w:bottom w:w="0" w:type="dxa"/>
-            <w:right w:w="10" w:type="dxa"/>
-          </w:tblCellMar>
-        </w:tblPrEx>
-        <w:tc>
-          <w:tcPr>
-            <w:tcW w:w="2400" w:type="dxa"/>
+              <w:t>提问内容</w:t>
+            </w:r>
+          </w:p>
+        </w:tc>
+        <w:tc>
+          <w:tcPr>
+            <w:tcW w:w="3424" w:type="dxa"/>
           </w:tcPr>
           <w:p>
             <w:r>
               <w:rPr>
                 <w:b/>
               </w:rPr>
-              <w:t>关键词</w:t>
-            </w:r>
-          </w:p>
-        </w:tc>
-        <w:tc>
-          <w:tcPr>
-            <w:tcW w:w="2400" w:type="dxa"/>
-          </w:tcPr>
-          <w:p>
-            <w:r>
-              <w:rPr>
-                <w:b/>
-              </w:rPr>
-              <w:t>回复内容</w:t>
-            </w:r>
-          </w:p>
-        </w:tc>
-      </w:tr>
-      <w:tr>
-        <w:tblPrEx>
-          <w:tblBorders>
-            <w:top w:val="single" w:color="auto" w:sz="4" w:space="0"/>
-            <w:left w:val="single" w:color="auto" w:sz="4" w:space="0"/>
-            <w:bottom w:val="single" w:color="auto" w:sz="4" w:space="0"/>
-            <w:right w:val="single" w:color="auto" w:sz="4" w:space="0"/>
-            <w:insideH w:val="single" w:color="auto" w:sz="4" w:space="0"/>
-            <w:insideV w:val="single" w:color="auto" w:sz="4" w:space="0"/>
-          </w:tblBorders>
-          <w:tblCellMar>
-            <w:top w:w="0" w:type="dxa"/>
-            <w:left w:w="10" w:type="dxa"/>
-            <w:bottom w:w="0" w:type="dxa"/>
-            <w:right w:w="10" w:type="dxa"/>
-          </w:tblCellMar>
-        </w:tblPrEx>
-        <w:tc>
-          <w:tcPr>
-            <w:tcW w:w="2400" w:type="dxa"/>
-          </w:tcPr>
-          <w:p>
-            <w:r>
-              <w:t>数据/统计/报表/能耗/资产/趋势</w:t>
-            </w:r>
-          </w:p>
-        </w:tc>
-        <w:tc>
-          <w:tcPr>
-            <w:tcW w:w="2400" w:type="dxa"/>
-          </w:tcPr>
-          <w:p>
-            <w:r>
-              <w:t>引导切换「智能报表」</w:t>
-            </w:r>
-          </w:p>
-        </w:tc>
-      </w:tr>
-      <w:tr>
-        <w:tblPrEx>
-          <w:tblBorders>
-            <w:top w:val="single" w:color="auto" w:sz="4" w:space="0"/>
-            <w:left w:val="single" w:color="auto" w:sz="4" w:space="0"/>
-            <w:bottom w:val="single" w:color="auto" w:sz="4" w:space="0"/>
-            <w:right w:val="single" w:color="auto" w:sz="4" w:space="0"/>
-            <w:insideH w:val="single" w:color="auto" w:sz="4" w:space="0"/>
-            <w:insideV w:val="single" w:color="auto" w:sz="4" w:space="0"/>
-          </w:tblBorders>
-          <w:tblCellMar>
-            <w:top w:w="0" w:type="dxa"/>
-            <w:left w:w="10" w:type="dxa"/>
-            <w:bottom w:w="0" w:type="dxa"/>
-            <w:right w:w="10" w:type="dxa"/>
-          </w:tblCellMar>
-        </w:tblPrEx>
-        <w:tc>
-          <w:tcPr>
-            <w:tcW w:w="2400" w:type="dxa"/>
-          </w:tcPr>
-          <w:p>
-            <w:r>
-              <w:t>食堂/菜单/公告/园区介绍/设施</w:t>
-            </w:r>
-          </w:p>
-        </w:tc>
-        <w:tc>
-          <w:tcPr>
-            <w:tcW w:w="2400" w:type="dxa"/>
-          </w:tcPr>
-          <w:p>
-            <w:r>
-              <w:t>引导切换「智慧问答」</w:t>
-            </w:r>
-          </w:p>
-        </w:tc>
-      </w:tr>
-      <w:tr>
-        <w:tblPrEx>
-          <w:tblBorders>
-            <w:top w:val="single" w:color="auto" w:sz="4" w:space="0"/>
-            <w:left w:val="single" w:color="auto" w:sz="4" w:space="0"/>
-            <w:bottom w:val="single" w:color="auto" w:sz="4" w:space="0"/>
-            <w:right w:val="single" w:color="auto" w:sz="4" w:space="0"/>
-            <w:insideH w:val="single" w:color="auto" w:sz="4" w:space="0"/>
-            <w:insideV w:val="single" w:color="auto" w:sz="4" w:space="0"/>
-          </w:tblBorders>
-          <w:tblCellMar>
-            <w:top w:w="0" w:type="dxa"/>
-            <w:left w:w="10" w:type="dxa"/>
-            <w:bottom w:w="0" w:type="dxa"/>
-            <w:right w:w="10" w:type="dxa"/>
-          </w:tblCellMar>
-        </w:tblPrEx>
-        <w:tc>
-          <w:tcPr>
-            <w:tcW w:w="2400" w:type="dxa"/>
-          </w:tcPr>
-          <w:p>
-            <w:r>
-              <w:t>我的/我发起/我提交</w:t>
-            </w:r>
-          </w:p>
-        </w:tc>
-        <w:tc>
-          <w:tcPr>
-            <w:tcW w:w="2400" w:type="dxa"/>
-          </w:tcPr>
-          <w:p>
-            <w:r>
-              <w:t>myWorkOrders 进行中工单列表</w:t>
-            </w:r>
-          </w:p>
-        </w:tc>
-      </w:tr>
-      <w:tr>
-        <w:tblPrEx>
-          <w:tblBorders>
-            <w:top w:val="single" w:color="auto" w:sz="4" w:space="0"/>
-            <w:left w:val="single" w:color="auto" w:sz="4" w:space="0"/>
-            <w:bottom w:val="single" w:color="auto" w:sz="4" w:space="0"/>
-            <w:right w:val="single" w:color="auto" w:sz="4" w:space="0"/>
-            <w:insideH w:val="single" w:color="auto" w:sz="4" w:space="0"/>
-            <w:insideV w:val="single" w:color="auto" w:sz="4" w:space="0"/>
-          </w:tblBorders>
-          <w:tblCellMar>
-            <w:top w:w="0" w:type="dxa"/>
-            <w:left w:w="10" w:type="dxa"/>
-            <w:bottom w:w="0" w:type="dxa"/>
-            <w:right w:w="10" w:type="dxa"/>
-          </w:tblCellMar>
-        </w:tblPrEx>
-        <w:tc>
-          <w:tcPr>
-            <w:tcW w:w="2400" w:type="dxa"/>
-          </w:tcPr>
-          <w:p>
-            <w:r>
-              <w:t>报修</w:t>
-            </w:r>
-          </w:p>
-        </w:tc>
-        <w:tc>
-          <w:tcPr>
-            <w:tcW w:w="2400" w:type="dxa"/>
-          </w:tcPr>
-          <w:p>
-            <w:r>
-              <w:t>workOrderList 报修类工单</w:t>
-            </w:r>
-          </w:p>
-        </w:tc>
-      </w:tr>
-      <w:tr>
-        <w:tblPrEx>
-          <w:tblBorders>
-            <w:top w:val="single" w:color="auto" w:sz="4" w:space="0"/>
-            <w:left w:val="single" w:color="auto" w:sz="4" w:space="0"/>
-            <w:bottom w:val="single" w:color="auto" w:sz="4" w:space="0"/>
-            <w:right w:val="single" w:color="auto" w:sz="4" w:space="0"/>
-            <w:insideH w:val="single" w:color="auto" w:sz="4" w:space="0"/>
-            <w:insideV w:val="single" w:color="auto" w:sz="4" w:space="0"/>
-          </w:tblBorders>
-          <w:tblCellMar>
-            <w:top w:w="0" w:type="dxa"/>
-            <w:left w:w="10" w:type="dxa"/>
-            <w:bottom w:w="0" w:type="dxa"/>
-            <w:right w:w="10" w:type="dxa"/>
-          </w:tblCellMar>
-        </w:tblPrEx>
-        <w:tc>
-          <w:tcPr>
-            <w:tcW w:w="2400" w:type="dxa"/>
-          </w:tcPr>
-          <w:p>
-            <w:r>
-              <w:t>维保/巡检</w:t>
-            </w:r>
-          </w:p>
-        </w:tc>
-        <w:tc>
-          <w:tcPr>
-            <w:tcW w:w="2400" w:type="dxa"/>
-          </w:tcPr>
-          <w:p>
-            <w:r>
-              <w:t>维保与巡检工单</w:t>
-            </w:r>
-          </w:p>
-        </w:tc>
-      </w:tr>
-      <w:tr>
-        <w:tblPrEx>
-          <w:tblBorders>
-            <w:top w:val="single" w:color="auto" w:sz="4" w:space="0"/>
-            <w:left w:val="single" w:color="auto" w:sz="4" w:space="0"/>
-            <w:bottom w:val="single" w:color="auto" w:sz="4" w:space="0"/>
-            <w:right w:val="single" w:color="auto" w:sz="4" w:space="0"/>
-            <w:insideH w:val="single" w:color="auto" w:sz="4" w:space="0"/>
-            <w:insideV w:val="single" w:color="auto" w:sz="4" w:space="0"/>
-          </w:tblBorders>
-          <w:tblCellMar>
-            <w:top w:w="0" w:type="dxa"/>
-            <w:left w:w="10" w:type="dxa"/>
-            <w:bottom w:w="0" w:type="dxa"/>
-            <w:right w:w="10" w:type="dxa"/>
-          </w:tblCellMar>
-        </w:tblPrEx>
-        <w:tc>
-          <w:tcPr>
-            <w:tcW w:w="2400" w:type="dxa"/>
-          </w:tcPr>
-          <w:p>
-            <w:r>
-              <w:t>进度/状态/待处理/列表/系统</w:t>
-            </w:r>
-          </w:p>
-        </w:tc>
-        <w:tc>
-          <w:tcPr>
-            <w:tcW w:w="2400" w:type="dxa"/>
-          </w:tcPr>
-          <w:p>
-            <w:r>
-              <w:t>系统工单统计+待处理明细</w:t>
-            </w:r>
-          </w:p>
-        </w:tc>
-      </w:tr>
-      <w:tr>
-        <w:tblPrEx>
-          <w:tblBorders>
-            <w:top w:val="single" w:color="auto" w:sz="4" w:space="0"/>
-            <w:left w:val="single" w:color="auto" w:sz="4" w:space="0"/>
-            <w:bottom w:val="single" w:color="auto" w:sz="4" w:space="0"/>
-            <w:right w:val="single" w:color="auto" w:sz="4" w:space="0"/>
-            <w:insideH w:val="single" w:color="auto" w:sz="4" w:space="0"/>
-            <w:insideV w:val="single" w:color="auto" w:sz="4" w:space="0"/>
-          </w:tblBorders>
-          <w:tblCellMar>
-            <w:top w:w="0" w:type="dxa"/>
-            <w:left w:w="10" w:type="dxa"/>
-            <w:bottom w:w="0" w:type="dxa"/>
-            <w:right w:w="10" w:type="dxa"/>
-          </w:tblCellMar>
-        </w:tblPrEx>
-        <w:tc>
-          <w:tcPr>
-            <w:tcW w:w="2400" w:type="dxa"/>
-          </w:tcPr>
-          <w:p>
-            <w:r>
-              <w:t>工单</w:t>
-            </w:r>
-          </w:p>
-        </w:tc>
-        <w:tc>
-          <w:tcPr>
-            <w:tcW w:w="2400" w:type="dxa"/>
-          </w:tcPr>
-          <w:p>
-            <w:r>
-              <w:t>工单概览+最近更新</w:t>
-            </w:r>
-          </w:p>
-        </w:tc>
-      </w:tr>
-      <w:tr>
-        <w:tblPrEx>
-          <w:tblBorders>
-            <w:top w:val="single" w:color="auto" w:sz="4" w:space="0"/>
-            <w:left w:val="single" w:color="auto" w:sz="4" w:space="0"/>
-            <w:bottom w:val="single" w:color="auto" w:sz="4" w:space="0"/>
-            <w:right w:val="single" w:color="auto" w:sz="4" w:space="0"/>
-            <w:insideH w:val="single" w:color="auto" w:sz="4" w:space="0"/>
-            <w:insideV w:val="single" w:color="auto" w:sz="4" w:space="0"/>
-          </w:tblBorders>
-          <w:tblCellMar>
-            <w:top w:w="0" w:type="dxa"/>
-            <w:left w:w="10" w:type="dxa"/>
-            <w:bottom w:w="0" w:type="dxa"/>
-            <w:right w:w="10" w:type="dxa"/>
-          </w:tblCellMar>
-        </w:tblPrEx>
-        <w:tc>
-          <w:tcPr>
-            <w:tcW w:w="2400" w:type="dxa"/>
-          </w:tcPr>
-          <w:p>
-            <w:r>
-              <w:t>默认</w:t>
-            </w:r>
-          </w:p>
-        </w:tc>
-        <w:tc>
-          <w:tcPr>
-            <w:tcW w:w="2400" w:type="dxa"/>
-          </w:tcPr>
-          <w:p>
-            <w:r>
-              <w:t>智能工单能力说明</w:t>
+              <w:t>目标智能体</w:t>
+            </w:r>
+          </w:p>
+        </w:tc>
+      </w:tr>
+      <w:tr>
+        <w:tblPrEx>
+          <w:tblBorders>
+            <w:top w:val="single" w:color="auto" w:sz="4" w:space="0"/>
+            <w:left w:val="single" w:color="auto" w:sz="4" w:space="0"/>
+            <w:bottom w:val="single" w:color="auto" w:sz="4" w:space="0"/>
+            <w:right w:val="single" w:color="auto" w:sz="4" w:space="0"/>
+            <w:insideH w:val="single" w:color="auto" w:sz="4" w:space="0"/>
+            <w:insideV w:val="single" w:color="auto" w:sz="4" w:space="0"/>
+          </w:tblBorders>
+          <w:tblCellMar>
+            <w:top w:w="0" w:type="dxa"/>
+            <w:left w:w="10" w:type="dxa"/>
+            <w:bottom w:w="0" w:type="dxa"/>
+            <w:right w:w="10" w:type="dxa"/>
+          </w:tblCellMar>
+        </w:tblPrEx>
+        <w:tc>
+          <w:tcPr>
+            <w:tcW w:w="2400" w:type="dxa"/>
+          </w:tcPr>
+          <w:p>
+            <w:r>
+              <w:t>园区基本情况</w:t>
+            </w:r>
+          </w:p>
+        </w:tc>
+        <w:tc>
+          <w:tcPr>
+            <w:tcW w:w="3162" w:type="dxa"/>
+          </w:tcPr>
+          <w:p>
+            <w:r>
+              <w:t>介绍一下当前园区的基本情况</w:t>
+            </w:r>
+          </w:p>
+        </w:tc>
+        <w:tc>
+          <w:tcPr>
+            <w:tcW w:w="3424" w:type="dxa"/>
+          </w:tcPr>
+          <w:p>
+            <w:r>
+              <w:t>park</w:t>
+            </w:r>
+          </w:p>
+        </w:tc>
+      </w:tr>
+      <w:tr>
+        <w:tblPrEx>
+          <w:tblBorders>
+            <w:top w:val="single" w:color="auto" w:sz="4" w:space="0"/>
+            <w:left w:val="single" w:color="auto" w:sz="4" w:space="0"/>
+            <w:bottom w:val="single" w:color="auto" w:sz="4" w:space="0"/>
+            <w:right w:val="single" w:color="auto" w:sz="4" w:space="0"/>
+            <w:insideH w:val="single" w:color="auto" w:sz="4" w:space="0"/>
+            <w:insideV w:val="single" w:color="auto" w:sz="4" w:space="0"/>
+          </w:tblBorders>
+          <w:tblCellMar>
+            <w:top w:w="0" w:type="dxa"/>
+            <w:left w:w="10" w:type="dxa"/>
+            <w:bottom w:w="0" w:type="dxa"/>
+            <w:right w:w="10" w:type="dxa"/>
+          </w:tblCellMar>
+        </w:tblPrEx>
+        <w:tc>
+          <w:tcPr>
+            <w:tcW w:w="2400" w:type="dxa"/>
+          </w:tcPr>
+          <w:p>
+            <w:r>
+              <w:t>待处理工单</w:t>
+            </w:r>
+          </w:p>
+        </w:tc>
+        <w:tc>
+          <w:tcPr>
+            <w:tcW w:w="3162" w:type="dxa"/>
+          </w:tcPr>
+          <w:p>
+            <w:r>
+              <w:t>系统里有哪些待处理的工单？</w:t>
+            </w:r>
+          </w:p>
+        </w:tc>
+        <w:tc>
+          <w:tcPr>
+            <w:tcW w:w="3424" w:type="dxa"/>
+          </w:tcPr>
+          <w:p>
+            <w:r>
+              <w:t>repair</w:t>
+            </w:r>
+          </w:p>
+        </w:tc>
+      </w:tr>
+      <w:tr>
+        <w:tblPrEx>
+          <w:tblBorders>
+            <w:top w:val="single" w:color="auto" w:sz="4" w:space="0"/>
+            <w:left w:val="single" w:color="auto" w:sz="4" w:space="0"/>
+            <w:bottom w:val="single" w:color="auto" w:sz="4" w:space="0"/>
+            <w:right w:val="single" w:color="auto" w:sz="4" w:space="0"/>
+            <w:insideH w:val="single" w:color="auto" w:sz="4" w:space="0"/>
+            <w:insideV w:val="single" w:color="auto" w:sz="4" w:space="0"/>
+          </w:tblBorders>
+          <w:tblCellMar>
+            <w:top w:w="0" w:type="dxa"/>
+            <w:left w:w="10" w:type="dxa"/>
+            <w:bottom w:w="0" w:type="dxa"/>
+            <w:right w:w="10" w:type="dxa"/>
+          </w:tblCellMar>
+        </w:tblPrEx>
+        <w:tc>
+          <w:tcPr>
+            <w:tcW w:w="2400" w:type="dxa"/>
+          </w:tcPr>
+          <w:p>
+            <w:r>
+              <w:t>数据总览解读</w:t>
+            </w:r>
+          </w:p>
+        </w:tc>
+        <w:tc>
+          <w:tcPr>
+            <w:tcW w:w="3162" w:type="dxa"/>
+          </w:tcPr>
+          <w:p>
+            <w:r>
+              <w:t>帮我解读一下园区数据总览</w:t>
+            </w:r>
+          </w:p>
+        </w:tc>
+        <w:tc>
+          <w:tcPr>
+            <w:tcW w:w="3424" w:type="dxa"/>
+          </w:tcPr>
+          <w:p>
+            <w:r>
+              <w:t>workorder</w:t>
+            </w:r>
+          </w:p>
+        </w:tc>
+      </w:tr>
+      <w:tr>
+        <w:tblPrEx>
+          <w:tblBorders>
+            <w:top w:val="single" w:color="auto" w:sz="4" w:space="0"/>
+            <w:left w:val="single" w:color="auto" w:sz="4" w:space="0"/>
+            <w:bottom w:val="single" w:color="auto" w:sz="4" w:space="0"/>
+            <w:right w:val="single" w:color="auto" w:sz="4" w:space="0"/>
+            <w:insideH w:val="single" w:color="auto" w:sz="4" w:space="0"/>
+            <w:insideV w:val="single" w:color="auto" w:sz="4" w:space="0"/>
+          </w:tblBorders>
+          <w:tblCellMar>
+            <w:top w:w="0" w:type="dxa"/>
+            <w:left w:w="10" w:type="dxa"/>
+            <w:bottom w:w="0" w:type="dxa"/>
+            <w:right w:w="10" w:type="dxa"/>
+          </w:tblCellMar>
+        </w:tblPrEx>
+        <w:tc>
+          <w:tcPr>
+            <w:tcW w:w="2400" w:type="dxa"/>
+          </w:tcPr>
+          <w:p>
+            <w:r>
+              <w:t>园区最新公告</w:t>
+            </w:r>
+          </w:p>
+        </w:tc>
+        <w:tc>
+          <w:tcPr>
+            <w:tcW w:w="3162" w:type="dxa"/>
+          </w:tcPr>
+          <w:p>
+            <w:r>
+              <w:t>最近有什么园区公告？</w:t>
+            </w:r>
+          </w:p>
+        </w:tc>
+        <w:tc>
+          <w:tcPr>
+            <w:tcW w:w="3424" w:type="dxa"/>
+          </w:tcPr>
+          <w:p>
+            <w:r>
+              <w:t>park</w:t>
             </w:r>
           </w:p>
         </w:tc>
@@ -6665,427 +9290,48 @@
         <w:pStyle w:val="4"/>
       </w:pPr>
       <w:r>
-        <w:t>18.3 智能报表（workorder）</w:t>
-      </w:r>
-    </w:p>
-    <w:tbl>
-      <w:tblPr>
-        <w:tblStyle w:val="5"/>
-        <w:tblW w:w="0" w:type="auto"/>
-        <w:tblInd w:w="0" w:type="dxa"/>
-        <w:tblBorders>
-          <w:top w:val="single" w:color="auto" w:sz="4" w:space="0"/>
-          <w:left w:val="single" w:color="auto" w:sz="4" w:space="0"/>
-          <w:bottom w:val="single" w:color="auto" w:sz="4" w:space="0"/>
-          <w:right w:val="single" w:color="auto" w:sz="4" w:space="0"/>
-          <w:insideH w:val="single" w:color="auto" w:sz="4" w:space="0"/>
-          <w:insideV w:val="single" w:color="auto" w:sz="4" w:space="0"/>
-        </w:tblBorders>
-        <w:tblLayout w:type="autofit"/>
-        <w:tblCellMar>
-          <w:top w:w="0" w:type="dxa"/>
-          <w:left w:w="10" w:type="dxa"/>
-          <w:bottom w:w="0" w:type="dxa"/>
-          <w:right w:w="10" w:type="dxa"/>
-        </w:tblCellMar>
-      </w:tblPr>
-      <w:tblGrid>
-        <w:gridCol w:w="2400"/>
-        <w:gridCol w:w="2400"/>
-      </w:tblGrid>
-      <w:tr>
-        <w:tblPrEx>
-          <w:tblBorders>
-            <w:top w:val="single" w:color="auto" w:sz="4" w:space="0"/>
-            <w:left w:val="single" w:color="auto" w:sz="4" w:space="0"/>
-            <w:bottom w:val="single" w:color="auto" w:sz="4" w:space="0"/>
-            <w:right w:val="single" w:color="auto" w:sz="4" w:space="0"/>
-            <w:insideH w:val="single" w:color="auto" w:sz="4" w:space="0"/>
-            <w:insideV w:val="single" w:color="auto" w:sz="4" w:space="0"/>
-          </w:tblBorders>
-          <w:tblCellMar>
-            <w:top w:w="0" w:type="dxa"/>
-            <w:left w:w="10" w:type="dxa"/>
-            <w:bottom w:w="0" w:type="dxa"/>
-            <w:right w:w="10" w:type="dxa"/>
-          </w:tblCellMar>
-        </w:tblPrEx>
-        <w:tc>
-          <w:tcPr>
-            <w:tcW w:w="2400" w:type="dxa"/>
-          </w:tcPr>
-          <w:p>
-            <w:r>
-              <w:rPr>
-                <w:b/>
-              </w:rPr>
-              <w:t>关键词</w:t>
-            </w:r>
-          </w:p>
-        </w:tc>
-        <w:tc>
-          <w:tcPr>
-            <w:tcW w:w="2400" w:type="dxa"/>
-          </w:tcPr>
-          <w:p>
-            <w:r>
-              <w:rPr>
-                <w:b/>
-              </w:rPr>
-              <w:t>回复内容</w:t>
-            </w:r>
-          </w:p>
-        </w:tc>
-      </w:tr>
-      <w:tr>
-        <w:tblPrEx>
-          <w:tblBorders>
-            <w:top w:val="single" w:color="auto" w:sz="4" w:space="0"/>
-            <w:left w:val="single" w:color="auto" w:sz="4" w:space="0"/>
-            <w:bottom w:val="single" w:color="auto" w:sz="4" w:space="0"/>
-            <w:right w:val="single" w:color="auto" w:sz="4" w:space="0"/>
-            <w:insideH w:val="single" w:color="auto" w:sz="4" w:space="0"/>
-            <w:insideV w:val="single" w:color="auto" w:sz="4" w:space="0"/>
-          </w:tblBorders>
-          <w:tblCellMar>
-            <w:top w:w="0" w:type="dxa"/>
-            <w:left w:w="10" w:type="dxa"/>
-            <w:bottom w:w="0" w:type="dxa"/>
-            <w:right w:w="10" w:type="dxa"/>
-          </w:tblCellMar>
-        </w:tblPrEx>
-        <w:tc>
-          <w:tcPr>
-            <w:tcW w:w="2400" w:type="dxa"/>
-          </w:tcPr>
-          <w:p>
-            <w:r>
-              <w:t>进度/派单/我的工单（非统计语境）</w:t>
-            </w:r>
-          </w:p>
-        </w:tc>
-        <w:tc>
-          <w:tcPr>
-            <w:tcW w:w="2400" w:type="dxa"/>
-          </w:tcPr>
-          <w:p>
-            <w:r>
-              <w:t>引导切换「智能工单」</w:t>
-            </w:r>
-          </w:p>
-        </w:tc>
-      </w:tr>
-      <w:tr>
-        <w:tblPrEx>
-          <w:tblBorders>
-            <w:top w:val="single" w:color="auto" w:sz="4" w:space="0"/>
-            <w:left w:val="single" w:color="auto" w:sz="4" w:space="0"/>
-            <w:bottom w:val="single" w:color="auto" w:sz="4" w:space="0"/>
-            <w:right w:val="single" w:color="auto" w:sz="4" w:space="0"/>
-            <w:insideH w:val="single" w:color="auto" w:sz="4" w:space="0"/>
-            <w:insideV w:val="single" w:color="auto" w:sz="4" w:space="0"/>
-          </w:tblBorders>
-          <w:tblCellMar>
-            <w:top w:w="0" w:type="dxa"/>
-            <w:left w:w="10" w:type="dxa"/>
-            <w:bottom w:w="0" w:type="dxa"/>
-            <w:right w:w="10" w:type="dxa"/>
-          </w:tblCellMar>
-        </w:tblPrEx>
-        <w:tc>
-          <w:tcPr>
-            <w:tcW w:w="2400" w:type="dxa"/>
-          </w:tcPr>
-          <w:p>
-            <w:r>
-              <w:t>食堂有什么/菜单/公告/设施</w:t>
-            </w:r>
-          </w:p>
-        </w:tc>
-        <w:tc>
-          <w:tcPr>
-            <w:tcW w:w="2400" w:type="dxa"/>
-          </w:tcPr>
-          <w:p>
-            <w:r>
-              <w:t>引导切换「智慧问答」</w:t>
-            </w:r>
-          </w:p>
-        </w:tc>
-      </w:tr>
-      <w:tr>
-        <w:tblPrEx>
-          <w:tblBorders>
-            <w:top w:val="single" w:color="auto" w:sz="4" w:space="0"/>
-            <w:left w:val="single" w:color="auto" w:sz="4" w:space="0"/>
-            <w:bottom w:val="single" w:color="auto" w:sz="4" w:space="0"/>
-            <w:right w:val="single" w:color="auto" w:sz="4" w:space="0"/>
-            <w:insideH w:val="single" w:color="auto" w:sz="4" w:space="0"/>
-            <w:insideV w:val="single" w:color="auto" w:sz="4" w:space="0"/>
-          </w:tblBorders>
-          <w:tblCellMar>
-            <w:top w:w="0" w:type="dxa"/>
-            <w:left w:w="10" w:type="dxa"/>
-            <w:bottom w:w="0" w:type="dxa"/>
-            <w:right w:w="10" w:type="dxa"/>
-          </w:tblCellMar>
-        </w:tblPrEx>
-        <w:tc>
-          <w:tcPr>
-            <w:tcW w:w="2400" w:type="dxa"/>
-          </w:tcPr>
-          <w:p>
-            <w:r>
-              <w:t>能耗/用电/用水/能源</w:t>
-            </w:r>
-          </w:p>
-        </w:tc>
-        <w:tc>
-          <w:tcPr>
-            <w:tcW w:w="2400" w:type="dxa"/>
-          </w:tcPr>
-          <w:p>
-            <w:r>
-              <w:t>能源数据汇总</w:t>
-            </w:r>
-          </w:p>
-        </w:tc>
-      </w:tr>
-      <w:tr>
-        <w:tblPrEx>
-          <w:tblBorders>
-            <w:top w:val="single" w:color="auto" w:sz="4" w:space="0"/>
-            <w:left w:val="single" w:color="auto" w:sz="4" w:space="0"/>
-            <w:bottom w:val="single" w:color="auto" w:sz="4" w:space="0"/>
-            <w:right w:val="single" w:color="auto" w:sz="4" w:space="0"/>
-            <w:insideH w:val="single" w:color="auto" w:sz="4" w:space="0"/>
-            <w:insideV w:val="single" w:color="auto" w:sz="4" w:space="0"/>
-          </w:tblBorders>
-          <w:tblCellMar>
-            <w:top w:w="0" w:type="dxa"/>
-            <w:left w:w="10" w:type="dxa"/>
-            <w:bottom w:w="0" w:type="dxa"/>
-            <w:right w:w="10" w:type="dxa"/>
-          </w:tblCellMar>
-        </w:tblPrEx>
-        <w:tc>
-          <w:tcPr>
-            <w:tcW w:w="2400" w:type="dxa"/>
-          </w:tcPr>
-          <w:p>
-            <w:r>
-              <w:t>资产/设备/空间/面积</w:t>
-            </w:r>
-          </w:p>
-        </w:tc>
-        <w:tc>
-          <w:tcPr>
-            <w:tcW w:w="2400" w:type="dxa"/>
-          </w:tcPr>
-          <w:p>
-            <w:r>
-              <w:t>资产数据汇总</w:t>
-            </w:r>
-          </w:p>
-        </w:tc>
-      </w:tr>
-      <w:tr>
-        <w:tblPrEx>
-          <w:tblCellMar>
-            <w:top w:w="0" w:type="dxa"/>
-            <w:left w:w="10" w:type="dxa"/>
-            <w:bottom w:w="0" w:type="dxa"/>
-            <w:right w:w="10" w:type="dxa"/>
-          </w:tblCellMar>
-        </w:tblPrEx>
-        <w:tc>
-          <w:tcPr>
-            <w:tcW w:w="2400" w:type="dxa"/>
-          </w:tcPr>
-          <w:p>
-            <w:r>
-              <w:t>食堂/就餐/采购</w:t>
-            </w:r>
-          </w:p>
-        </w:tc>
-        <w:tc>
-          <w:tcPr>
-            <w:tcW w:w="2400" w:type="dxa"/>
-          </w:tcPr>
-          <w:p>
-            <w:r>
-              <w:t>食堂运营数据</w:t>
-            </w:r>
-          </w:p>
-        </w:tc>
-      </w:tr>
-      <w:tr>
-        <w:tblPrEx>
-          <w:tblBorders>
-            <w:top w:val="single" w:color="auto" w:sz="4" w:space="0"/>
-            <w:left w:val="single" w:color="auto" w:sz="4" w:space="0"/>
-            <w:bottom w:val="single" w:color="auto" w:sz="4" w:space="0"/>
-            <w:right w:val="single" w:color="auto" w:sz="4" w:space="0"/>
-            <w:insideH w:val="single" w:color="auto" w:sz="4" w:space="0"/>
-            <w:insideV w:val="single" w:color="auto" w:sz="4" w:space="0"/>
-          </w:tblBorders>
-          <w:tblCellMar>
-            <w:top w:w="0" w:type="dxa"/>
-            <w:left w:w="10" w:type="dxa"/>
-            <w:bottom w:w="0" w:type="dxa"/>
-            <w:right w:w="10" w:type="dxa"/>
-          </w:tblCellMar>
-        </w:tblPrEx>
-        <w:tc>
-          <w:tcPr>
-            <w:tcW w:w="2400" w:type="dxa"/>
-          </w:tcPr>
-          <w:p>
-            <w:r>
-              <w:t>物业/工单</w:t>
-            </w:r>
-          </w:p>
-        </w:tc>
-        <w:tc>
-          <w:tcPr>
-            <w:tcW w:w="2400" w:type="dxa"/>
-          </w:tcPr>
-          <w:p>
-            <w:r>
-              <w:t>物业运营汇总+完成率</w:t>
-            </w:r>
-          </w:p>
-        </w:tc>
-      </w:tr>
-      <w:tr>
-        <w:tblPrEx>
-          <w:tblBorders>
-            <w:top w:val="single" w:color="auto" w:sz="4" w:space="0"/>
-            <w:left w:val="single" w:color="auto" w:sz="4" w:space="0"/>
-            <w:bottom w:val="single" w:color="auto" w:sz="4" w:space="0"/>
-            <w:right w:val="single" w:color="auto" w:sz="4" w:space="0"/>
-            <w:insideH w:val="single" w:color="auto" w:sz="4" w:space="0"/>
-            <w:insideV w:val="single" w:color="auto" w:sz="4" w:space="0"/>
-          </w:tblBorders>
-          <w:tblCellMar>
-            <w:top w:w="0" w:type="dxa"/>
-            <w:left w:w="10" w:type="dxa"/>
-            <w:bottom w:w="0" w:type="dxa"/>
-            <w:right w:w="10" w:type="dxa"/>
-          </w:tblCellMar>
-        </w:tblPrEx>
-        <w:tc>
-          <w:tcPr>
-            <w:tcW w:w="2400" w:type="dxa"/>
-          </w:tcPr>
-          <w:p>
-            <w:r>
-              <w:t>趋势/变化/近期</w:t>
-            </w:r>
-          </w:p>
-        </w:tc>
-        <w:tc>
-          <w:tcPr>
-            <w:tcW w:w="2400" w:type="dxa"/>
-          </w:tcPr>
-          <w:p>
-            <w:r>
-              <w:t>工单趋势+各模块 dataSummary</w:t>
-            </w:r>
-          </w:p>
-        </w:tc>
-      </w:tr>
-      <w:tr>
-        <w:tblPrEx>
-          <w:tblBorders>
-            <w:top w:val="single" w:color="auto" w:sz="4" w:space="0"/>
-            <w:left w:val="single" w:color="auto" w:sz="4" w:space="0"/>
-            <w:bottom w:val="single" w:color="auto" w:sz="4" w:space="0"/>
-            <w:right w:val="single" w:color="auto" w:sz="4" w:space="0"/>
-            <w:insideH w:val="single" w:color="auto" w:sz="4" w:space="0"/>
-            <w:insideV w:val="single" w:color="auto" w:sz="4" w:space="0"/>
-          </w:tblBorders>
-          <w:tblCellMar>
-            <w:top w:w="0" w:type="dxa"/>
-            <w:left w:w="10" w:type="dxa"/>
-            <w:bottom w:w="0" w:type="dxa"/>
-            <w:right w:w="10" w:type="dxa"/>
-          </w:tblCellMar>
-        </w:tblPrEx>
-        <w:tc>
-          <w:tcPr>
-            <w:tcW w:w="2400" w:type="dxa"/>
-          </w:tcPr>
-          <w:p>
-            <w:r>
-              <w:t>数据/统计/总览/报表/解读/汇总</w:t>
-            </w:r>
-          </w:p>
-        </w:tc>
-        <w:tc>
-          <w:tcPr>
-            <w:tcW w:w="2400" w:type="dxa"/>
-          </w:tcPr>
-          <w:p>
-            <w:r>
-              <w:t>数据总览</w:t>
-            </w:r>
-          </w:p>
-        </w:tc>
-      </w:tr>
-      <w:tr>
-        <w:tblPrEx>
-          <w:tblBorders>
-            <w:top w:val="single" w:color="auto" w:sz="4" w:space="0"/>
-            <w:left w:val="single" w:color="auto" w:sz="4" w:space="0"/>
-            <w:bottom w:val="single" w:color="auto" w:sz="4" w:space="0"/>
-            <w:right w:val="single" w:color="auto" w:sz="4" w:space="0"/>
-            <w:insideH w:val="single" w:color="auto" w:sz="4" w:space="0"/>
-            <w:insideV w:val="single" w:color="auto" w:sz="4" w:space="0"/>
-          </w:tblBorders>
-          <w:tblCellMar>
-            <w:top w:w="0" w:type="dxa"/>
-            <w:left w:w="10" w:type="dxa"/>
-            <w:bottom w:w="0" w:type="dxa"/>
-            <w:right w:w="10" w:type="dxa"/>
-          </w:tblCellMar>
-        </w:tblPrEx>
-        <w:tc>
-          <w:tcPr>
-            <w:tcW w:w="2400" w:type="dxa"/>
-          </w:tcPr>
-          <w:p>
-            <w:r>
-              <w:t>默认</w:t>
-            </w:r>
-          </w:p>
-        </w:tc>
-        <w:tc>
-          <w:tcPr>
-            <w:tcW w:w="2400" w:type="dxa"/>
-          </w:tcPr>
-          <w:p>
-            <w:r>
-              <w:t>智能报表能力说明</w:t>
-            </w:r>
-          </w:p>
-        </w:tc>
-      </w:tr>
-    </w:tbl>
+        <w:t>19.2 各智能体对话空态快捷 Chip</w:t>
+      </w:r>
+    </w:p>
+    <w:p>
+      <w:r>
+        <w:t>智慧问答：园区介绍、今日食堂、最新公告、园区服务。</w:t>
+      </w:r>
+    </w:p>
+    <w:p>
+      <w:r>
+        <w:t>智能工单：待处理工单、我的工单、报修工单、维保巡检。</w:t>
+      </w:r>
+    </w:p>
+    <w:p>
+      <w:r>
+        <w:t>智能报表：数据总览、今日能耗、资产统计、运营趋势。</w:t>
+      </w:r>
+    </w:p>
     <w:p>
       <w:pPr>
         <w:pStyle w:val="3"/>
       </w:pPr>
       <w:r>
-        <w:t>19. 附录 — 小禹快捷提问配置</w:t>
-      </w:r>
-    </w:p>
-    <w:p>
-      <w:pPr>
-        <w:pStyle w:val="4"/>
-      </w:pPr>
-      <w:r>
-        <w:t>19.1 首页全局快捷 Chip</w:t>
+        <w:t>20. 附录 — 物业完成率与营销数据</w:t>
+      </w:r>
+    </w:p>
+    <w:p>
+      <w:r>
+        <w:t>propertyCompletionRates：报修完成率 86.4%、巡检完成率 98.3%、维保完成率 72.8%。</w:t>
+      </w:r>
+    </w:p>
+    <w:p>
+      <w:r>
+        <w:t>weeklyMarketing（周一至周五）：充值人数、刷卡人数、消费金额三组数据，用于数据 Tab 及食堂看板折线图。</w:t>
+      </w:r>
+    </w:p>
+    <w:p>
+      <w:pPr>
+        <w:pStyle w:val="3"/>
+      </w:pPr>
+      <w:r>
+        <w:t>21. 附录 — 用户 Profile 数据</w:t>
       </w:r>
     </w:p>
     <w:tbl>
@@ -7140,7 +9386,7 @@
               <w:rPr>
                 <w:b/>
               </w:rPr>
-              <w:t>按钮文案</w:t>
+              <w:t>字段</w:t>
             </w:r>
           </w:p>
         </w:tc>
@@ -7153,7 +9399,7 @@
               <w:rPr>
                 <w:b/>
               </w:rPr>
-              <w:t>提问内容</w:t>
+              <w:t>主应用 userProfile</w:t>
             </w:r>
           </w:p>
         </w:tc>
@@ -7166,201 +9412,295 @@
               <w:rPr>
                 <w:b/>
               </w:rPr>
-              <w:t>目标智能体</w:t>
-            </w:r>
-          </w:p>
-        </w:tc>
-      </w:tr>
-      <w:tr>
-        <w:tblPrEx>
-          <w:tblBorders>
-            <w:top w:val="single" w:color="auto" w:sz="4" w:space="0"/>
-            <w:left w:val="single" w:color="auto" w:sz="4" w:space="0"/>
-            <w:bottom w:val="single" w:color="auto" w:sz="4" w:space="0"/>
-            <w:right w:val="single" w:color="auto" w:sz="4" w:space="0"/>
-            <w:insideH w:val="single" w:color="auto" w:sz="4" w:space="0"/>
-            <w:insideV w:val="single" w:color="auto" w:sz="4" w:space="0"/>
-          </w:tblBorders>
-          <w:tblCellMar>
-            <w:top w:w="0" w:type="dxa"/>
-            <w:left w:w="10" w:type="dxa"/>
-            <w:bottom w:w="0" w:type="dxa"/>
-            <w:right w:w="10" w:type="dxa"/>
-          </w:tblCellMar>
-        </w:tblPrEx>
-        <w:tc>
-          <w:tcPr>
-            <w:tcW w:w="2400" w:type="dxa"/>
-          </w:tcPr>
-          <w:p>
-            <w:r>
-              <w:t>园区基本情况</w:t>
-            </w:r>
-          </w:p>
-        </w:tc>
-        <w:tc>
-          <w:tcPr>
-            <w:tcW w:w="2400" w:type="dxa"/>
-          </w:tcPr>
-          <w:p>
-            <w:r>
-              <w:t>介绍一下当前园区的基本情况</w:t>
-            </w:r>
-          </w:p>
-        </w:tc>
-        <w:tc>
-          <w:tcPr>
-            <w:tcW w:w="2400" w:type="dxa"/>
-          </w:tcPr>
-          <w:p>
-            <w:r>
-              <w:t>park</w:t>
-            </w:r>
-          </w:p>
-        </w:tc>
-      </w:tr>
-      <w:tr>
-        <w:tblPrEx>
-          <w:tblBorders>
-            <w:top w:val="single" w:color="auto" w:sz="4" w:space="0"/>
-            <w:left w:val="single" w:color="auto" w:sz="4" w:space="0"/>
-            <w:bottom w:val="single" w:color="auto" w:sz="4" w:space="0"/>
-            <w:right w:val="single" w:color="auto" w:sz="4" w:space="0"/>
-            <w:insideH w:val="single" w:color="auto" w:sz="4" w:space="0"/>
-            <w:insideV w:val="single" w:color="auto" w:sz="4" w:space="0"/>
-          </w:tblBorders>
-          <w:tblCellMar>
-            <w:top w:w="0" w:type="dxa"/>
-            <w:left w:w="10" w:type="dxa"/>
-            <w:bottom w:w="0" w:type="dxa"/>
-            <w:right w:w="10" w:type="dxa"/>
-          </w:tblCellMar>
-        </w:tblPrEx>
-        <w:tc>
-          <w:tcPr>
-            <w:tcW w:w="2400" w:type="dxa"/>
-          </w:tcPr>
-          <w:p>
-            <w:r>
-              <w:t>待处理工单</w:t>
-            </w:r>
-          </w:p>
-        </w:tc>
-        <w:tc>
-          <w:tcPr>
-            <w:tcW w:w="2400" w:type="dxa"/>
-          </w:tcPr>
-          <w:p>
-            <w:r>
-              <w:t>系统里有哪些待处理的工单？</w:t>
-            </w:r>
-          </w:p>
-        </w:tc>
-        <w:tc>
-          <w:tcPr>
-            <w:tcW w:w="2400" w:type="dxa"/>
-          </w:tcPr>
-          <w:p>
-            <w:r>
-              <w:t>repair</w:t>
-            </w:r>
-          </w:p>
-        </w:tc>
-      </w:tr>
-      <w:tr>
-        <w:tblPrEx>
-          <w:tblBorders>
-            <w:top w:val="single" w:color="auto" w:sz="4" w:space="0"/>
-            <w:left w:val="single" w:color="auto" w:sz="4" w:space="0"/>
-            <w:bottom w:val="single" w:color="auto" w:sz="4" w:space="0"/>
-            <w:right w:val="single" w:color="auto" w:sz="4" w:space="0"/>
-            <w:insideH w:val="single" w:color="auto" w:sz="4" w:space="0"/>
-            <w:insideV w:val="single" w:color="auto" w:sz="4" w:space="0"/>
-          </w:tblBorders>
-          <w:tblCellMar>
-            <w:top w:w="0" w:type="dxa"/>
-            <w:left w:w="10" w:type="dxa"/>
-            <w:bottom w:w="0" w:type="dxa"/>
-            <w:right w:w="10" w:type="dxa"/>
-          </w:tblCellMar>
-        </w:tblPrEx>
-        <w:tc>
-          <w:tcPr>
-            <w:tcW w:w="2400" w:type="dxa"/>
-          </w:tcPr>
-          <w:p>
-            <w:r>
-              <w:t>数据总览解读</w:t>
-            </w:r>
-          </w:p>
-        </w:tc>
-        <w:tc>
-          <w:tcPr>
-            <w:tcW w:w="2400" w:type="dxa"/>
-          </w:tcPr>
-          <w:p>
-            <w:r>
-              <w:t>帮我解读一下园区数据总览</w:t>
-            </w:r>
-          </w:p>
-        </w:tc>
-        <w:tc>
-          <w:tcPr>
-            <w:tcW w:w="2400" w:type="dxa"/>
-          </w:tcPr>
-          <w:p>
-            <w:r>
-              <w:t>workorder</w:t>
-            </w:r>
-            <w:bookmarkStart w:id="0" w:name="_GoBack"/>
-            <w:bookmarkEnd w:id="0"/>
-          </w:p>
-        </w:tc>
-      </w:tr>
-      <w:tr>
-        <w:tblPrEx>
-          <w:tblBorders>
-            <w:top w:val="single" w:color="auto" w:sz="4" w:space="0"/>
-            <w:left w:val="single" w:color="auto" w:sz="4" w:space="0"/>
-            <w:bottom w:val="single" w:color="auto" w:sz="4" w:space="0"/>
-            <w:right w:val="single" w:color="auto" w:sz="4" w:space="0"/>
-            <w:insideH w:val="single" w:color="auto" w:sz="4" w:space="0"/>
-            <w:insideV w:val="single" w:color="auto" w:sz="4" w:space="0"/>
-          </w:tblBorders>
-          <w:tblCellMar>
-            <w:top w:w="0" w:type="dxa"/>
-            <w:left w:w="10" w:type="dxa"/>
-            <w:bottom w:w="0" w:type="dxa"/>
-            <w:right w:w="10" w:type="dxa"/>
-          </w:tblCellMar>
-        </w:tblPrEx>
-        <w:tc>
-          <w:tcPr>
-            <w:tcW w:w="2400" w:type="dxa"/>
-          </w:tcPr>
-          <w:p>
-            <w:r>
-              <w:t>园区最新公告</w:t>
-            </w:r>
-          </w:p>
-        </w:tc>
-        <w:tc>
-          <w:tcPr>
-            <w:tcW w:w="2400" w:type="dxa"/>
-          </w:tcPr>
-          <w:p>
-            <w:r>
-              <w:t>最近有什么园区公告？</w:t>
-            </w:r>
-          </w:p>
-        </w:tc>
-        <w:tc>
-          <w:tcPr>
-            <w:tcW w:w="2400" w:type="dxa"/>
-          </w:tcPr>
-          <w:p>
-            <w:r>
-              <w:t>park</w:t>
+              <w:t>小禹 XIAOYU_ACCOUNT</w:t>
+            </w:r>
+          </w:p>
+        </w:tc>
+      </w:tr>
+      <w:tr>
+        <w:tblPrEx>
+          <w:tblBorders>
+            <w:top w:val="single" w:color="auto" w:sz="4" w:space="0"/>
+            <w:left w:val="single" w:color="auto" w:sz="4" w:space="0"/>
+            <w:bottom w:val="single" w:color="auto" w:sz="4" w:space="0"/>
+            <w:right w:val="single" w:color="auto" w:sz="4" w:space="0"/>
+            <w:insideH w:val="single" w:color="auto" w:sz="4" w:space="0"/>
+            <w:insideV w:val="single" w:color="auto" w:sz="4" w:space="0"/>
+          </w:tblBorders>
+          <w:tblCellMar>
+            <w:top w:w="0" w:type="dxa"/>
+            <w:left w:w="10" w:type="dxa"/>
+            <w:bottom w:w="0" w:type="dxa"/>
+            <w:right w:w="10" w:type="dxa"/>
+          </w:tblCellMar>
+        </w:tblPrEx>
+        <w:tc>
+          <w:tcPr>
+            <w:tcW w:w="2400" w:type="dxa"/>
+          </w:tcPr>
+          <w:p>
+            <w:r>
+              <w:t>姓名/昵称</w:t>
+            </w:r>
+          </w:p>
+        </w:tc>
+        <w:tc>
+          <w:tcPr>
+            <w:tcW w:w="2400" w:type="dxa"/>
+          </w:tcPr>
+          <w:p>
+            <w:r>
+              <w:t>张明</w:t>
+            </w:r>
+          </w:p>
+        </w:tc>
+        <w:tc>
+          <w:tcPr>
+            <w:tcW w:w="2400" w:type="dxa"/>
+          </w:tcPr>
+          <w:p>
+            <w:r>
+              <w:t>15552872859</w:t>
+            </w:r>
+          </w:p>
+        </w:tc>
+      </w:tr>
+      <w:tr>
+        <w:tblPrEx>
+          <w:tblBorders>
+            <w:top w:val="single" w:color="auto" w:sz="4" w:space="0"/>
+            <w:left w:val="single" w:color="auto" w:sz="4" w:space="0"/>
+            <w:bottom w:val="single" w:color="auto" w:sz="4" w:space="0"/>
+            <w:right w:val="single" w:color="auto" w:sz="4" w:space="0"/>
+            <w:insideH w:val="single" w:color="auto" w:sz="4" w:space="0"/>
+            <w:insideV w:val="single" w:color="auto" w:sz="4" w:space="0"/>
+          </w:tblBorders>
+          <w:tblCellMar>
+            <w:top w:w="0" w:type="dxa"/>
+            <w:left w:w="10" w:type="dxa"/>
+            <w:bottom w:w="0" w:type="dxa"/>
+            <w:right w:w="10" w:type="dxa"/>
+          </w:tblCellMar>
+        </w:tblPrEx>
+        <w:tc>
+          <w:tcPr>
+            <w:tcW w:w="2400" w:type="dxa"/>
+          </w:tcPr>
+          <w:p>
+            <w:r>
+              <w:t>手机</w:t>
+            </w:r>
+          </w:p>
+        </w:tc>
+        <w:tc>
+          <w:tcPr>
+            <w:tcW w:w="2400" w:type="dxa"/>
+          </w:tcPr>
+          <w:p>
+            <w:r>
+              <w:t>138****8888</w:t>
+            </w:r>
+          </w:p>
+        </w:tc>
+        <w:tc>
+          <w:tcPr>
+            <w:tcW w:w="2400" w:type="dxa"/>
+          </w:tcPr>
+          <w:p>
+            <w:r>
+              <w:t>15552872859</w:t>
+            </w:r>
+          </w:p>
+        </w:tc>
+      </w:tr>
+      <w:tr>
+        <w:tblPrEx>
+          <w:tblBorders>
+            <w:top w:val="single" w:color="auto" w:sz="4" w:space="0"/>
+            <w:left w:val="single" w:color="auto" w:sz="4" w:space="0"/>
+            <w:bottom w:val="single" w:color="auto" w:sz="4" w:space="0"/>
+            <w:right w:val="single" w:color="auto" w:sz="4" w:space="0"/>
+            <w:insideH w:val="single" w:color="auto" w:sz="4" w:space="0"/>
+            <w:insideV w:val="single" w:color="auto" w:sz="4" w:space="0"/>
+          </w:tblBorders>
+          <w:tblCellMar>
+            <w:top w:w="0" w:type="dxa"/>
+            <w:left w:w="10" w:type="dxa"/>
+            <w:bottom w:w="0" w:type="dxa"/>
+            <w:right w:w="10" w:type="dxa"/>
+          </w:tblCellMar>
+        </w:tblPrEx>
+        <w:tc>
+          <w:tcPr>
+            <w:tcW w:w="2400" w:type="dxa"/>
+          </w:tcPr>
+          <w:p>
+            <w:r>
+              <w:t>部门</w:t>
+            </w:r>
+          </w:p>
+        </w:tc>
+        <w:tc>
+          <w:tcPr>
+            <w:tcW w:w="2400" w:type="dxa"/>
+          </w:tcPr>
+          <w:p>
+            <w:r>
+              <w:t>园区运营部</w:t>
+            </w:r>
+          </w:p>
+        </w:tc>
+        <w:tc>
+          <w:tcPr>
+            <w:tcW w:w="2400" w:type="dxa"/>
+          </w:tcPr>
+          <w:p>
+            <w:r>
+              <w:t>未填写</w:t>
+            </w:r>
+          </w:p>
+        </w:tc>
+      </w:tr>
+      <w:tr>
+        <w:tblPrEx>
+          <w:tblBorders>
+            <w:top w:val="single" w:color="auto" w:sz="4" w:space="0"/>
+            <w:left w:val="single" w:color="auto" w:sz="4" w:space="0"/>
+            <w:bottom w:val="single" w:color="auto" w:sz="4" w:space="0"/>
+            <w:right w:val="single" w:color="auto" w:sz="4" w:space="0"/>
+            <w:insideH w:val="single" w:color="auto" w:sz="4" w:space="0"/>
+            <w:insideV w:val="single" w:color="auto" w:sz="4" w:space="0"/>
+          </w:tblBorders>
+          <w:tblCellMar>
+            <w:top w:w="0" w:type="dxa"/>
+            <w:left w:w="10" w:type="dxa"/>
+            <w:bottom w:w="0" w:type="dxa"/>
+            <w:right w:w="10" w:type="dxa"/>
+          </w:tblCellMar>
+        </w:tblPrEx>
+        <w:tc>
+          <w:tcPr>
+            <w:tcW w:w="2400" w:type="dxa"/>
+          </w:tcPr>
+          <w:p>
+            <w:r>
+              <w:t>角色</w:t>
+            </w:r>
+          </w:p>
+        </w:tc>
+        <w:tc>
+          <w:tcPr>
+            <w:tcW w:w="2400" w:type="dxa"/>
+          </w:tcPr>
+          <w:p>
+            <w:r>
+              <w:t>运营管理员</w:t>
+            </w:r>
+          </w:p>
+        </w:tc>
+        <w:tc>
+          <w:tcPr>
+            <w:tcW w:w="2400" w:type="dxa"/>
+          </w:tcPr>
+          <w:p>
+            <w:r>
+              <w:t>小程序管理员</w:t>
+            </w:r>
+          </w:p>
+        </w:tc>
+      </w:tr>
+      <w:tr>
+        <w:tblPrEx>
+          <w:tblBorders>
+            <w:top w:val="single" w:color="auto" w:sz="4" w:space="0"/>
+            <w:left w:val="single" w:color="auto" w:sz="4" w:space="0"/>
+            <w:bottom w:val="single" w:color="auto" w:sz="4" w:space="0"/>
+            <w:right w:val="single" w:color="auto" w:sz="4" w:space="0"/>
+            <w:insideH w:val="single" w:color="auto" w:sz="4" w:space="0"/>
+            <w:insideV w:val="single" w:color="auto" w:sz="4" w:space="0"/>
+          </w:tblBorders>
+          <w:tblCellMar>
+            <w:top w:w="0" w:type="dxa"/>
+            <w:left w:w="10" w:type="dxa"/>
+            <w:bottom w:w="0" w:type="dxa"/>
+            <w:right w:w="10" w:type="dxa"/>
+          </w:tblCellMar>
+        </w:tblPrEx>
+        <w:tc>
+          <w:tcPr>
+            <w:tcW w:w="2400" w:type="dxa"/>
+          </w:tcPr>
+          <w:p>
+            <w:r>
+              <w:t>工号</w:t>
+            </w:r>
+          </w:p>
+        </w:tc>
+        <w:tc>
+          <w:tcPr>
+            <w:tcW w:w="2400" w:type="dxa"/>
+          </w:tcPr>
+          <w:p>
+            <w:r>
+              <w:t>EMP2024001</w:t>
+            </w:r>
+          </w:p>
+        </w:tc>
+        <w:tc>
+          <w:tcPr>
+            <w:tcW w:w="2400" w:type="dxa"/>
+          </w:tcPr>
+          <w:p>
+            <w:r>
+              <w:t>—</w:t>
+            </w:r>
+          </w:p>
+        </w:tc>
+      </w:tr>
+      <w:tr>
+        <w:tblPrEx>
+          <w:tblBorders>
+            <w:top w:val="single" w:color="auto" w:sz="4" w:space="0"/>
+            <w:left w:val="single" w:color="auto" w:sz="4" w:space="0"/>
+            <w:bottom w:val="single" w:color="auto" w:sz="4" w:space="0"/>
+            <w:right w:val="single" w:color="auto" w:sz="4" w:space="0"/>
+            <w:insideH w:val="single" w:color="auto" w:sz="4" w:space="0"/>
+            <w:insideV w:val="single" w:color="auto" w:sz="4" w:space="0"/>
+          </w:tblBorders>
+          <w:tblCellMar>
+            <w:top w:w="0" w:type="dxa"/>
+            <w:left w:w="10" w:type="dxa"/>
+            <w:bottom w:w="0" w:type="dxa"/>
+            <w:right w:w="10" w:type="dxa"/>
+          </w:tblCellMar>
+        </w:tblPrEx>
+        <w:tc>
+          <w:tcPr>
+            <w:tcW w:w="2400" w:type="dxa"/>
+          </w:tcPr>
+          <w:p>
+            <w:r>
+              <w:t>用户ID</w:t>
+            </w:r>
+          </w:p>
+        </w:tc>
+        <w:tc>
+          <w:tcPr>
+            <w:tcW w:w="2400" w:type="dxa"/>
+          </w:tcPr>
+          <w:p>
+            <w:r>
+              <w:t>—</w:t>
+            </w:r>
+          </w:p>
+        </w:tc>
+        <w:tc>
+          <w:tcPr>
+            <w:tcW w:w="2400" w:type="dxa"/>
+          </w:tcPr>
+          <w:p>
+            <w:r>
+              <w:t>1981632619449364481</w:t>
             </w:r>
           </w:p>
         </w:tc>
@@ -7368,51 +9708,468 @@
     </w:tbl>
     <w:p>
       <w:pPr>
-        <w:pStyle w:val="4"/>
-      </w:pPr>
-      <w:r>
-        <w:t>19.2 各智能体对话空态快捷 Chip</w:t>
-      </w:r>
-    </w:p>
-    <w:p>
-      <w:r>
-        <w:t>智慧问答：园区介绍、今日食堂、最新公告、园区服务。</w:t>
-      </w:r>
-    </w:p>
-    <w:p>
-      <w:r>
-        <w:t>智能工单：待处理工单、我的工单、报修工单、维保巡检。</w:t>
-      </w:r>
-    </w:p>
-    <w:p>
-      <w:r>
-        <w:t>智能报表：数据总览、今日能耗、资产统计、运营趋势。</w:t>
-      </w:r>
-    </w:p>
-    <w:p>
-      <w:pPr>
         <w:pStyle w:val="3"/>
       </w:pPr>
       <w:r>
-        <w:t>20. 附录 — 物业完成率与营销数据</w:t>
-      </w:r>
-    </w:p>
-    <w:p>
-      <w:r>
-        <w:t>propertyCompletionRates：报修完成率 86.4%、巡检完成率 98.3%、维保完成率 72.8%。</w:t>
-      </w:r>
-    </w:p>
-    <w:p>
-      <w:r>
-        <w:t>weeklyMarketing（周一至周五）：充值人数、刷卡人数、消费金额三组数据，用于数据 Tab 及食堂看板折线图。</w:t>
-      </w:r>
-    </w:p>
+        <w:t>22. 原型局限与待完善项</w:t>
+      </w:r>
+    </w:p>
+    <w:tbl>
+      <w:tblPr>
+        <w:tblStyle w:val="5"/>
+        <w:tblW w:w="0" w:type="auto"/>
+        <w:tblInd w:w="0" w:type="dxa"/>
+        <w:tblBorders>
+          <w:top w:val="single" w:color="auto" w:sz="4" w:space="0"/>
+          <w:left w:val="single" w:color="auto" w:sz="4" w:space="0"/>
+          <w:bottom w:val="single" w:color="auto" w:sz="4" w:space="0"/>
+          <w:right w:val="single" w:color="auto" w:sz="4" w:space="0"/>
+          <w:insideH w:val="single" w:color="auto" w:sz="4" w:space="0"/>
+          <w:insideV w:val="single" w:color="auto" w:sz="4" w:space="0"/>
+        </w:tblBorders>
+        <w:tblLayout w:type="autofit"/>
+        <w:tblCellMar>
+          <w:top w:w="0" w:type="dxa"/>
+          <w:left w:w="10" w:type="dxa"/>
+          <w:bottom w:w="0" w:type="dxa"/>
+          <w:right w:w="10" w:type="dxa"/>
+        </w:tblCellMar>
+      </w:tblPr>
+      <w:tblGrid>
+        <w:gridCol w:w="2400"/>
+        <w:gridCol w:w="6060"/>
+      </w:tblGrid>
+      <w:tr>
+        <w:tblPrEx>
+          <w:tblBorders>
+            <w:top w:val="single" w:color="auto" w:sz="4" w:space="0"/>
+            <w:left w:val="single" w:color="auto" w:sz="4" w:space="0"/>
+            <w:bottom w:val="single" w:color="auto" w:sz="4" w:space="0"/>
+            <w:right w:val="single" w:color="auto" w:sz="4" w:space="0"/>
+            <w:insideH w:val="single" w:color="auto" w:sz="4" w:space="0"/>
+            <w:insideV w:val="single" w:color="auto" w:sz="4" w:space="0"/>
+          </w:tblBorders>
+          <w:tblCellMar>
+            <w:top w:w="0" w:type="dxa"/>
+            <w:left w:w="10" w:type="dxa"/>
+            <w:bottom w:w="0" w:type="dxa"/>
+            <w:right w:w="10" w:type="dxa"/>
+          </w:tblCellMar>
+        </w:tblPrEx>
+        <w:tc>
+          <w:tcPr>
+            <w:tcW w:w="2400" w:type="dxa"/>
+          </w:tcPr>
+          <w:p>
+            <w:r>
+              <w:rPr>
+                <w:b/>
+              </w:rPr>
+              <w:t>项</w:t>
+            </w:r>
+          </w:p>
+        </w:tc>
+        <w:tc>
+          <w:tcPr>
+            <w:tcW w:w="6060" w:type="dxa"/>
+          </w:tcPr>
+          <w:p>
+            <w:r>
+              <w:rPr>
+                <w:b/>
+              </w:rPr>
+              <w:t>说明</w:t>
+            </w:r>
+          </w:p>
+        </w:tc>
+      </w:tr>
+      <w:tr>
+        <w:tblPrEx>
+          <w:tblBorders>
+            <w:top w:val="single" w:color="auto" w:sz="4" w:space="0"/>
+            <w:left w:val="single" w:color="auto" w:sz="4" w:space="0"/>
+            <w:bottom w:val="single" w:color="auto" w:sz="4" w:space="0"/>
+            <w:right w:val="single" w:color="auto" w:sz="4" w:space="0"/>
+            <w:insideH w:val="single" w:color="auto" w:sz="4" w:space="0"/>
+            <w:insideV w:val="single" w:color="auto" w:sz="4" w:space="0"/>
+          </w:tblBorders>
+          <w:tblCellMar>
+            <w:top w:w="0" w:type="dxa"/>
+            <w:left w:w="10" w:type="dxa"/>
+            <w:bottom w:w="0" w:type="dxa"/>
+            <w:right w:w="10" w:type="dxa"/>
+          </w:tblCellMar>
+        </w:tblPrEx>
+        <w:tc>
+          <w:tcPr>
+            <w:tcW w:w="2400" w:type="dxa"/>
+          </w:tcPr>
+          <w:p>
+            <w:r>
+              <w:t>无后端 API</w:t>
+            </w:r>
+          </w:p>
+        </w:tc>
+        <w:tc>
+          <w:tcPr>
+            <w:tcW w:w="6060" w:type="dxa"/>
+          </w:tcPr>
+          <w:p>
+            <w:r>
+              <w:t>全部为 Mock 数据，刷新重置</w:t>
+            </w:r>
+          </w:p>
+        </w:tc>
+      </w:tr>
+      <w:tr>
+        <w:tblPrEx>
+          <w:tblBorders>
+            <w:top w:val="single" w:color="auto" w:sz="4" w:space="0"/>
+            <w:left w:val="single" w:color="auto" w:sz="4" w:space="0"/>
+            <w:bottom w:val="single" w:color="auto" w:sz="4" w:space="0"/>
+            <w:right w:val="single" w:color="auto" w:sz="4" w:space="0"/>
+            <w:insideH w:val="single" w:color="auto" w:sz="4" w:space="0"/>
+            <w:insideV w:val="single" w:color="auto" w:sz="4" w:space="0"/>
+          </w:tblBorders>
+          <w:tblCellMar>
+            <w:top w:w="0" w:type="dxa"/>
+            <w:left w:w="10" w:type="dxa"/>
+            <w:bottom w:w="0" w:type="dxa"/>
+            <w:right w:w="10" w:type="dxa"/>
+          </w:tblCellMar>
+        </w:tblPrEx>
+        <w:tc>
+          <w:tcPr>
+            <w:tcW w:w="2400" w:type="dxa"/>
+          </w:tcPr>
+          <w:p>
+            <w:r>
+              <w:t>无工单/消息详情页</w:t>
+            </w:r>
+          </w:p>
+        </w:tc>
+        <w:tc>
+          <w:tcPr>
+            <w:tcW w:w="6060" w:type="dxa"/>
+          </w:tcPr>
+          <w:p>
+            <w:r>
+              <w:t>点击多为 Toast 占位</w:t>
+            </w:r>
+          </w:p>
+        </w:tc>
+      </w:tr>
+      <w:tr>
+        <w:tblPrEx>
+          <w:tblBorders>
+            <w:top w:val="single" w:color="auto" w:sz="4" w:space="0"/>
+            <w:left w:val="single" w:color="auto" w:sz="4" w:space="0"/>
+            <w:bottom w:val="single" w:color="auto" w:sz="4" w:space="0"/>
+            <w:right w:val="single" w:color="auto" w:sz="4" w:space="0"/>
+            <w:insideH w:val="single" w:color="auto" w:sz="4" w:space="0"/>
+            <w:insideV w:val="single" w:color="auto" w:sz="4" w:space="0"/>
+          </w:tblBorders>
+          <w:tblCellMar>
+            <w:top w:w="0" w:type="dxa"/>
+            <w:left w:w="10" w:type="dxa"/>
+            <w:bottom w:w="0" w:type="dxa"/>
+            <w:right w:w="10" w:type="dxa"/>
+          </w:tblCellMar>
+        </w:tblPrEx>
+        <w:tc>
+          <w:tcPr>
+            <w:tcW w:w="2400" w:type="dxa"/>
+          </w:tcPr>
+          <w:p>
+            <w:r>
+              <w:t>todo 子页</w:t>
+            </w:r>
+          </w:p>
+        </w:tc>
+        <w:tc>
+          <w:tcPr>
+            <w:tcW w:w="6060" w:type="dxa"/>
+          </w:tcPr>
+          <w:p>
+            <w:r>
+              <w:t>已实现无入口</w:t>
+            </w:r>
+          </w:p>
+        </w:tc>
+      </w:tr>
+      <w:tr>
+        <w:tblPrEx>
+          <w:tblBorders>
+            <w:top w:val="single" w:color="auto" w:sz="4" w:space="0"/>
+            <w:left w:val="single" w:color="auto" w:sz="4" w:space="0"/>
+            <w:bottom w:val="single" w:color="auto" w:sz="4" w:space="0"/>
+            <w:right w:val="single" w:color="auto" w:sz="4" w:space="0"/>
+            <w:insideH w:val="single" w:color="auto" w:sz="4" w:space="0"/>
+            <w:insideV w:val="single" w:color="auto" w:sz="4" w:space="0"/>
+          </w:tblBorders>
+          <w:tblCellMar>
+            <w:top w:w="0" w:type="dxa"/>
+            <w:left w:w="10" w:type="dxa"/>
+            <w:bottom w:w="0" w:type="dxa"/>
+            <w:right w:w="10" w:type="dxa"/>
+          </w:tblCellMar>
+        </w:tblPrEx>
+        <w:tc>
+          <w:tcPr>
+            <w:tcW w:w="2400" w:type="dxa"/>
+          </w:tcPr>
+          <w:p>
+            <w:r>
+              <w:t>canteenData</w:t>
+            </w:r>
+          </w:p>
+        </w:tc>
+        <w:tc>
+          <w:tcPr>
+            <w:tcW w:w="6060" w:type="dxa"/>
+          </w:tcPr>
+          <w:p>
+            <w:r>
+              <w:t>仅侧边栏原型入口</w:t>
+            </w:r>
+          </w:p>
+        </w:tc>
+      </w:tr>
+      <w:tr>
+        <w:tblPrEx>
+          <w:tblBorders>
+            <w:top w:val="single" w:color="auto" w:sz="4" w:space="0"/>
+            <w:left w:val="single" w:color="auto" w:sz="4" w:space="0"/>
+            <w:bottom w:val="single" w:color="auto" w:sz="4" w:space="0"/>
+            <w:right w:val="single" w:color="auto" w:sz="4" w:space="0"/>
+            <w:insideH w:val="single" w:color="auto" w:sz="4" w:space="0"/>
+            <w:insideV w:val="single" w:color="auto" w:sz="4" w:space="0"/>
+          </w:tblBorders>
+          <w:tblCellMar>
+            <w:top w:w="0" w:type="dxa"/>
+            <w:left w:w="10" w:type="dxa"/>
+            <w:bottom w:w="0" w:type="dxa"/>
+            <w:right w:w="10" w:type="dxa"/>
+          </w:tblCellMar>
+        </w:tblPrEx>
+        <w:tc>
+          <w:tcPr>
+            <w:tcW w:w="2400" w:type="dxa"/>
+          </w:tcPr>
+          <w:p>
+            <w:r>
+              <w:t>小禹附件/语音等</w:t>
+            </w:r>
+          </w:p>
+        </w:tc>
+        <w:tc>
+          <w:tcPr>
+            <w:tcW w:w="6060" w:type="dxa"/>
+          </w:tcPr>
+          <w:p>
+            <w:r>
+              <w:t>功能开发中占位</w:t>
+            </w:r>
+          </w:p>
+        </w:tc>
+      </w:tr>
+      <w:tr>
+        <w:tblPrEx>
+          <w:tblBorders>
+            <w:top w:val="single" w:color="auto" w:sz="4" w:space="0"/>
+            <w:left w:val="single" w:color="auto" w:sz="4" w:space="0"/>
+            <w:bottom w:val="single" w:color="auto" w:sz="4" w:space="0"/>
+            <w:right w:val="single" w:color="auto" w:sz="4" w:space="0"/>
+            <w:insideH w:val="single" w:color="auto" w:sz="4" w:space="0"/>
+            <w:insideV w:val="single" w:color="auto" w:sz="4" w:space="0"/>
+          </w:tblBorders>
+          <w:tblCellMar>
+            <w:top w:w="0" w:type="dxa"/>
+            <w:left w:w="10" w:type="dxa"/>
+            <w:bottom w:w="0" w:type="dxa"/>
+            <w:right w:w="10" w:type="dxa"/>
+          </w:tblCellMar>
+        </w:tblPrEx>
+        <w:tc>
+          <w:tcPr>
+            <w:tcW w:w="2400" w:type="dxa"/>
+          </w:tcPr>
+          <w:p>
+            <w:r>
+              <w:t>密码/登录</w:t>
+            </w:r>
+          </w:p>
+        </w:tc>
+        <w:tc>
+          <w:tcPr>
+            <w:tcW w:w="6060" w:type="dxa"/>
+          </w:tcPr>
+          <w:p>
+            <w:r>
+              <w:t>无真实校验</w:t>
+            </w:r>
+          </w:p>
+        </w:tc>
+      </w:tr>
+      <w:tr>
+        <w:tblPrEx>
+          <w:tblBorders>
+            <w:top w:val="single" w:color="auto" w:sz="4" w:space="0"/>
+            <w:left w:val="single" w:color="auto" w:sz="4" w:space="0"/>
+            <w:bottom w:val="single" w:color="auto" w:sz="4" w:space="0"/>
+            <w:right w:val="single" w:color="auto" w:sz="4" w:space="0"/>
+            <w:insideH w:val="single" w:color="auto" w:sz="4" w:space="0"/>
+            <w:insideV w:val="single" w:color="auto" w:sz="4" w:space="0"/>
+          </w:tblBorders>
+          <w:tblCellMar>
+            <w:top w:w="0" w:type="dxa"/>
+            <w:left w:w="10" w:type="dxa"/>
+            <w:bottom w:w="0" w:type="dxa"/>
+            <w:right w:w="10" w:type="dxa"/>
+          </w:tblCellMar>
+        </w:tblPrEx>
+        <w:tc>
+          <w:tcPr>
+            <w:tcW w:w="2400" w:type="dxa"/>
+          </w:tcPr>
+          <w:p>
+            <w:r>
+              <w:t>能源时间筛选</w:t>
+            </w:r>
+          </w:p>
+        </w:tc>
+        <w:tc>
+          <w:tcPr>
+            <w:tcW w:w="6060" w:type="dxa"/>
+          </w:tcPr>
+          <w:p>
+            <w:r>
+              <w:t>部分数值未联动项目数据</w:t>
+            </w:r>
+          </w:p>
+        </w:tc>
+      </w:tr>
+      <w:tr>
+        <w:tblPrEx>
+          <w:tblBorders>
+            <w:top w:val="single" w:color="auto" w:sz="4" w:space="0"/>
+            <w:left w:val="single" w:color="auto" w:sz="4" w:space="0"/>
+            <w:bottom w:val="single" w:color="auto" w:sz="4" w:space="0"/>
+            <w:right w:val="single" w:color="auto" w:sz="4" w:space="0"/>
+            <w:insideH w:val="single" w:color="auto" w:sz="4" w:space="0"/>
+            <w:insideV w:val="single" w:color="auto" w:sz="4" w:space="0"/>
+          </w:tblBorders>
+          <w:tblCellMar>
+            <w:top w:w="0" w:type="dxa"/>
+            <w:left w:w="10" w:type="dxa"/>
+            <w:bottom w:w="0" w:type="dxa"/>
+            <w:right w:w="10" w:type="dxa"/>
+          </w:tblCellMar>
+        </w:tblPrEx>
+        <w:tc>
+          <w:tcPr>
+            <w:tcW w:w="2400" w:type="dxa"/>
+          </w:tcPr>
+          <w:p>
+            <w:r>
+              <w:t>公物仓数据</w:t>
+            </w:r>
+          </w:p>
+        </w:tc>
+        <w:tc>
+          <w:tcPr>
+            <w:tcW w:w="6060" w:type="dxa"/>
+          </w:tcPr>
+          <w:p>
+            <w:r>
+              <w:t>与中台共享，不随项目切换变化（原型阶段）</w:t>
+            </w:r>
+          </w:p>
+        </w:tc>
+      </w:tr>
+      <w:tr>
+        <w:tblPrEx>
+          <w:tblBorders>
+            <w:top w:val="single" w:color="auto" w:sz="4" w:space="0"/>
+            <w:left w:val="single" w:color="auto" w:sz="4" w:space="0"/>
+            <w:bottom w:val="single" w:color="auto" w:sz="4" w:space="0"/>
+            <w:right w:val="single" w:color="auto" w:sz="4" w:space="0"/>
+            <w:insideH w:val="single" w:color="auto" w:sz="4" w:space="0"/>
+            <w:insideV w:val="single" w:color="auto" w:sz="4" w:space="0"/>
+          </w:tblBorders>
+          <w:tblCellMar>
+            <w:top w:w="0" w:type="dxa"/>
+            <w:left w:w="10" w:type="dxa"/>
+            <w:bottom w:w="0" w:type="dxa"/>
+            <w:right w:w="10" w:type="dxa"/>
+          </w:tblCellMar>
+        </w:tblPrEx>
+        <w:tc>
+          <w:tcPr>
+            <w:tcW w:w="2400" w:type="dxa"/>
+          </w:tcPr>
+          <w:p>
+            <w:r>
+              <w:t>公物仓趋势图</w:t>
+            </w:r>
+          </w:p>
+        </w:tc>
+        <w:tc>
+          <w:tcPr>
+            <w:tcW w:w="6060" w:type="dxa"/>
+          </w:tcPr>
+          <w:p>
+            <w:r>
+              <w:t>小程序仅展示 KPI + 历史表，无中台折线趋势图</w:t>
+            </w:r>
+          </w:p>
+        </w:tc>
+      </w:tr>
+      <w:tr>
+        <w:tblPrEx>
+          <w:tblBorders>
+            <w:top w:val="single" w:color="auto" w:sz="4" w:space="0"/>
+            <w:left w:val="single" w:color="auto" w:sz="4" w:space="0"/>
+            <w:bottom w:val="single" w:color="auto" w:sz="4" w:space="0"/>
+            <w:right w:val="single" w:color="auto" w:sz="4" w:space="0"/>
+            <w:insideH w:val="single" w:color="auto" w:sz="4" w:space="0"/>
+            <w:insideV w:val="single" w:color="auto" w:sz="4" w:space="0"/>
+          </w:tblBorders>
+          <w:tblCellMar>
+            <w:top w:w="0" w:type="dxa"/>
+            <w:left w:w="10" w:type="dxa"/>
+            <w:bottom w:w="0" w:type="dxa"/>
+            <w:right w:w="10" w:type="dxa"/>
+          </w:tblCellMar>
+        </w:tblPrEx>
+        <w:tc>
+          <w:tcPr>
+            <w:tcW w:w="2400" w:type="dxa"/>
+          </w:tcPr>
+          <w:p>
+            <w:r>
+              <w:t>MOCK 未展示</w:t>
+            </w:r>
+          </w:p>
+        </w:tc>
+        <w:tc>
+          <w:tcPr>
+            <w:tcW w:w="6060" w:type="dxa"/>
+          </w:tcPr>
+          <w:p>
+            <w:r>
+              <w:t>spaceRanking、propertyChart 未渲染</w:t>
+            </w:r>
+          </w:p>
+        </w:tc>
+      </w:tr>
+    </w:tbl>
     <w:p>
       <w:pPr>
         <w:pStyle w:val="3"/>
       </w:pPr>
       <w:r>
-        <w:t>21. 附录 — 用户 Profile 数据</w:t>
+        <w:t>23. 附录 — 子页面 ID 与标题对照</w:t>
       </w:r>
     </w:p>
     <w:tbl>
@@ -7439,769 +10196,7 @@
       <w:tblGrid>
         <w:gridCol w:w="2400"/>
         <w:gridCol w:w="2400"/>
-        <w:gridCol w:w="2400"/>
-      </w:tblGrid>
-      <w:tr>
-        <w:tblPrEx>
-          <w:tblBorders>
-            <w:top w:val="single" w:color="auto" w:sz="4" w:space="0"/>
-            <w:left w:val="single" w:color="auto" w:sz="4" w:space="0"/>
-            <w:bottom w:val="single" w:color="auto" w:sz="4" w:space="0"/>
-            <w:right w:val="single" w:color="auto" w:sz="4" w:space="0"/>
-            <w:insideH w:val="single" w:color="auto" w:sz="4" w:space="0"/>
-            <w:insideV w:val="single" w:color="auto" w:sz="4" w:space="0"/>
-          </w:tblBorders>
-          <w:tblCellMar>
-            <w:top w:w="0" w:type="dxa"/>
-            <w:left w:w="10" w:type="dxa"/>
-            <w:bottom w:w="0" w:type="dxa"/>
-            <w:right w:w="10" w:type="dxa"/>
-          </w:tblCellMar>
-        </w:tblPrEx>
-        <w:tc>
-          <w:tcPr>
-            <w:tcW w:w="2400" w:type="dxa"/>
-          </w:tcPr>
-          <w:p>
-            <w:r>
-              <w:rPr>
-                <w:b/>
-              </w:rPr>
-              <w:t>字段</w:t>
-            </w:r>
-          </w:p>
-        </w:tc>
-        <w:tc>
-          <w:tcPr>
-            <w:tcW w:w="2400" w:type="dxa"/>
-          </w:tcPr>
-          <w:p>
-            <w:r>
-              <w:rPr>
-                <w:b/>
-              </w:rPr>
-              <w:t>主应用 userProfile</w:t>
-            </w:r>
-          </w:p>
-        </w:tc>
-        <w:tc>
-          <w:tcPr>
-            <w:tcW w:w="2400" w:type="dxa"/>
-          </w:tcPr>
-          <w:p>
-            <w:r>
-              <w:rPr>
-                <w:b/>
-              </w:rPr>
-              <w:t>小禹 XIAOYU_ACCOUNT</w:t>
-            </w:r>
-          </w:p>
-        </w:tc>
-      </w:tr>
-      <w:tr>
-        <w:tblPrEx>
-          <w:tblBorders>
-            <w:top w:val="single" w:color="auto" w:sz="4" w:space="0"/>
-            <w:left w:val="single" w:color="auto" w:sz="4" w:space="0"/>
-            <w:bottom w:val="single" w:color="auto" w:sz="4" w:space="0"/>
-            <w:right w:val="single" w:color="auto" w:sz="4" w:space="0"/>
-            <w:insideH w:val="single" w:color="auto" w:sz="4" w:space="0"/>
-            <w:insideV w:val="single" w:color="auto" w:sz="4" w:space="0"/>
-          </w:tblBorders>
-          <w:tblCellMar>
-            <w:top w:w="0" w:type="dxa"/>
-            <w:left w:w="10" w:type="dxa"/>
-            <w:bottom w:w="0" w:type="dxa"/>
-            <w:right w:w="10" w:type="dxa"/>
-          </w:tblCellMar>
-        </w:tblPrEx>
-        <w:tc>
-          <w:tcPr>
-            <w:tcW w:w="2400" w:type="dxa"/>
-          </w:tcPr>
-          <w:p>
-            <w:r>
-              <w:t>姓名/昵称</w:t>
-            </w:r>
-          </w:p>
-        </w:tc>
-        <w:tc>
-          <w:tcPr>
-            <w:tcW w:w="2400" w:type="dxa"/>
-          </w:tcPr>
-          <w:p>
-            <w:r>
-              <w:t>张明</w:t>
-            </w:r>
-          </w:p>
-        </w:tc>
-        <w:tc>
-          <w:tcPr>
-            <w:tcW w:w="2400" w:type="dxa"/>
-          </w:tcPr>
-          <w:p>
-            <w:r>
-              <w:t>15552872859</w:t>
-            </w:r>
-          </w:p>
-        </w:tc>
-      </w:tr>
-      <w:tr>
-        <w:tblPrEx>
-          <w:tblBorders>
-            <w:top w:val="single" w:color="auto" w:sz="4" w:space="0"/>
-            <w:left w:val="single" w:color="auto" w:sz="4" w:space="0"/>
-            <w:bottom w:val="single" w:color="auto" w:sz="4" w:space="0"/>
-            <w:right w:val="single" w:color="auto" w:sz="4" w:space="0"/>
-            <w:insideH w:val="single" w:color="auto" w:sz="4" w:space="0"/>
-            <w:insideV w:val="single" w:color="auto" w:sz="4" w:space="0"/>
-          </w:tblBorders>
-          <w:tblCellMar>
-            <w:top w:w="0" w:type="dxa"/>
-            <w:left w:w="10" w:type="dxa"/>
-            <w:bottom w:w="0" w:type="dxa"/>
-            <w:right w:w="10" w:type="dxa"/>
-          </w:tblCellMar>
-        </w:tblPrEx>
-        <w:tc>
-          <w:tcPr>
-            <w:tcW w:w="2400" w:type="dxa"/>
-          </w:tcPr>
-          <w:p>
-            <w:r>
-              <w:t>手机</w:t>
-            </w:r>
-          </w:p>
-        </w:tc>
-        <w:tc>
-          <w:tcPr>
-            <w:tcW w:w="2400" w:type="dxa"/>
-          </w:tcPr>
-          <w:p>
-            <w:r>
-              <w:t>138****8888</w:t>
-            </w:r>
-          </w:p>
-        </w:tc>
-        <w:tc>
-          <w:tcPr>
-            <w:tcW w:w="2400" w:type="dxa"/>
-          </w:tcPr>
-          <w:p>
-            <w:r>
-              <w:t>15552872859</w:t>
-            </w:r>
-          </w:p>
-        </w:tc>
-      </w:tr>
-      <w:tr>
-        <w:tblPrEx>
-          <w:tblBorders>
-            <w:top w:val="single" w:color="auto" w:sz="4" w:space="0"/>
-            <w:left w:val="single" w:color="auto" w:sz="4" w:space="0"/>
-            <w:bottom w:val="single" w:color="auto" w:sz="4" w:space="0"/>
-            <w:right w:val="single" w:color="auto" w:sz="4" w:space="0"/>
-            <w:insideH w:val="single" w:color="auto" w:sz="4" w:space="0"/>
-            <w:insideV w:val="single" w:color="auto" w:sz="4" w:space="0"/>
-          </w:tblBorders>
-          <w:tblCellMar>
-            <w:top w:w="0" w:type="dxa"/>
-            <w:left w:w="10" w:type="dxa"/>
-            <w:bottom w:w="0" w:type="dxa"/>
-            <w:right w:w="10" w:type="dxa"/>
-          </w:tblCellMar>
-        </w:tblPrEx>
-        <w:tc>
-          <w:tcPr>
-            <w:tcW w:w="2400" w:type="dxa"/>
-          </w:tcPr>
-          <w:p>
-            <w:r>
-              <w:t>部门</w:t>
-            </w:r>
-          </w:p>
-        </w:tc>
-        <w:tc>
-          <w:tcPr>
-            <w:tcW w:w="2400" w:type="dxa"/>
-          </w:tcPr>
-          <w:p>
-            <w:r>
-              <w:t>园区运营部</w:t>
-            </w:r>
-          </w:p>
-        </w:tc>
-        <w:tc>
-          <w:tcPr>
-            <w:tcW w:w="2400" w:type="dxa"/>
-          </w:tcPr>
-          <w:p>
-            <w:r>
-              <w:t>未填写</w:t>
-            </w:r>
-          </w:p>
-        </w:tc>
-      </w:tr>
-      <w:tr>
-        <w:tblPrEx>
-          <w:tblBorders>
-            <w:top w:val="single" w:color="auto" w:sz="4" w:space="0"/>
-            <w:left w:val="single" w:color="auto" w:sz="4" w:space="0"/>
-            <w:bottom w:val="single" w:color="auto" w:sz="4" w:space="0"/>
-            <w:right w:val="single" w:color="auto" w:sz="4" w:space="0"/>
-            <w:insideH w:val="single" w:color="auto" w:sz="4" w:space="0"/>
-            <w:insideV w:val="single" w:color="auto" w:sz="4" w:space="0"/>
-          </w:tblBorders>
-          <w:tblCellMar>
-            <w:top w:w="0" w:type="dxa"/>
-            <w:left w:w="10" w:type="dxa"/>
-            <w:bottom w:w="0" w:type="dxa"/>
-            <w:right w:w="10" w:type="dxa"/>
-          </w:tblCellMar>
-        </w:tblPrEx>
-        <w:tc>
-          <w:tcPr>
-            <w:tcW w:w="2400" w:type="dxa"/>
-          </w:tcPr>
-          <w:p>
-            <w:r>
-              <w:t>角色</w:t>
-            </w:r>
-          </w:p>
-        </w:tc>
-        <w:tc>
-          <w:tcPr>
-            <w:tcW w:w="2400" w:type="dxa"/>
-          </w:tcPr>
-          <w:p>
-            <w:r>
-              <w:t>运营管理员</w:t>
-            </w:r>
-          </w:p>
-        </w:tc>
-        <w:tc>
-          <w:tcPr>
-            <w:tcW w:w="2400" w:type="dxa"/>
-          </w:tcPr>
-          <w:p>
-            <w:r>
-              <w:t>小程序管理员</w:t>
-            </w:r>
-          </w:p>
-        </w:tc>
-      </w:tr>
-      <w:tr>
-        <w:tblPrEx>
-          <w:tblBorders>
-            <w:top w:val="single" w:color="auto" w:sz="4" w:space="0"/>
-            <w:left w:val="single" w:color="auto" w:sz="4" w:space="0"/>
-            <w:bottom w:val="single" w:color="auto" w:sz="4" w:space="0"/>
-            <w:right w:val="single" w:color="auto" w:sz="4" w:space="0"/>
-            <w:insideH w:val="single" w:color="auto" w:sz="4" w:space="0"/>
-            <w:insideV w:val="single" w:color="auto" w:sz="4" w:space="0"/>
-          </w:tblBorders>
-          <w:tblCellMar>
-            <w:top w:w="0" w:type="dxa"/>
-            <w:left w:w="10" w:type="dxa"/>
-            <w:bottom w:w="0" w:type="dxa"/>
-            <w:right w:w="10" w:type="dxa"/>
-          </w:tblCellMar>
-        </w:tblPrEx>
-        <w:tc>
-          <w:tcPr>
-            <w:tcW w:w="2400" w:type="dxa"/>
-          </w:tcPr>
-          <w:p>
-            <w:r>
-              <w:t>工号</w:t>
-            </w:r>
-          </w:p>
-        </w:tc>
-        <w:tc>
-          <w:tcPr>
-            <w:tcW w:w="2400" w:type="dxa"/>
-          </w:tcPr>
-          <w:p>
-            <w:r>
-              <w:t>EMP2024001</w:t>
-            </w:r>
-          </w:p>
-        </w:tc>
-        <w:tc>
-          <w:tcPr>
-            <w:tcW w:w="2400" w:type="dxa"/>
-          </w:tcPr>
-          <w:p>
-            <w:r>
-              <w:t>—</w:t>
-            </w:r>
-          </w:p>
-        </w:tc>
-      </w:tr>
-      <w:tr>
-        <w:tblPrEx>
-          <w:tblBorders>
-            <w:top w:val="single" w:color="auto" w:sz="4" w:space="0"/>
-            <w:left w:val="single" w:color="auto" w:sz="4" w:space="0"/>
-            <w:bottom w:val="single" w:color="auto" w:sz="4" w:space="0"/>
-            <w:right w:val="single" w:color="auto" w:sz="4" w:space="0"/>
-            <w:insideH w:val="single" w:color="auto" w:sz="4" w:space="0"/>
-            <w:insideV w:val="single" w:color="auto" w:sz="4" w:space="0"/>
-          </w:tblBorders>
-          <w:tblCellMar>
-            <w:top w:w="0" w:type="dxa"/>
-            <w:left w:w="10" w:type="dxa"/>
-            <w:bottom w:w="0" w:type="dxa"/>
-            <w:right w:w="10" w:type="dxa"/>
-          </w:tblCellMar>
-        </w:tblPrEx>
-        <w:tc>
-          <w:tcPr>
-            <w:tcW w:w="2400" w:type="dxa"/>
-          </w:tcPr>
-          <w:p>
-            <w:r>
-              <w:t>用户ID</w:t>
-            </w:r>
-          </w:p>
-        </w:tc>
-        <w:tc>
-          <w:tcPr>
-            <w:tcW w:w="2400" w:type="dxa"/>
-          </w:tcPr>
-          <w:p>
-            <w:r>
-              <w:t>—</w:t>
-            </w:r>
-          </w:p>
-        </w:tc>
-        <w:tc>
-          <w:tcPr>
-            <w:tcW w:w="2400" w:type="dxa"/>
-          </w:tcPr>
-          <w:p>
-            <w:r>
-              <w:t>1981632619449364481</w:t>
-            </w:r>
-          </w:p>
-        </w:tc>
-      </w:tr>
-    </w:tbl>
-    <w:p>
-      <w:pPr>
-        <w:pStyle w:val="3"/>
-      </w:pPr>
-      <w:r>
-        <w:t>22. 原型局限与待完善项</w:t>
-      </w:r>
-    </w:p>
-    <w:tbl>
-      <w:tblPr>
-        <w:tblStyle w:val="5"/>
-        <w:tblW w:w="0" w:type="auto"/>
-        <w:tblInd w:w="0" w:type="dxa"/>
-        <w:tblBorders>
-          <w:top w:val="single" w:color="auto" w:sz="4" w:space="0"/>
-          <w:left w:val="single" w:color="auto" w:sz="4" w:space="0"/>
-          <w:bottom w:val="single" w:color="auto" w:sz="4" w:space="0"/>
-          <w:right w:val="single" w:color="auto" w:sz="4" w:space="0"/>
-          <w:insideH w:val="single" w:color="auto" w:sz="4" w:space="0"/>
-          <w:insideV w:val="single" w:color="auto" w:sz="4" w:space="0"/>
-        </w:tblBorders>
-        <w:tblLayout w:type="autofit"/>
-        <w:tblCellMar>
-          <w:top w:w="0" w:type="dxa"/>
-          <w:left w:w="10" w:type="dxa"/>
-          <w:bottom w:w="0" w:type="dxa"/>
-          <w:right w:w="10" w:type="dxa"/>
-        </w:tblCellMar>
-      </w:tblPr>
-      <w:tblGrid>
-        <w:gridCol w:w="2400"/>
-        <w:gridCol w:w="2400"/>
-      </w:tblGrid>
-      <w:tr>
-        <w:tblPrEx>
-          <w:tblBorders>
-            <w:top w:val="single" w:color="auto" w:sz="4" w:space="0"/>
-            <w:left w:val="single" w:color="auto" w:sz="4" w:space="0"/>
-            <w:bottom w:val="single" w:color="auto" w:sz="4" w:space="0"/>
-            <w:right w:val="single" w:color="auto" w:sz="4" w:space="0"/>
-            <w:insideH w:val="single" w:color="auto" w:sz="4" w:space="0"/>
-            <w:insideV w:val="single" w:color="auto" w:sz="4" w:space="0"/>
-          </w:tblBorders>
-          <w:tblCellMar>
-            <w:top w:w="0" w:type="dxa"/>
-            <w:left w:w="10" w:type="dxa"/>
-            <w:bottom w:w="0" w:type="dxa"/>
-            <w:right w:w="10" w:type="dxa"/>
-          </w:tblCellMar>
-        </w:tblPrEx>
-        <w:tc>
-          <w:tcPr>
-            <w:tcW w:w="2400" w:type="dxa"/>
-          </w:tcPr>
-          <w:p>
-            <w:r>
-              <w:rPr>
-                <w:b/>
-              </w:rPr>
-              <w:t>项</w:t>
-            </w:r>
-          </w:p>
-        </w:tc>
-        <w:tc>
-          <w:tcPr>
-            <w:tcW w:w="2400" w:type="dxa"/>
-          </w:tcPr>
-          <w:p>
-            <w:r>
-              <w:rPr>
-                <w:b/>
-              </w:rPr>
-              <w:t>说明</w:t>
-            </w:r>
-          </w:p>
-        </w:tc>
-      </w:tr>
-      <w:tr>
-        <w:tblPrEx>
-          <w:tblBorders>
-            <w:top w:val="single" w:color="auto" w:sz="4" w:space="0"/>
-            <w:left w:val="single" w:color="auto" w:sz="4" w:space="0"/>
-            <w:bottom w:val="single" w:color="auto" w:sz="4" w:space="0"/>
-            <w:right w:val="single" w:color="auto" w:sz="4" w:space="0"/>
-            <w:insideH w:val="single" w:color="auto" w:sz="4" w:space="0"/>
-            <w:insideV w:val="single" w:color="auto" w:sz="4" w:space="0"/>
-          </w:tblBorders>
-          <w:tblCellMar>
-            <w:top w:w="0" w:type="dxa"/>
-            <w:left w:w="10" w:type="dxa"/>
-            <w:bottom w:w="0" w:type="dxa"/>
-            <w:right w:w="10" w:type="dxa"/>
-          </w:tblCellMar>
-        </w:tblPrEx>
-        <w:tc>
-          <w:tcPr>
-            <w:tcW w:w="2400" w:type="dxa"/>
-          </w:tcPr>
-          <w:p>
-            <w:r>
-              <w:t>无后端 API</w:t>
-            </w:r>
-          </w:p>
-        </w:tc>
-        <w:tc>
-          <w:tcPr>
-            <w:tcW w:w="2400" w:type="dxa"/>
-          </w:tcPr>
-          <w:p>
-            <w:r>
-              <w:t>全部为 Mock 数据，刷新重置</w:t>
-            </w:r>
-          </w:p>
-        </w:tc>
-      </w:tr>
-      <w:tr>
-        <w:tblPrEx>
-          <w:tblBorders>
-            <w:top w:val="single" w:color="auto" w:sz="4" w:space="0"/>
-            <w:left w:val="single" w:color="auto" w:sz="4" w:space="0"/>
-            <w:bottom w:val="single" w:color="auto" w:sz="4" w:space="0"/>
-            <w:right w:val="single" w:color="auto" w:sz="4" w:space="0"/>
-            <w:insideH w:val="single" w:color="auto" w:sz="4" w:space="0"/>
-            <w:insideV w:val="single" w:color="auto" w:sz="4" w:space="0"/>
-          </w:tblBorders>
-          <w:tblCellMar>
-            <w:top w:w="0" w:type="dxa"/>
-            <w:left w:w="10" w:type="dxa"/>
-            <w:bottom w:w="0" w:type="dxa"/>
-            <w:right w:w="10" w:type="dxa"/>
-          </w:tblCellMar>
-        </w:tblPrEx>
-        <w:tc>
-          <w:tcPr>
-            <w:tcW w:w="2400" w:type="dxa"/>
-          </w:tcPr>
-          <w:p>
-            <w:r>
-              <w:t>无工单/消息详情页</w:t>
-            </w:r>
-          </w:p>
-        </w:tc>
-        <w:tc>
-          <w:tcPr>
-            <w:tcW w:w="2400" w:type="dxa"/>
-          </w:tcPr>
-          <w:p>
-            <w:r>
-              <w:t>点击多为 Toast 占位</w:t>
-            </w:r>
-          </w:p>
-        </w:tc>
-      </w:tr>
-      <w:tr>
-        <w:tblPrEx>
-          <w:tblBorders>
-            <w:top w:val="single" w:color="auto" w:sz="4" w:space="0"/>
-            <w:left w:val="single" w:color="auto" w:sz="4" w:space="0"/>
-            <w:bottom w:val="single" w:color="auto" w:sz="4" w:space="0"/>
-            <w:right w:val="single" w:color="auto" w:sz="4" w:space="0"/>
-            <w:insideH w:val="single" w:color="auto" w:sz="4" w:space="0"/>
-            <w:insideV w:val="single" w:color="auto" w:sz="4" w:space="0"/>
-          </w:tblBorders>
-          <w:tblCellMar>
-            <w:top w:w="0" w:type="dxa"/>
-            <w:left w:w="10" w:type="dxa"/>
-            <w:bottom w:w="0" w:type="dxa"/>
-            <w:right w:w="10" w:type="dxa"/>
-          </w:tblCellMar>
-        </w:tblPrEx>
-        <w:tc>
-          <w:tcPr>
-            <w:tcW w:w="2400" w:type="dxa"/>
-          </w:tcPr>
-          <w:p>
-            <w:r>
-              <w:t>todo 子页</w:t>
-            </w:r>
-          </w:p>
-        </w:tc>
-        <w:tc>
-          <w:tcPr>
-            <w:tcW w:w="2400" w:type="dxa"/>
-          </w:tcPr>
-          <w:p>
-            <w:r>
-              <w:t>已实现无入口</w:t>
-            </w:r>
-          </w:p>
-        </w:tc>
-      </w:tr>
-      <w:tr>
-        <w:tblPrEx>
-          <w:tblBorders>
-            <w:top w:val="single" w:color="auto" w:sz="4" w:space="0"/>
-            <w:left w:val="single" w:color="auto" w:sz="4" w:space="0"/>
-            <w:bottom w:val="single" w:color="auto" w:sz="4" w:space="0"/>
-            <w:right w:val="single" w:color="auto" w:sz="4" w:space="0"/>
-            <w:insideH w:val="single" w:color="auto" w:sz="4" w:space="0"/>
-            <w:insideV w:val="single" w:color="auto" w:sz="4" w:space="0"/>
-          </w:tblBorders>
-          <w:tblCellMar>
-            <w:top w:w="0" w:type="dxa"/>
-            <w:left w:w="10" w:type="dxa"/>
-            <w:bottom w:w="0" w:type="dxa"/>
-            <w:right w:w="10" w:type="dxa"/>
-          </w:tblCellMar>
-        </w:tblPrEx>
-        <w:tc>
-          <w:tcPr>
-            <w:tcW w:w="2400" w:type="dxa"/>
-          </w:tcPr>
-          <w:p>
-            <w:r>
-              <w:t>canteenData</w:t>
-            </w:r>
-          </w:p>
-        </w:tc>
-        <w:tc>
-          <w:tcPr>
-            <w:tcW w:w="2400" w:type="dxa"/>
-          </w:tcPr>
-          <w:p>
-            <w:r>
-              <w:t>仅侧边栏原型入口</w:t>
-            </w:r>
-          </w:p>
-        </w:tc>
-      </w:tr>
-      <w:tr>
-        <w:tblPrEx>
-          <w:tblBorders>
-            <w:top w:val="single" w:color="auto" w:sz="4" w:space="0"/>
-            <w:left w:val="single" w:color="auto" w:sz="4" w:space="0"/>
-            <w:bottom w:val="single" w:color="auto" w:sz="4" w:space="0"/>
-            <w:right w:val="single" w:color="auto" w:sz="4" w:space="0"/>
-            <w:insideH w:val="single" w:color="auto" w:sz="4" w:space="0"/>
-            <w:insideV w:val="single" w:color="auto" w:sz="4" w:space="0"/>
-          </w:tblBorders>
-          <w:tblCellMar>
-            <w:top w:w="0" w:type="dxa"/>
-            <w:left w:w="10" w:type="dxa"/>
-            <w:bottom w:w="0" w:type="dxa"/>
-            <w:right w:w="10" w:type="dxa"/>
-          </w:tblCellMar>
-        </w:tblPrEx>
-        <w:tc>
-          <w:tcPr>
-            <w:tcW w:w="2400" w:type="dxa"/>
-          </w:tcPr>
-          <w:p>
-            <w:r>
-              <w:t>小禹附件/语音等</w:t>
-            </w:r>
-          </w:p>
-        </w:tc>
-        <w:tc>
-          <w:tcPr>
-            <w:tcW w:w="2400" w:type="dxa"/>
-          </w:tcPr>
-          <w:p>
-            <w:r>
-              <w:t>功能开发中占位</w:t>
-            </w:r>
-          </w:p>
-        </w:tc>
-      </w:tr>
-      <w:tr>
-        <w:tblPrEx>
-          <w:tblBorders>
-            <w:top w:val="single" w:color="auto" w:sz="4" w:space="0"/>
-            <w:left w:val="single" w:color="auto" w:sz="4" w:space="0"/>
-            <w:bottom w:val="single" w:color="auto" w:sz="4" w:space="0"/>
-            <w:right w:val="single" w:color="auto" w:sz="4" w:space="0"/>
-            <w:insideH w:val="single" w:color="auto" w:sz="4" w:space="0"/>
-            <w:insideV w:val="single" w:color="auto" w:sz="4" w:space="0"/>
-          </w:tblBorders>
-          <w:tblCellMar>
-            <w:top w:w="0" w:type="dxa"/>
-            <w:left w:w="10" w:type="dxa"/>
-            <w:bottom w:w="0" w:type="dxa"/>
-            <w:right w:w="10" w:type="dxa"/>
-          </w:tblCellMar>
-        </w:tblPrEx>
-        <w:tc>
-          <w:tcPr>
-            <w:tcW w:w="2400" w:type="dxa"/>
-          </w:tcPr>
-          <w:p>
-            <w:r>
-              <w:t>密码/登录</w:t>
-            </w:r>
-          </w:p>
-        </w:tc>
-        <w:tc>
-          <w:tcPr>
-            <w:tcW w:w="2400" w:type="dxa"/>
-          </w:tcPr>
-          <w:p>
-            <w:r>
-              <w:t>无真实校验</w:t>
-            </w:r>
-          </w:p>
-        </w:tc>
-      </w:tr>
-      <w:tr>
-        <w:tblPrEx>
-          <w:tblBorders>
-            <w:top w:val="single" w:color="auto" w:sz="4" w:space="0"/>
-            <w:left w:val="single" w:color="auto" w:sz="4" w:space="0"/>
-            <w:bottom w:val="single" w:color="auto" w:sz="4" w:space="0"/>
-            <w:right w:val="single" w:color="auto" w:sz="4" w:space="0"/>
-            <w:insideH w:val="single" w:color="auto" w:sz="4" w:space="0"/>
-            <w:insideV w:val="single" w:color="auto" w:sz="4" w:space="0"/>
-          </w:tblBorders>
-          <w:tblCellMar>
-            <w:top w:w="0" w:type="dxa"/>
-            <w:left w:w="10" w:type="dxa"/>
-            <w:bottom w:w="0" w:type="dxa"/>
-            <w:right w:w="10" w:type="dxa"/>
-          </w:tblCellMar>
-        </w:tblPrEx>
-        <w:tc>
-          <w:tcPr>
-            <w:tcW w:w="2400" w:type="dxa"/>
-          </w:tcPr>
-          <w:p>
-            <w:r>
-              <w:t>能源时间筛选</w:t>
-            </w:r>
-          </w:p>
-        </w:tc>
-        <w:tc>
-          <w:tcPr>
-            <w:tcW w:w="2400" w:type="dxa"/>
-          </w:tcPr>
-          <w:p>
-            <w:r>
-              <w:t>部分数值未联动项目数据</w:t>
-            </w:r>
-          </w:p>
-        </w:tc>
-      </w:tr>
-      <w:tr>
-        <w:tblPrEx>
-          <w:tblBorders>
-            <w:top w:val="single" w:color="auto" w:sz="4" w:space="0"/>
-            <w:left w:val="single" w:color="auto" w:sz="4" w:space="0"/>
-            <w:bottom w:val="single" w:color="auto" w:sz="4" w:space="0"/>
-            <w:right w:val="single" w:color="auto" w:sz="4" w:space="0"/>
-            <w:insideH w:val="single" w:color="auto" w:sz="4" w:space="0"/>
-            <w:insideV w:val="single" w:color="auto" w:sz="4" w:space="0"/>
-          </w:tblBorders>
-          <w:tblCellMar>
-            <w:top w:w="0" w:type="dxa"/>
-            <w:left w:w="10" w:type="dxa"/>
-            <w:bottom w:w="0" w:type="dxa"/>
-            <w:right w:w="10" w:type="dxa"/>
-          </w:tblCellMar>
-        </w:tblPrEx>
-        <w:tc>
-          <w:tcPr>
-            <w:tcW w:w="2400" w:type="dxa"/>
-          </w:tcPr>
-          <w:p>
-            <w:r>
-              <w:t>MOCK 未展示</w:t>
-            </w:r>
-          </w:p>
-        </w:tc>
-        <w:tc>
-          <w:tcPr>
-            <w:tcW w:w="2400" w:type="dxa"/>
-          </w:tcPr>
-          <w:p>
-            <w:r>
-              <w:t>spaceRanking、propertyChart 未渲染</w:t>
-            </w:r>
-          </w:p>
-        </w:tc>
-      </w:tr>
-    </w:tbl>
-    <w:p>
-      <w:pPr>
-        <w:pStyle w:val="3"/>
-      </w:pPr>
-      <w:r>
-        <w:t>23. 附录 — 子页面 ID 与标题对照</w:t>
-      </w:r>
-    </w:p>
-    <w:tbl>
-      <w:tblPr>
-        <w:tblStyle w:val="5"/>
-        <w:tblW w:w="0" w:type="auto"/>
-        <w:tblInd w:w="0" w:type="dxa"/>
-        <w:tblBorders>
-          <w:top w:val="single" w:color="auto" w:sz="4" w:space="0"/>
-          <w:left w:val="single" w:color="auto" w:sz="4" w:space="0"/>
-          <w:bottom w:val="single" w:color="auto" w:sz="4" w:space="0"/>
-          <w:right w:val="single" w:color="auto" w:sz="4" w:space="0"/>
-          <w:insideH w:val="single" w:color="auto" w:sz="4" w:space="0"/>
-          <w:insideV w:val="single" w:color="auto" w:sz="4" w:space="0"/>
-        </w:tblBorders>
-        <w:tblLayout w:type="autofit"/>
-        <w:tblCellMar>
-          <w:top w:w="0" w:type="dxa"/>
-          <w:left w:w="10" w:type="dxa"/>
-          <w:bottom w:w="0" w:type="dxa"/>
-          <w:right w:w="10" w:type="dxa"/>
-        </w:tblCellMar>
-      </w:tblPr>
-      <w:tblGrid>
-        <w:gridCol w:w="2400"/>
-        <w:gridCol w:w="2400"/>
-        <w:gridCol w:w="2400"/>
+        <w:gridCol w:w="3605"/>
       </w:tblGrid>
       <w:tr>
         <w:tblPrEx>
@@ -8248,7 +10243,7 @@
         </w:tc>
         <w:tc>
           <w:tcPr>
-            <w:tcW w:w="2400" w:type="dxa"/>
+            <w:tcW w:w="3605" w:type="dxa"/>
           </w:tcPr>
           <w:p>
             <w:r>
@@ -8299,7 +10294,7 @@
         </w:tc>
         <w:tc>
           <w:tcPr>
-            <w:tcW w:w="2400" w:type="dxa"/>
+            <w:tcW w:w="3605" w:type="dxa"/>
           </w:tcPr>
           <w:p>
             <w:r>
@@ -8347,7 +10342,7 @@
         </w:tc>
         <w:tc>
           <w:tcPr>
-            <w:tcW w:w="2400" w:type="dxa"/>
+            <w:tcW w:w="3605" w:type="dxa"/>
           </w:tcPr>
           <w:p>
             <w:r>
@@ -8395,7 +10390,7 @@
         </w:tc>
         <w:tc>
           <w:tcPr>
-            <w:tcW w:w="2400" w:type="dxa"/>
+            <w:tcW w:w="3605" w:type="dxa"/>
           </w:tcPr>
           <w:p>
             <w:r>
@@ -8443,7 +10438,7 @@
         </w:tc>
         <w:tc>
           <w:tcPr>
-            <w:tcW w:w="2400" w:type="dxa"/>
+            <w:tcW w:w="3605" w:type="dxa"/>
           </w:tcPr>
           <w:p>
             <w:r>
@@ -8491,7 +10486,7 @@
         </w:tc>
         <w:tc>
           <w:tcPr>
-            <w:tcW w:w="2400" w:type="dxa"/>
+            <w:tcW w:w="3605" w:type="dxa"/>
           </w:tcPr>
           <w:p>
             <w:r>
@@ -8539,7 +10534,7 @@
         </w:tc>
         <w:tc>
           <w:tcPr>
-            <w:tcW w:w="2400" w:type="dxa"/>
+            <w:tcW w:w="3605" w:type="dxa"/>
           </w:tcPr>
           <w:p>
             <w:r>
@@ -8587,7 +10582,7 @@
         </w:tc>
         <w:tc>
           <w:tcPr>
-            <w:tcW w:w="2400" w:type="dxa"/>
+            <w:tcW w:w="3605" w:type="dxa"/>
           </w:tcPr>
           <w:p>
             <w:r>
@@ -8635,7 +10630,7 @@
         </w:tc>
         <w:tc>
           <w:tcPr>
-            <w:tcW w:w="2400" w:type="dxa"/>
+            <w:tcW w:w="3605" w:type="dxa"/>
           </w:tcPr>
           <w:p>
             <w:r>
@@ -8683,7 +10678,7 @@
         </w:tc>
         <w:tc>
           <w:tcPr>
-            <w:tcW w:w="2400" w:type="dxa"/>
+            <w:tcW w:w="3605" w:type="dxa"/>
           </w:tcPr>
           <w:p>
             <w:r>
@@ -8731,7 +10726,7 @@
         </w:tc>
         <w:tc>
           <w:tcPr>
-            <w:tcW w:w="2400" w:type="dxa"/>
+            <w:tcW w:w="3605" w:type="dxa"/>
           </w:tcPr>
           <w:p>
             <w:r>
@@ -8779,7 +10774,7 @@
         </w:tc>
         <w:tc>
           <w:tcPr>
-            <w:tcW w:w="2400" w:type="dxa"/>
+            <w:tcW w:w="3605" w:type="dxa"/>
           </w:tcPr>
           <w:p>
             <w:r>
@@ -8827,7 +10822,7 @@
         </w:tc>
         <w:tc>
           <w:tcPr>
-            <w:tcW w:w="2400" w:type="dxa"/>
+            <w:tcW w:w="3605" w:type="dxa"/>
           </w:tcPr>
           <w:p>
             <w:r>
@@ -8875,7 +10870,7 @@
         </w:tc>
         <w:tc>
           <w:tcPr>
-            <w:tcW w:w="2400" w:type="dxa"/>
+            <w:tcW w:w="3605" w:type="dxa"/>
           </w:tcPr>
           <w:p>
             <w:r>
@@ -8923,7 +10918,7 @@
         </w:tc>
         <w:tc>
           <w:tcPr>
-            <w:tcW w:w="2400" w:type="dxa"/>
+            <w:tcW w:w="3605" w:type="dxa"/>
           </w:tcPr>
           <w:p>
             <w:r>
@@ -8971,7 +10966,7 @@
         </w:tc>
         <w:tc>
           <w:tcPr>
-            <w:tcW w:w="2400" w:type="dxa"/>
+            <w:tcW w:w="3605" w:type="dxa"/>
           </w:tcPr>
           <w:p>
             <w:r>
@@ -9019,7 +11014,7 @@
         </w:tc>
         <w:tc>
           <w:tcPr>
-            <w:tcW w:w="2400" w:type="dxa"/>
+            <w:tcW w:w="3605" w:type="dxa"/>
           </w:tcPr>
           <w:p>
             <w:r>
@@ -9067,7 +11062,7 @@
         </w:tc>
         <w:tc>
           <w:tcPr>
-            <w:tcW w:w="2400" w:type="dxa"/>
+            <w:tcW w:w="3605" w:type="dxa"/>
           </w:tcPr>
           <w:p>
             <w:r>
@@ -9124,7 +11119,7 @@
     <w:pPrDefault/>
   </w:docDefaults>
   <w:latentStyles w:count="260" w:defQFormat="0" w:defUnhideWhenUsed="1" w:defSemiHidden="1" w:defUIPriority="99" w:defLockedState="0">
-    <w:lsdException w:qFormat="1" w:unhideWhenUsed="0" w:uiPriority="0" w:semiHidden="0" w:name="Normal"/>
+    <w:lsdException w:unhideWhenUsed="0" w:uiPriority="0" w:semiHidden="0" w:name="Normal"/>
     <w:lsdException w:qFormat="1" w:unhideWhenUsed="0" w:uiPriority="9" w:semiHidden="0" w:name="heading 1"/>
     <w:lsdException w:qFormat="1" w:unhideWhenUsed="0" w:uiPriority="9" w:semiHidden="0" w:name="heading 2"/>
     <w:lsdException w:qFormat="1" w:unhideWhenUsed="0" w:uiPriority="0" w:semiHidden="0" w:name="heading 3"/>
@@ -9227,7 +11222,7 @@
     <w:lsdException w:unhideWhenUsed="0" w:uiPriority="0" w:semiHidden="0" w:name="HTML Sample"/>
     <w:lsdException w:unhideWhenUsed="0" w:uiPriority="0" w:semiHidden="0" w:name="HTML Typewriter"/>
     <w:lsdException w:unhideWhenUsed="0" w:uiPriority="0" w:semiHidden="0" w:name="HTML Variable"/>
-    <w:lsdException w:unhideWhenUsed="0" w:uiPriority="0" w:name="Normal Table"/>
+    <w:lsdException w:qFormat="1" w:unhideWhenUsed="0" w:uiPriority="0" w:name="Normal Table"/>
     <w:lsdException w:unhideWhenUsed="0" w:uiPriority="0" w:semiHidden="0" w:name="annotation subject"/>
     <w:lsdException w:unhideWhenUsed="0" w:uiPriority="0" w:semiHidden="0" w:name="Table Simple 1"/>
     <w:lsdException w:unhideWhenUsed="0" w:uiPriority="0" w:semiHidden="0" w:name="Table Simple 2"/>
@@ -9294,7 +11289,7 @@
     <w:lsdException w:unhideWhenUsed="0" w:uiPriority="63" w:semiHidden="0" w:name="Medium Shading 1 Accent 1"/>
     <w:lsdException w:unhideWhenUsed="0" w:uiPriority="64" w:semiHidden="0" w:name="Medium Shading 2 Accent 1"/>
     <w:lsdException w:unhideWhenUsed="0" w:uiPriority="65" w:semiHidden="0" w:name="Medium List 1 Accent 1"/>
-    <w:lsdException w:qFormat="1" w:unhideWhenUsed="0" w:uiPriority="0" w:semiHidden="0" w:name="List Paragraph"/>
+    <w:lsdException w:unhideWhenUsed="0" w:uiPriority="0" w:semiHidden="0" w:name="List Paragraph"/>
     <w:lsdException w:unhideWhenUsed="0" w:uiPriority="66" w:semiHidden="0" w:name="Medium List 2 Accent 1"/>
     <w:lsdException w:unhideWhenUsed="0" w:uiPriority="67" w:semiHidden="0" w:name="Medium Grid 1 Accent 1"/>
     <w:lsdException w:unhideWhenUsed="0" w:uiPriority="68" w:semiHidden="0" w:name="Medium Grid 2 Accent 1"/>
@@ -9376,7 +11371,6 @@
   </w:latentStyles>
   <w:style w:type="paragraph" w:default="1" w:styleId="1">
     <w:name w:val="Normal"/>
-    <w:qFormat/>
     <w:uiPriority w:val="0"/>
     <w:rPr>
       <w:sz w:val="22"/>
@@ -9436,6 +11430,7 @@
   <w:style w:type="table" w:default="1" w:styleId="5">
     <w:name w:val="Normal Table"/>
     <w:semiHidden/>
+    <w:qFormat/>
     <w:uiPriority w:val="0"/>
     <w:tblPr>
       <w:tblCellMar>
@@ -9449,7 +11444,6 @@
   <w:style w:type="paragraph" w:styleId="7">
     <w:name w:val="List Paragraph"/>
     <w:basedOn w:val="1"/>
-    <w:qFormat/>
     <w:uiPriority w:val="0"/>
     <w:pPr>
       <w:ind w:left="720"/>
